--- a/analysis/EBT_Project_Details.docx
+++ b/analysis/EBT_Project_Details.docx
@@ -12,7 +12,7 @@
           <w:color w:val="1F2A44"/>
           <w:sz w:val="36"/>
         </w:rPr>
-        <w:t>EBT-1B-ClimbMix: Project Details &amp; Implementation Notes</w:t>
+        <w:t>EBT-ClimbMix: Project Details, Live-Run Report &amp; Lessons Learned</w:t>
       </w:r>
     </w:p>
     <w:p>
@@ -24,7 +24,7 @@
           <w:i/>
           <w:sz w:val="22"/>
         </w:rPr>
-        <w:t>Training a 1B Energy-Based Transformer on ClimbMix-400B with paper-faithful System-2 evaluation protocol</w:t>
+        <w:t>Comprehensive record of the EBT-on-ClimbMix training program: design choices, implementation, the live runs we executed, every bug we hit and how we resolved it, the energy-descent measurements we observed, and the path forward.</w:t>
       </w:r>
     </w:p>
     <w:p/>
@@ -36,23 +36,7 @@
         <w:rPr>
           <w:color w:val="1F2A44"/>
         </w:rPr>
-        <w:t>Goal</w:t>
-      </w:r>
-    </w:p>
-    <w:p>
-      <w:r>
-        <w:t>Pre-train a ~1B parameter autoregressive Energy-Based Transformer (EBT) on the NVIDIA ClimbMix-400B language corpus, gate early-stop on the CORE benchmark, and track HumanEval pass@1 as a coding-emergence diagnostic. Then post-train (SFT) the base model on a conversational + code mixture so we can sample coherent dialogue and run HumanEval as an end-to-end metric. The downstream goal is a paper that characterizes how EBT's "System-2 thinking" (inference-time MCMC depth + self-verification by energy) scales at 1B parameters — replicating the EBT paper's Figure 6b and Table 2 in a regime ~250x larger than the original (which capped at ~3M-parameter "xxs" experiments on FineWeb).</w:t>
-      </w:r>
-    </w:p>
-    <w:p>
-      <w:pPr>
-        <w:pStyle w:val="Heading1"/>
-      </w:pPr>
-      <w:r>
-        <w:rPr>
-          <w:color w:val="1F2A44"/>
-        </w:rPr>
-        <w:t>Design Inspiration</w:t>
+        <w:t>Document Status</w:t>
       </w:r>
     </w:p>
     <w:p>
@@ -61,18 +45,58 @@
           <w:b w:val="0"/>
           <w:i w:val="0"/>
         </w:rPr>
-        <w:t>The stack is a three-way merge of motivations: the EBT paper provides the core architecture and System-2 evaluation protocol; nanochat provides the training data path and CORE benchmark; LoopLM provides the framing of iterative-computation models that learn to "think" during pretraining.</w:t>
+        <w:t>Live, append-only project diary. Sections 1-7 describe the design, data, model, and evaluation protocol as built. Sections 8-10 are added after the first live runs and capture what actually happened, what broke, and what we measured. Section 11 documents the chosen path forward (Path 2: full S2 recipe at 127M).</w:t>
       </w:r>
     </w:p>
     <w:p>
       <w:pPr>
-        <w:pStyle w:val="Heading2"/>
+        <w:pStyle w:val="Heading1"/>
       </w:pPr>
       <w:r>
         <w:rPr>
           <w:color w:val="1F2A44"/>
         </w:rPr>
-        <w:t>EBT (Gladstone et al., 2025)</w:t>
+        <w:t>1. Goal</w:t>
+      </w:r>
+    </w:p>
+    <w:p>
+      <w:r>
+        <w:rPr>
+          <w:b w:val="0"/>
+          <w:i w:val="0"/>
+        </w:rPr>
+        <w:t>Pre-train an autoregressive Energy-Based Transformer (EBT) on the NVIDIA ClimbMix-400B language corpus, gate early-stop on the CORE benchmark, and track HumanEval pass@1 as a coding-emergence diagnostic. Then post-train (SFT) the base model on a conversational + code mixture so we can sample coherent dialogue and run HumanEval/MBPP as end-to-end metrics. The downstream goal is a paper that characterizes how EBT's "System-2 thinking" (inference-time MCMC depth + self-verification by energy) scales at 100M+ parameters - replicating the EBT paper's Figure 6b and Table 2 in a regime ~40-300x larger than the original (which capped at ~3M-parameter "xxs" experiments on FineWeb).</w:t>
+      </w:r>
+    </w:p>
+    <w:p>
+      <w:pPr>
+        <w:pStyle w:val="Heading1"/>
+      </w:pPr>
+      <w:r>
+        <w:rPr>
+          <w:color w:val="1F2A44"/>
+        </w:rPr>
+        <w:t>2. Design Inspiration</w:t>
+      </w:r>
+    </w:p>
+    <w:p>
+      <w:r>
+        <w:rPr>
+          <w:b w:val="0"/>
+          <w:i w:val="0"/>
+        </w:rPr>
+        <w:t>Three sources merged: the EBT paper provides the architecture and the System-2 evaluation protocol; nanochat provides the data path and the CORE benchmark; LoopLM provides the framing that iterative-computation models should learn to "think" during pretraining, not only in post-training.</w:t>
+      </w:r>
+    </w:p>
+    <w:p>
+      <w:pPr>
+        <w:pStyle w:val="Heading2"/>
+      </w:pPr>
+      <w:r>
+        <w:rPr>
+          <w:color w:val="1F2A44"/>
+        </w:rPr>
+        <w:t>2.1 EBT (Gladstone et al., 2025)</w:t>
       </w:r>
     </w:p>
     <w:p>
@@ -86,7 +110,7 @@
         <w:t>Core idea:</w:t>
       </w:r>
       <w:r>
-        <w:t xml:space="preserve"> EBTs learn an energy scalar E_θ(x, ŷ) over (context, candidate-prediction) pairs. Prediction is gradient-descent on E_θ w.r.t. ŷ until convergence — this IS the "thinking" loop.</w:t>
+        <w:t xml:space="preserve"> EBTs learn an energy scalar E_theta(x, y_hat) over (context, candidate-prediction) pairs. Prediction is gradient-descent on E_theta w.r.t. y_hat until convergence - this IS the "thinking" loop.</w:t>
       </w:r>
     </w:p>
     <w:p>
@@ -97,7 +121,7 @@
         <w:rPr>
           <w:b/>
         </w:rPr>
-        <w:t>System-2 facets emerge:</w:t>
+        <w:t>System-2 facets:</w:t>
       </w:r>
       <w:r>
         <w:t xml:space="preserve"> (1) dynamic compute allocation via variable MCMC depth, (2) uncertainty modeled by the energy scalar itself, (3) verification of predictions by the learned energy.</w:t>
@@ -111,10 +135,10 @@
         <w:rPr>
           <w:b/>
         </w:rPr>
-        <w:t>Recipe choice:</w:t>
+        <w:t>S2 (System-2 capable) recipe:</w:t>
       </w:r>
       <w:r>
-        <w:t xml:space="preserve"> We adopt the paper's S2 (System-2 capable) recipe verbatim from EBT/job_scripts/nlp/pretrain/ebt_s2.sh. Their Table 2 shows removing any of {random step size, random num steps, Langevin noise, replay buffer} either kills the thinking gain or shifts the longer-vs-self-verification trade-off.</w:t>
+        <w:t xml:space="preserve"> Adopted verbatim from EBT/job_scripts/nlp/pretrain/ebt_s2.sh: mcmc_step_size 0.5 with learnable=True, randomized step size (scale=2.0), randomized num steps (1..3), Langevin noise 3.0, replay buffer, truncate_mcmc, no_mcmc_detach, norm_pred, scale_alpha_with_energy.</w:t>
       </w:r>
     </w:p>
     <w:p>
@@ -125,10 +149,10 @@
         <w:rPr>
           <w:b/>
         </w:rPr>
-        <w:t>Training cost:</w:t>
+        <w:t>Training cost reality:</w:t>
       </w:r>
       <w:r>
-        <w:t xml:space="preserve"> EBT backprops through the MCMC trajectory via Hessian-vector products. Effective FLOPs ~3x a vanilla Transformer of the same shape at our randomized-num-steps setting.</w:t>
+        <w:t xml:space="preserve"> EBT backprops through the MCMC trajectory via Hessian-vector products. Effective FLOPs ~3-5x a vanilla Transformer of the same shape at our randomized-num-steps setting, because we forward+backward 2-4 times per token.</w:t>
       </w:r>
     </w:p>
     <w:p>
@@ -139,7 +163,7 @@
         <w:rPr>
           <w:color w:val="1F2A44"/>
         </w:rPr>
-        <w:t>nanochat (Karpathy)</w:t>
+        <w:t>2.2 nanochat (Karpathy)</w:t>
       </w:r>
     </w:p>
     <w:p>
@@ -153,7 +177,7 @@
         <w:t>Pretraining data:</w:t>
       </w:r>
       <w:r>
-        <w:t xml:space="preserve"> karpathy/climbmix-400b-shuffle (NVIDIA ClimbMix-400B mirror). Per Karpathy's commit log, the FineWeb-EDU → ClimbMix swap gave ~27% wallclock speedup to GPT-2 capability.</w:t>
+        <w:t xml:space="preserve"> karpathy/climbmix-400b-shuffle (NVIDIA ClimbMix-400B mirror). Per Karpathy's commit log, the FineWeb-EDU -&gt; ClimbMix swap gave ~27% wallclock speedup to GPT-2 capability.</w:t>
       </w:r>
     </w:p>
     <w:p>
@@ -181,7 +205,7 @@
         <w:t>CORE benchmark:</w:t>
       </w:r>
       <w:r>
-        <w:t xml:space="preserve"> A mixture of 22 zero-shot ICL tasks following the DCLM paper (Li et al. 2024). We use nanochat's eval_bundle and core_eval.py module directly (without installing nanochat as a package — see Dependency Conflicts below).</w:t>
+        <w:t xml:space="preserve"> A mixture of 22 zero-shot ICL tasks following the DCLM paper (Li et al. 2024). We use nanochat's eval_bundle and core_eval.py module directly (without installing nanochat as a package - see Section 9 on dependency conflicts).</w:t>
       </w:r>
     </w:p>
     <w:p>
@@ -206,7 +230,7 @@
         <w:rPr>
           <w:color w:val="1F2A44"/>
         </w:rPr>
-        <w:t>LoopLM / Ouro (ByteDance Seed, 2025)</w:t>
+        <w:t>2.3 LoopLM / Ouro (ByteDance Seed, 2025)</w:t>
       </w:r>
     </w:p>
     <w:p>
@@ -239,27 +263,13 @@
     </w:p>
     <w:p>
       <w:pPr>
-        <w:pStyle w:val="ListBullet"/>
-      </w:pPr>
-      <w:r>
-        <w:rPr>
-          <w:b/>
-        </w:rPr>
-        <w:t>What we don't borrow:</w:t>
-      </w:r>
-      <w:r>
-        <w:t xml:space="preserve"> LoopLM's SFT data (OpenThoughts3 / AceReason / Llama-Nemotron-Post-Training-Dataset) is ~8.3M examples across reasoning-heavy tasks. Out of scale for a 1B base model's first SFT pass; we stick with the nanochat mixture.</w:t>
-      </w:r>
-    </w:p>
-    <w:p>
-      <w:pPr>
         <w:pStyle w:val="Heading1"/>
       </w:pPr>
       <w:r>
         <w:rPr>
           <w:color w:val="1F2A44"/>
         </w:rPr>
-        <w:t>Datasets</w:t>
+        <w:t>3. Datasets</w:t>
       </w:r>
     </w:p>
     <w:p>
@@ -270,7 +280,7 @@
         <w:rPr>
           <w:color w:val="1F2A44"/>
         </w:rPr>
-        <w:t>Pretraining: NVIDIA ClimbMix-400B</w:t>
+        <w:t>3.1 Pretraining: NVIDIA ClimbMix-400B</w:t>
       </w:r>
     </w:p>
     <w:p>
@@ -294,7 +304,7 @@
         <w:pStyle w:val="ListBullet"/>
       </w:pPr>
       <w:r>
-        <w:t>We download 170 train shards by default (~17 GB on disk, ~10B tokens). Karpathy's reference is that ~150 shards reach GPT-2 capability for a vanilla 124M dense transformer; we use a slight overshoot.</w:t>
+        <w:t>We download 170 train shards by default (~17 GB on disk, ~10B tokens).</w:t>
       </w:r>
     </w:p>
     <w:p>
@@ -318,7 +328,7 @@
         <w:pStyle w:val="ListBullet"/>
       </w:pPr>
       <w:r>
-        <w:t>Loader: BOS-aligned best-fit packer into EBT's [B, 1, T+1] format.</w:t>
+        <w:t>Loader: BOS-aligned best-fit packer into EBT's [B, 1, T+1] format. Documents longer than sequence_length+1 are SPLIT into chunks, each re-prefixed with BOS; documents shorter are best-fit packed; the only truncation is the last-gap-of-row fallback which fires rarely with a large buffer_documents value.</w:t>
       </w:r>
     </w:p>
     <w:p>
@@ -329,7 +339,7 @@
         <w:rPr>
           <w:color w:val="1F2A44"/>
         </w:rPr>
-        <w:t>SFT: conversational + reasoning + code mixture</w:t>
+        <w:t>3.2 SFT: conversational + reasoning + code mixture</w:t>
       </w:r>
     </w:p>
     <w:p>
@@ -338,7 +348,7 @@
           <w:b w:val="0"/>
           <w:i w:val="0"/>
         </w:rPr>
-        <w:t>Per-source row caps prevent the early big sources from starving the later sources. Sources that fail to download (auth gate, network) are skipped with a warning rather than crashing the prep job.</w:t>
+        <w:t>Per-source row caps prevent the early big sources from starving the later sources. Sources that fail (auth gate, network) are skipped with a warning rather than crashing the prep job.</w:t>
       </w:r>
     </w:p>
     <w:tbl>
@@ -356,7 +366,7 @@
       <w:tr>
         <w:tc>
           <w:tcPr>
-            <w:tcW w:type="dxa" w:w="1984"/>
+            <w:tcW w:type="dxa" w:w="1871"/>
           </w:tcPr>
           <w:p>
             <w:r/>
@@ -384,7 +394,7 @@
         </w:tc>
         <w:tc>
           <w:tcPr>
-            <w:tcW w:type="dxa" w:w="1134"/>
+            <w:tcW w:type="dxa" w:w="1020"/>
           </w:tcPr>
           <w:p>
             <w:r/>
@@ -398,7 +408,7 @@
         </w:tc>
         <w:tc>
           <w:tcPr>
-            <w:tcW w:type="dxa" w:w="2835"/>
+            <w:tcW w:type="dxa" w:w="3061"/>
           </w:tcPr>
           <w:p>
             <w:r/>
@@ -414,7 +424,7 @@
       <w:tr>
         <w:tc>
           <w:tcPr>
-            <w:tcW w:type="dxa" w:w="1984"/>
+            <w:tcW w:type="dxa" w:w="1871"/>
           </w:tcPr>
           <w:p>
             <w:r>
@@ -440,7 +450,7 @@
         </w:tc>
         <w:tc>
           <w:tcPr>
-            <w:tcW w:type="dxa" w:w="1134"/>
+            <w:tcW w:type="dxa" w:w="1020"/>
           </w:tcPr>
           <w:p>
             <w:r>
@@ -453,7 +463,7 @@
         </w:tc>
         <w:tc>
           <w:tcPr>
-            <w:tcW w:type="dxa" w:w="2835"/>
+            <w:tcW w:type="dxa" w:w="3061"/>
           </w:tcPr>
           <w:p>
             <w:r>
@@ -468,7 +478,7 @@
       <w:tr>
         <w:tc>
           <w:tcPr>
-            <w:tcW w:type="dxa" w:w="1984"/>
+            <w:tcW w:type="dxa" w:w="1871"/>
           </w:tcPr>
           <w:p>
             <w:r>
@@ -494,7 +504,7 @@
         </w:tc>
         <w:tc>
           <w:tcPr>
-            <w:tcW w:type="dxa" w:w="1134"/>
+            <w:tcW w:type="dxa" w:w="1020"/>
           </w:tcPr>
           <w:p>
             <w:r>
@@ -507,7 +517,7 @@
         </w:tc>
         <w:tc>
           <w:tcPr>
-            <w:tcW w:type="dxa" w:w="2835"/>
+            <w:tcW w:type="dxa" w:w="3061"/>
           </w:tcPr>
           <w:p>
             <w:r>
@@ -522,7 +532,7 @@
       <w:tr>
         <w:tc>
           <w:tcPr>
-            <w:tcW w:type="dxa" w:w="1984"/>
+            <w:tcW w:type="dxa" w:w="1871"/>
           </w:tcPr>
           <w:p>
             <w:r>
@@ -548,7 +558,7 @@
         </w:tc>
         <w:tc>
           <w:tcPr>
-            <w:tcW w:type="dxa" w:w="1134"/>
+            <w:tcW w:type="dxa" w:w="1020"/>
           </w:tcPr>
           <w:p>
             <w:r>
@@ -561,7 +571,7 @@
         </w:tc>
         <w:tc>
           <w:tcPr>
-            <w:tcW w:type="dxa" w:w="2835"/>
+            <w:tcW w:type="dxa" w:w="3061"/>
           </w:tcPr>
           <w:p>
             <w:r>
@@ -576,7 +586,7 @@
       <w:tr>
         <w:tc>
           <w:tcPr>
-            <w:tcW w:type="dxa" w:w="1984"/>
+            <w:tcW w:type="dxa" w:w="1871"/>
           </w:tcPr>
           <w:p>
             <w:r>
@@ -602,7 +612,7 @@
         </w:tc>
         <w:tc>
           <w:tcPr>
-            <w:tcW w:type="dxa" w:w="1134"/>
+            <w:tcW w:type="dxa" w:w="1020"/>
           </w:tcPr>
           <w:p>
             <w:r>
@@ -615,7 +625,7 @@
         </w:tc>
         <w:tc>
           <w:tcPr>
-            <w:tcW w:type="dxa" w:w="2835"/>
+            <w:tcW w:type="dxa" w:w="3061"/>
           </w:tcPr>
           <w:p>
             <w:r>
@@ -630,7 +640,7 @@
       <w:tr>
         <w:tc>
           <w:tcPr>
-            <w:tcW w:type="dxa" w:w="1984"/>
+            <w:tcW w:type="dxa" w:w="1871"/>
           </w:tcPr>
           <w:p>
             <w:r>
@@ -656,7 +666,7 @@
         </w:tc>
         <w:tc>
           <w:tcPr>
-            <w:tcW w:type="dxa" w:w="1134"/>
+            <w:tcW w:type="dxa" w:w="1020"/>
           </w:tcPr>
           <w:p>
             <w:r>
@@ -669,7 +679,7 @@
         </w:tc>
         <w:tc>
           <w:tcPr>
-            <w:tcW w:type="dxa" w:w="2835"/>
+            <w:tcW w:type="dxa" w:w="3061"/>
           </w:tcPr>
           <w:p>
             <w:r>
@@ -684,7 +694,7 @@
       <w:tr>
         <w:tc>
           <w:tcPr>
-            <w:tcW w:type="dxa" w:w="1984"/>
+            <w:tcW w:type="dxa" w:w="1871"/>
           </w:tcPr>
           <w:p>
             <w:r>
@@ -710,7 +720,7 @@
         </w:tc>
         <w:tc>
           <w:tcPr>
-            <w:tcW w:type="dxa" w:w="1134"/>
+            <w:tcW w:type="dxa" w:w="1020"/>
           </w:tcPr>
           <w:p>
             <w:r>
@@ -723,7 +733,7 @@
         </w:tc>
         <w:tc>
           <w:tcPr>
-            <w:tcW w:type="dxa" w:w="2835"/>
+            <w:tcW w:type="dxa" w:w="3061"/>
           </w:tcPr>
           <w:p>
             <w:r>
@@ -744,7 +754,7 @@
         <w:rPr>
           <w:color w:val="1F2A44"/>
         </w:rPr>
-        <w:t>Model: 1B Energy-Based Transformer</w:t>
+        <w:t>4. Model: Energy-Based Transformer (small target: 127M)</w:t>
       </w:r>
     </w:p>
     <w:p>
@@ -755,1224 +765,7 @@
         <w:rPr>
           <w:color w:val="1F2A44"/>
         </w:rPr>
-        <w:t>Architecture</w:t>
-      </w:r>
-    </w:p>
-    <w:tbl>
-      <w:tblPr>
-        <w:tblStyle w:val="LightGrid-Accent1"/>
-        <w:tblW w:type="auto" w:w="0"/>
-        <w:tblLook w:firstColumn="1" w:firstRow="1" w:lastColumn="0" w:lastRow="0" w:noHBand="0" w:noVBand="1" w:val="04A0"/>
-      </w:tblPr>
-      <w:tblGrid>
-        <w:gridCol w:w="3324"/>
-        <w:gridCol w:w="3324"/>
-        <w:gridCol w:w="3324"/>
-      </w:tblGrid>
-      <w:tr>
-        <w:tc>
-          <w:tcPr>
-            <w:tcW w:type="dxa" w:w="2551"/>
-          </w:tcPr>
-          <w:p>
-            <w:r/>
-            <w:r>
-              <w:rPr>
-                <w:b/>
-              </w:rPr>
-              <w:t>Parameter</w:t>
-            </w:r>
-          </w:p>
-        </w:tc>
-        <w:tc>
-          <w:tcPr>
-            <w:tcW w:type="dxa" w:w="2551"/>
-          </w:tcPr>
-          <w:p>
-            <w:r/>
-            <w:r>
-              <w:rPr>
-                <w:b/>
-              </w:rPr>
-              <w:t>Value</w:t>
-            </w:r>
-          </w:p>
-        </w:tc>
-        <w:tc>
-          <w:tcPr>
-            <w:tcW w:type="dxa" w:w="4252"/>
-          </w:tcPr>
-          <w:p>
-            <w:r/>
-            <w:r>
-              <w:rPr>
-                <w:b/>
-              </w:rPr>
-              <w:t>Notes</w:t>
-            </w:r>
-          </w:p>
-        </w:tc>
-      </w:tr>
-      <w:tr>
-        <w:tc>
-          <w:tcPr>
-            <w:tcW w:type="dxa" w:w="2551"/>
-          </w:tcPr>
-          <w:p>
-            <w:r>
-              <w:rPr>
-                <w:sz w:val="20"/>
-              </w:rPr>
-              <w:t>Transformer blocks</w:t>
-            </w:r>
-          </w:p>
-        </w:tc>
-        <w:tc>
-          <w:tcPr>
-            <w:tcW w:type="dxa" w:w="2551"/>
-          </w:tcPr>
-          <w:p>
-            <w:r>
-              <w:rPr>
-                <w:sz w:val="20"/>
-              </w:rPr>
-              <w:t>28</w:t>
-            </w:r>
-          </w:p>
-        </w:tc>
-        <w:tc>
-          <w:tcPr>
-            <w:tcW w:type="dxa" w:w="4252"/>
-          </w:tcPr>
-          <w:p>
-            <w:r>
-              <w:rPr>
-                <w:sz w:val="20"/>
-              </w:rPr>
-              <w:t>Between EBT-xl (24) and ~1.5B</w:t>
-            </w:r>
-          </w:p>
-        </w:tc>
-      </w:tr>
-      <w:tr>
-        <w:tc>
-          <w:tcPr>
-            <w:tcW w:type="dxa" w:w="2551"/>
-          </w:tcPr>
-          <w:p>
-            <w:r>
-              <w:rPr>
-                <w:sz w:val="20"/>
-              </w:rPr>
-              <w:t>Attention heads</w:t>
-            </w:r>
-          </w:p>
-        </w:tc>
-        <w:tc>
-          <w:tcPr>
-            <w:tcW w:type="dxa" w:w="2551"/>
-          </w:tcPr>
-          <w:p>
-            <w:r>
-              <w:rPr>
-                <w:sz w:val="20"/>
-              </w:rPr>
-              <w:t>32</w:t>
-            </w:r>
-          </w:p>
-        </w:tc>
-        <w:tc>
-          <w:tcPr>
-            <w:tcW w:type="dxa" w:w="4252"/>
-          </w:tcPr>
-          <w:p>
-            <w:r>
-              <w:rPr>
-                <w:sz w:val="20"/>
-              </w:rPr>
-            </w:r>
-          </w:p>
-        </w:tc>
-      </w:tr>
-      <w:tr>
-        <w:tc>
-          <w:tcPr>
-            <w:tcW w:type="dxa" w:w="2551"/>
-          </w:tcPr>
-          <w:p>
-            <w:r>
-              <w:rPr>
-                <w:sz w:val="20"/>
-              </w:rPr>
-              <w:t>Embedding dim</w:t>
-            </w:r>
-          </w:p>
-        </w:tc>
-        <w:tc>
-          <w:tcPr>
-            <w:tcW w:type="dxa" w:w="2551"/>
-          </w:tcPr>
-          <w:p>
-            <w:r>
-              <w:rPr>
-                <w:sz w:val="20"/>
-              </w:rPr>
-              <w:t>2048</w:t>
-            </w:r>
-          </w:p>
-        </w:tc>
-        <w:tc>
-          <w:tcPr>
-            <w:tcW w:type="dxa" w:w="4252"/>
-          </w:tcPr>
-          <w:p>
-            <w:r>
-              <w:rPr>
-                <w:sz w:val="20"/>
-              </w:rPr>
-              <w:t>EBT-xl baseline width</w:t>
-            </w:r>
-          </w:p>
-        </w:tc>
-      </w:tr>
-      <w:tr>
-        <w:tc>
-          <w:tcPr>
-            <w:tcW w:type="dxa" w:w="2551"/>
-          </w:tcPr>
-          <w:p>
-            <w:r>
-              <w:rPr>
-                <w:sz w:val="20"/>
-              </w:rPr>
-              <w:t>Context length</w:t>
-            </w:r>
-          </w:p>
-        </w:tc>
-        <w:tc>
-          <w:tcPr>
-            <w:tcW w:type="dxa" w:w="2551"/>
-          </w:tcPr>
-          <w:p>
-            <w:r>
-              <w:rPr>
-                <w:sz w:val="20"/>
-              </w:rPr>
-              <w:t>2048</w:t>
-            </w:r>
-          </w:p>
-        </w:tc>
-        <w:tc>
-          <w:tcPr>
-            <w:tcW w:type="dxa" w:w="4252"/>
-          </w:tcPr>
-          <w:p>
-            <w:r>
-              <w:rPr>
-                <w:sz w:val="20"/>
-              </w:rPr>
-              <w:t>matches nanochat; up from EBT paper's 256</w:t>
-            </w:r>
-          </w:p>
-        </w:tc>
-      </w:tr>
-      <w:tr>
-        <w:tc>
-          <w:tcPr>
-            <w:tcW w:type="dxa" w:w="2551"/>
-          </w:tcPr>
-          <w:p>
-            <w:r>
-              <w:rPr>
-                <w:sz w:val="20"/>
-              </w:rPr>
-              <w:t>Tokenizer</w:t>
-            </w:r>
-          </w:p>
-        </w:tc>
-        <w:tc>
-          <w:tcPr>
-            <w:tcW w:type="dxa" w:w="2551"/>
-          </w:tcPr>
-          <w:p>
-            <w:r>
-              <w:rPr>
-                <w:sz w:val="20"/>
-              </w:rPr>
-              <w:t>EleutherAI/gpt-neox-20b</w:t>
-            </w:r>
-          </w:p>
-        </w:tc>
-        <w:tc>
-          <w:tcPr>
-            <w:tcW w:type="dxa" w:w="4252"/>
-          </w:tcPr>
-          <w:p>
-            <w:r>
-              <w:rPr>
-                <w:sz w:val="20"/>
-              </w:rPr>
-              <w:t>matches EBT paper</w:t>
-            </w:r>
-          </w:p>
-        </w:tc>
-      </w:tr>
-      <w:tr>
-        <w:tc>
-          <w:tcPr>
-            <w:tcW w:type="dxa" w:w="2551"/>
-          </w:tcPr>
-          <w:p>
-            <w:r>
-              <w:rPr>
-                <w:sz w:val="20"/>
-              </w:rPr>
-              <w:t>Variant</w:t>
-            </w:r>
-          </w:p>
-        </w:tc>
-        <w:tc>
-          <w:tcPr>
-            <w:tcW w:type="dxa" w:w="2551"/>
-          </w:tcPr>
-          <w:p>
-            <w:r>
-              <w:rPr>
-                <w:sz w:val="20"/>
-              </w:rPr>
-              <w:t>time_embed</w:t>
-            </w:r>
-          </w:p>
-        </w:tc>
-        <w:tc>
-          <w:tcPr>
-            <w:tcW w:type="dxa" w:w="4252"/>
-          </w:tcPr>
-          <w:p>
-            <w:r>
-              <w:rPr>
-                <w:sz w:val="20"/>
-              </w:rPr>
-              <w:t>EBT-NLP autoregressive variant</w:t>
-            </w:r>
-          </w:p>
-        </w:tc>
-      </w:tr>
-      <w:tr>
-        <w:tc>
-          <w:tcPr>
-            <w:tcW w:type="dxa" w:w="2551"/>
-          </w:tcPr>
-          <w:p>
-            <w:r>
-              <w:rPr>
-                <w:sz w:val="20"/>
-              </w:rPr>
-              <w:t>Initial condition</w:t>
-            </w:r>
-          </w:p>
-        </w:tc>
-        <w:tc>
-          <w:tcPr>
-            <w:tcW w:type="dxa" w:w="2551"/>
-          </w:tcPr>
-          <w:p>
-            <w:r>
-              <w:rPr>
-                <w:sz w:val="20"/>
-              </w:rPr>
-              <w:t>random_noise</w:t>
-            </w:r>
-          </w:p>
-        </w:tc>
-        <w:tc>
-          <w:tcPr>
-            <w:tcW w:type="dxa" w:w="4252"/>
-          </w:tcPr>
-          <w:p>
-            <w:r>
-              <w:rPr>
-                <w:sz w:val="20"/>
-              </w:rPr>
-              <w:t>predictions start from N(0, I)</w:t>
-            </w:r>
-          </w:p>
-        </w:tc>
-      </w:tr>
-      <w:tr>
-        <w:tc>
-          <w:tcPr>
-            <w:tcW w:type="dxa" w:w="2551"/>
-          </w:tcPr>
-          <w:p>
-            <w:r>
-              <w:rPr>
-                <w:sz w:val="20"/>
-              </w:rPr>
-              <w:t>Precision</w:t>
-            </w:r>
-          </w:p>
-        </w:tc>
-        <w:tc>
-          <w:tcPr>
-            <w:tcW w:type="dxa" w:w="2551"/>
-          </w:tcPr>
-          <w:p>
-            <w:r>
-              <w:rPr>
-                <w:sz w:val="20"/>
-              </w:rPr>
-              <w:t>bf16</w:t>
-            </w:r>
-          </w:p>
-        </w:tc>
-        <w:tc>
-          <w:tcPr>
-            <w:tcW w:type="dxa" w:w="4252"/>
-          </w:tcPr>
-          <w:p>
-            <w:r>
-              <w:rPr>
-                <w:sz w:val="20"/>
-              </w:rPr>
-              <w:t>Hopper/Blackwell-friendly</w:t>
-            </w:r>
-          </w:p>
-        </w:tc>
-      </w:tr>
-      <w:tr>
-        <w:tc>
-          <w:tcPr>
-            <w:tcW w:type="dxa" w:w="2551"/>
-          </w:tcPr>
-          <w:p>
-            <w:r>
-              <w:rPr>
-                <w:sz w:val="20"/>
-              </w:rPr>
-              <w:t>Estimated params</w:t>
-            </w:r>
-          </w:p>
-        </w:tc>
-        <w:tc>
-          <w:tcPr>
-            <w:tcW w:type="dxa" w:w="2551"/>
-          </w:tcPr>
-          <w:p>
-            <w:r>
-              <w:rPr>
-                <w:sz w:val="20"/>
-              </w:rPr>
-              <w:t>~1.3B</w:t>
-            </w:r>
-          </w:p>
-        </w:tc>
-        <w:tc>
-          <w:tcPr>
-            <w:tcW w:type="dxa" w:w="4252"/>
-          </w:tcPr>
-          <w:p>
-            <w:r>
-              <w:rPr>
-                <w:sz w:val="20"/>
-              </w:rPr>
-              <w:t>including embedding + lm_head</w:t>
-            </w:r>
-          </w:p>
-        </w:tc>
-      </w:tr>
-    </w:tbl>
-    <w:p>
-      <w:pPr>
-        <w:pStyle w:val="Heading2"/>
-      </w:pPr>
-      <w:r>
-        <w:rPr>
-          <w:color w:val="1F2A44"/>
-        </w:rPr>
-        <w:t>MCMC / Energy-Landscape Regularization (S2 recipe)</w:t>
-      </w:r>
-    </w:p>
-    <w:p>
-      <w:r>
-        <w:rPr>
-          <w:b w:val="0"/>
-          <w:i w:val="0"/>
-        </w:rPr>
-        <w:t>Adopted verbatim from EBT/job_scripts/nlp/pretrain/ebt_s2.sh. Per the paper's Table 2, every one of these is required for thinking gains:</w:t>
-      </w:r>
-    </w:p>
-    <w:tbl>
-      <w:tblPr>
-        <w:tblStyle w:val="LightGrid-Accent1"/>
-        <w:tblW w:type="auto" w:w="0"/>
-        <w:tblLook w:firstColumn="1" w:firstRow="1" w:lastColumn="0" w:lastRow="0" w:noHBand="0" w:noVBand="1" w:val="04A0"/>
-      </w:tblPr>
-      <w:tblGrid>
-        <w:gridCol w:w="3324"/>
-        <w:gridCol w:w="3324"/>
-        <w:gridCol w:w="3324"/>
-      </w:tblGrid>
-      <w:tr>
-        <w:tc>
-          <w:tcPr>
-            <w:tcW w:type="dxa" w:w="3402"/>
-          </w:tcPr>
-          <w:p>
-            <w:r/>
-            <w:r>
-              <w:rPr>
-                <w:b/>
-              </w:rPr>
-              <w:t>Hyperparameter</w:t>
-            </w:r>
-          </w:p>
-        </w:tc>
-        <w:tc>
-          <w:tcPr>
-            <w:tcW w:type="dxa" w:w="1701"/>
-          </w:tcPr>
-          <w:p>
-            <w:r/>
-            <w:r>
-              <w:rPr>
-                <w:b/>
-              </w:rPr>
-              <w:t>Value</w:t>
-            </w:r>
-          </w:p>
-        </w:tc>
-        <w:tc>
-          <w:tcPr>
-            <w:tcW w:type="dxa" w:w="4252"/>
-          </w:tcPr>
-          <w:p>
-            <w:r/>
-            <w:r>
-              <w:rPr>
-                <w:b/>
-              </w:rPr>
-              <w:t>Why</w:t>
-            </w:r>
-          </w:p>
-        </w:tc>
-      </w:tr>
-      <w:tr>
-        <w:tc>
-          <w:tcPr>
-            <w:tcW w:type="dxa" w:w="3402"/>
-          </w:tcPr>
-          <w:p>
-            <w:r>
-              <w:rPr>
-                <w:sz w:val="20"/>
-              </w:rPr>
-              <w:t>mcmc_num_steps (train)</w:t>
-            </w:r>
-          </w:p>
-        </w:tc>
-        <w:tc>
-          <w:tcPr>
-            <w:tcW w:type="dxa" w:w="1701"/>
-          </w:tcPr>
-          <w:p>
-            <w:r>
-              <w:rPr>
-                <w:sz w:val="20"/>
-              </w:rPr>
-              <w:t>1</w:t>
-            </w:r>
-          </w:p>
-        </w:tc>
-        <w:tc>
-          <w:tcPr>
-            <w:tcW w:type="dxa" w:w="4252"/>
-          </w:tcPr>
-          <w:p>
-            <w:r>
-              <w:rPr>
-                <w:sz w:val="20"/>
-              </w:rPr>
-              <w:t>Base depth; extended via randomization</w:t>
-            </w:r>
-          </w:p>
-        </w:tc>
-      </w:tr>
-      <w:tr>
-        <w:tc>
-          <w:tcPr>
-            <w:tcW w:type="dxa" w:w="3402"/>
-          </w:tcPr>
-          <w:p>
-            <w:r>
-              <w:rPr>
-                <w:sz w:val="20"/>
-              </w:rPr>
-              <w:t>mcmc_step_size (alpha)</w:t>
-            </w:r>
-          </w:p>
-        </w:tc>
-        <w:tc>
-          <w:tcPr>
-            <w:tcW w:type="dxa" w:w="1701"/>
-          </w:tcPr>
-          <w:p>
-            <w:r>
-              <w:rPr>
-                <w:sz w:val="20"/>
-              </w:rPr>
-              <w:t>0.5</w:t>
-            </w:r>
-          </w:p>
-        </w:tc>
-        <w:tc>
-          <w:tcPr>
-            <w:tcW w:type="dxa" w:w="4252"/>
-          </w:tcPr>
-          <w:p>
-            <w:r>
-              <w:rPr>
-                <w:sz w:val="20"/>
-              </w:rPr>
-              <w:t>Paired with scale_alpha_with_energy</w:t>
-            </w:r>
-          </w:p>
-        </w:tc>
-      </w:tr>
-      <w:tr>
-        <w:tc>
-          <w:tcPr>
-            <w:tcW w:type="dxa" w:w="3402"/>
-          </w:tcPr>
-          <w:p>
-            <w:r>
-              <w:rPr>
-                <w:sz w:val="20"/>
-              </w:rPr>
-              <w:t>mcmc_step_size_learnable</w:t>
-            </w:r>
-          </w:p>
-        </w:tc>
-        <w:tc>
-          <w:tcPr>
-            <w:tcW w:type="dxa" w:w="1701"/>
-          </w:tcPr>
-          <w:p>
-            <w:r>
-              <w:rPr>
-                <w:sz w:val="20"/>
-              </w:rPr>
-              <w:t>True</w:t>
-            </w:r>
-          </w:p>
-        </w:tc>
-        <w:tc>
-          <w:tcPr>
-            <w:tcW w:type="dxa" w:w="4252"/>
-          </w:tcPr>
-          <w:p>
-            <w:r>
-              <w:rPr>
-                <w:sz w:val="20"/>
-              </w:rPr>
-              <w:t>Model finds its own step size</w:t>
-            </w:r>
-          </w:p>
-        </w:tc>
-      </w:tr>
-      <w:tr>
-        <w:tc>
-          <w:tcPr>
-            <w:tcW w:type="dxa" w:w="3402"/>
-          </w:tcPr>
-          <w:p>
-            <w:r>
-              <w:rPr>
-                <w:sz w:val="20"/>
-              </w:rPr>
-              <w:t>mcmc_step_size_lr_multiplier</w:t>
-            </w:r>
-          </w:p>
-        </w:tc>
-        <w:tc>
-          <w:tcPr>
-            <w:tcW w:type="dxa" w:w="1701"/>
-          </w:tcPr>
-          <w:p>
-            <w:r>
-              <w:rPr>
-                <w:sz w:val="20"/>
-              </w:rPr>
-              <w:t>1.5</w:t>
-            </w:r>
-          </w:p>
-        </w:tc>
-        <w:tc>
-          <w:tcPr>
-            <w:tcW w:type="dxa" w:w="4252"/>
-          </w:tcPr>
-          <w:p>
-            <w:r>
-              <w:rPr>
-                <w:sz w:val="20"/>
-              </w:rPr>
-              <w:t>3x rule from EBT minimal example</w:t>
-            </w:r>
-          </w:p>
-        </w:tc>
-      </w:tr>
-      <w:tr>
-        <w:tc>
-          <w:tcPr>
-            <w:tcW w:type="dxa" w:w="3402"/>
-          </w:tcPr>
-          <w:p>
-            <w:r>
-              <w:rPr>
-                <w:sz w:val="20"/>
-              </w:rPr>
-              <w:t>langevin_dynamics_noise</w:t>
-            </w:r>
-          </w:p>
-        </w:tc>
-        <w:tc>
-          <w:tcPr>
-            <w:tcW w:type="dxa" w:w="1701"/>
-          </w:tcPr>
-          <w:p>
-            <w:r>
-              <w:rPr>
-                <w:sz w:val="20"/>
-              </w:rPr>
-              <w:t>3.0</w:t>
-            </w:r>
-          </w:p>
-        </w:tc>
-        <w:tc>
-          <w:tcPr>
-            <w:tcW w:type="dxa" w:w="4252"/>
-          </w:tcPr>
-          <w:p>
-            <w:r>
-              <w:rPr>
-                <w:sz w:val="20"/>
-              </w:rPr>
-              <w:t>Per-step Gaussian noise on prediction</w:t>
-            </w:r>
-          </w:p>
-        </w:tc>
-      </w:tr>
-      <w:tr>
-        <w:tc>
-          <w:tcPr>
-            <w:tcW w:type="dxa" w:w="3402"/>
-          </w:tcPr>
-          <w:p>
-            <w:r>
-              <w:rPr>
-                <w:sz w:val="20"/>
-              </w:rPr>
-              <w:t>randomize_mcmc_step_size_scale</w:t>
-            </w:r>
-          </w:p>
-        </w:tc>
-        <w:tc>
-          <w:tcPr>
-            <w:tcW w:type="dxa" w:w="1701"/>
-          </w:tcPr>
-          <w:p>
-            <w:r>
-              <w:rPr>
-                <w:sz w:val="20"/>
-              </w:rPr>
-              <w:t>2.0</w:t>
-            </w:r>
-          </w:p>
-        </w:tc>
-        <w:tc>
-          <w:tcPr>
-            <w:tcW w:type="dxa" w:w="4252"/>
-          </w:tcPr>
-          <w:p>
-            <w:r>
-              <w:rPr>
-                <w:sz w:val="20"/>
-              </w:rPr>
-              <w:t>alpha sampled in [alpha/2, 2*alpha]</w:t>
-            </w:r>
-          </w:p>
-        </w:tc>
-      </w:tr>
-      <w:tr>
-        <w:tc>
-          <w:tcPr>
-            <w:tcW w:type="dxa" w:w="3402"/>
-          </w:tcPr>
-          <w:p>
-            <w:r>
-              <w:rPr>
-                <w:sz w:val="20"/>
-              </w:rPr>
-              <w:t>randomize_mcmc_num_steps</w:t>
-            </w:r>
-          </w:p>
-        </w:tc>
-        <w:tc>
-          <w:tcPr>
-            <w:tcW w:type="dxa" w:w="1701"/>
-          </w:tcPr>
-          <w:p>
-            <w:r>
-              <w:rPr>
-                <w:sz w:val="20"/>
-              </w:rPr>
-              <w:t>3</w:t>
-            </w:r>
-          </w:p>
-        </w:tc>
-        <w:tc>
-          <w:tcPr>
-            <w:tcW w:type="dxa" w:w="4252"/>
-          </w:tcPr>
-          <w:p>
-            <w:r>
-              <w:rPr>
-                <w:sz w:val="20"/>
-              </w:rPr>
-              <w:t>Number of repeats on final landscape</w:t>
-            </w:r>
-          </w:p>
-        </w:tc>
-      </w:tr>
-      <w:tr>
-        <w:tc>
-          <w:tcPr>
-            <w:tcW w:type="dxa" w:w="3402"/>
-          </w:tcPr>
-          <w:p>
-            <w:r>
-              <w:rPr>
-                <w:sz w:val="20"/>
-              </w:rPr>
-              <w:t>randomize_mcmc_num_steps_min</w:t>
-            </w:r>
-          </w:p>
-        </w:tc>
-        <w:tc>
-          <w:tcPr>
-            <w:tcW w:type="dxa" w:w="1701"/>
-          </w:tcPr>
-          <w:p>
-            <w:r>
-              <w:rPr>
-                <w:sz w:val="20"/>
-              </w:rPr>
-              <w:t>2</w:t>
-            </w:r>
-          </w:p>
-        </w:tc>
-        <w:tc>
-          <w:tcPr>
-            <w:tcW w:type="dxa" w:w="4252"/>
-          </w:tcPr>
-          <w:p>
-            <w:r>
-              <w:rPr>
-                <w:sz w:val="20"/>
-              </w:rPr>
-              <w:t>Lower bound of sampled repeats</w:t>
-            </w:r>
-          </w:p>
-        </w:tc>
-      </w:tr>
-      <w:tr>
-        <w:tc>
-          <w:tcPr>
-            <w:tcW w:type="dxa" w:w="3402"/>
-          </w:tcPr>
-          <w:p>
-            <w:r>
-              <w:rPr>
-                <w:sz w:val="20"/>
-              </w:rPr>
-              <w:t>truncate_mcmc</w:t>
-            </w:r>
-          </w:p>
-        </w:tc>
-        <w:tc>
-          <w:tcPr>
-            <w:tcW w:type="dxa" w:w="1701"/>
-          </w:tcPr>
-          <w:p>
-            <w:r>
-              <w:rPr>
-                <w:sz w:val="20"/>
-              </w:rPr>
-              <w:t>True</w:t>
-            </w:r>
-          </w:p>
-        </w:tc>
-        <w:tc>
-          <w:tcPr>
-            <w:tcW w:type="dxa" w:w="4252"/>
-          </w:tcPr>
-          <w:p>
-            <w:r>
-              <w:rPr>
-                <w:sz w:val="20"/>
-              </w:rPr>
-              <w:t>Only final step backprops (faster)</w:t>
-            </w:r>
-          </w:p>
-        </w:tc>
-      </w:tr>
-      <w:tr>
-        <w:tc>
-          <w:tcPr>
-            <w:tcW w:type="dxa" w:w="3402"/>
-          </w:tcPr>
-          <w:p>
-            <w:r>
-              <w:rPr>
-                <w:sz w:val="20"/>
-              </w:rPr>
-              <w:t>no_mcmc_detach</w:t>
-            </w:r>
-          </w:p>
-        </w:tc>
-        <w:tc>
-          <w:tcPr>
-            <w:tcW w:type="dxa" w:w="1701"/>
-          </w:tcPr>
-          <w:p>
-            <w:r>
-              <w:rPr>
-                <w:sz w:val="20"/>
-              </w:rPr>
-              <w:t>True</w:t>
-            </w:r>
-          </w:p>
-        </w:tc>
-        <w:tc>
-          <w:tcPr>
-            <w:tcW w:type="dxa" w:w="4252"/>
-          </w:tcPr>
-          <w:p>
-            <w:r>
-              <w:rPr>
-                <w:sz w:val="20"/>
-              </w:rPr>
-              <w:t>Keep MCMC computation graph (2nd-order)</w:t>
-            </w:r>
-          </w:p>
-        </w:tc>
-      </w:tr>
-      <w:tr>
-        <w:tc>
-          <w:tcPr>
-            <w:tcW w:type="dxa" w:w="3402"/>
-          </w:tcPr>
-          <w:p>
-            <w:r>
-              <w:rPr>
-                <w:sz w:val="20"/>
-              </w:rPr>
-              <w:t>mcmc_replay_buffer</w:t>
-            </w:r>
-          </w:p>
-        </w:tc>
-        <w:tc>
-          <w:tcPr>
-            <w:tcW w:type="dxa" w:w="1701"/>
-          </w:tcPr>
-          <w:p>
-            <w:r>
-              <w:rPr>
-                <w:sz w:val="20"/>
-              </w:rPr>
-              <w:t>True (size 48)</w:t>
-            </w:r>
-          </w:p>
-        </w:tc>
-        <w:tc>
-          <w:tcPr>
-            <w:tcW w:type="dxa" w:w="4252"/>
-          </w:tcPr>
-          <w:p>
-            <w:r>
-              <w:rPr>
-                <w:sz w:val="20"/>
-              </w:rPr>
-              <w:t>Simulate longer trajectories</w:t>
-            </w:r>
-          </w:p>
-        </w:tc>
-      </w:tr>
-      <w:tr>
-        <w:tc>
-          <w:tcPr>
-            <w:tcW w:type="dxa" w:w="3402"/>
-          </w:tcPr>
-          <w:p>
-            <w:r>
-              <w:rPr>
-                <w:sz w:val="20"/>
-              </w:rPr>
-              <w:t>mcmc_replay_buffer_sample_bs_percent</w:t>
-            </w:r>
-          </w:p>
-        </w:tc>
-        <w:tc>
-          <w:tcPr>
-            <w:tcW w:type="dxa" w:w="1701"/>
-          </w:tcPr>
-          <w:p>
-            <w:r>
-              <w:rPr>
-                <w:sz w:val="20"/>
-              </w:rPr>
-              <w:t>0.25</w:t>
-            </w:r>
-          </w:p>
-        </w:tc>
-        <w:tc>
-          <w:tcPr>
-            <w:tcW w:type="dxa" w:w="4252"/>
-          </w:tcPr>
-          <w:p>
-            <w:r>
-              <w:rPr>
-                <w:sz w:val="20"/>
-              </w:rPr>
-              <w:t>25% of batch from buffer</w:t>
-            </w:r>
-          </w:p>
-        </w:tc>
-      </w:tr>
-      <w:tr>
-        <w:tc>
-          <w:tcPr>
-            <w:tcW w:type="dxa" w:w="3402"/>
-          </w:tcPr>
-          <w:p>
-            <w:r>
-              <w:rPr>
-                <w:sz w:val="20"/>
-              </w:rPr>
-              <w:t>norm_pred</w:t>
-            </w:r>
-          </w:p>
-        </w:tc>
-        <w:tc>
-          <w:tcPr>
-            <w:tcW w:type="dxa" w:w="1701"/>
-          </w:tcPr>
-          <w:p>
-            <w:r>
-              <w:rPr>
-                <w:sz w:val="20"/>
-              </w:rPr>
-              <w:t>True</w:t>
-            </w:r>
-          </w:p>
-        </w:tc>
-        <w:tc>
-          <w:tcPr>
-            <w:tcW w:type="dxa" w:w="4252"/>
-          </w:tcPr>
-          <w:p>
-            <w:r>
-              <w:rPr>
-                <w:sz w:val="20"/>
-              </w:rPr>
-              <w:t>RMSNorm on the prediction at each step</w:t>
-            </w:r>
-          </w:p>
-        </w:tc>
-      </w:tr>
-      <w:tr>
-        <w:tc>
-          <w:tcPr>
-            <w:tcW w:type="dxa" w:w="3402"/>
-          </w:tcPr>
-          <w:p>
-            <w:r>
-              <w:rPr>
-                <w:sz w:val="20"/>
-              </w:rPr>
-              <w:t>scale_alpha_with_energy</w:t>
-            </w:r>
-          </w:p>
-        </w:tc>
-        <w:tc>
-          <w:tcPr>
-            <w:tcW w:type="dxa" w:w="1701"/>
-          </w:tcPr>
-          <w:p>
-            <w:r>
-              <w:rPr>
-                <w:sz w:val="20"/>
-              </w:rPr>
-              <w:t>True</w:t>
-            </w:r>
-          </w:p>
-        </w:tc>
-        <w:tc>
-          <w:tcPr>
-            <w:tcW w:type="dxa" w:w="4252"/>
-          </w:tcPr>
-          <w:p>
-            <w:r>
-              <w:rPr>
-                <w:sz w:val="20"/>
-              </w:rPr>
-              <w:t>alpha *= exp(E / temp); paired with small alpha</w:t>
-            </w:r>
-          </w:p>
-        </w:tc>
-      </w:tr>
-      <w:tr>
-        <w:tc>
-          <w:tcPr>
-            <w:tcW w:type="dxa" w:w="3402"/>
-          </w:tcPr>
-          <w:p>
-            <w:r>
-              <w:rPr>
-                <w:sz w:val="20"/>
-              </w:rPr>
-              <w:t>scale_alpha_with_energy_temp</w:t>
-            </w:r>
-          </w:p>
-        </w:tc>
-        <w:tc>
-          <w:tcPr>
-            <w:tcW w:type="dxa" w:w="1701"/>
-          </w:tcPr>
-          <w:p>
-            <w:r>
-              <w:rPr>
-                <w:sz w:val="20"/>
-              </w:rPr>
-              <w:t>1.0</w:t>
-            </w:r>
-          </w:p>
-        </w:tc>
-        <w:tc>
-          <w:tcPr>
-            <w:tcW w:type="dxa" w:w="4252"/>
-          </w:tcPr>
-          <w:p>
-            <w:r>
-              <w:rPr>
-                <w:sz w:val="20"/>
-              </w:rPr>
-              <w:t>Temperature for the scaling</w:t>
-            </w:r>
-          </w:p>
-        </w:tc>
-      </w:tr>
-      <w:tr>
-        <w:tc>
-          <w:tcPr>
-            <w:tcW w:type="dxa" w:w="3402"/>
-          </w:tcPr>
-          <w:p>
-            <w:r>
-              <w:rPr>
-                <w:sz w:val="20"/>
-              </w:rPr>
-              <w:t>clamp_futures_grad</w:t>
-            </w:r>
-          </w:p>
-        </w:tc>
-        <w:tc>
-          <w:tcPr>
-            <w:tcW w:type="dxa" w:w="1701"/>
-          </w:tcPr>
-          <w:p>
-            <w:r>
-              <w:rPr>
-                <w:sz w:val="20"/>
-              </w:rPr>
-              <w:t>True (±9.0 / alpha)</w:t>
-            </w:r>
-          </w:p>
-        </w:tc>
-        <w:tc>
-          <w:tcPr>
-            <w:tcW w:type="dxa" w:w="4252"/>
-          </w:tcPr>
-          <w:p>
-            <w:r>
-              <w:rPr>
-                <w:sz w:val="20"/>
-              </w:rPr>
-              <w:t>Prevents step explosion</w:t>
-            </w:r>
-          </w:p>
-        </w:tc>
-      </w:tr>
-      <w:tr>
-        <w:tc>
-          <w:tcPr>
-            <w:tcW w:type="dxa" w:w="3402"/>
-          </w:tcPr>
-          <w:p>
-            <w:r>
-              <w:rPr>
-                <w:sz w:val="20"/>
-              </w:rPr>
-              <w:t>normalize_initial_condition</w:t>
-            </w:r>
-          </w:p>
-        </w:tc>
-        <w:tc>
-          <w:tcPr>
-            <w:tcW w:type="dxa" w:w="1701"/>
-          </w:tcPr>
-          <w:p>
-            <w:r>
-              <w:rPr>
-                <w:sz w:val="20"/>
-              </w:rPr>
-              <w:t>True</w:t>
-            </w:r>
-          </w:p>
-        </w:tc>
-        <w:tc>
-          <w:tcPr>
-            <w:tcW w:type="dxa" w:w="4252"/>
-          </w:tcPr>
-          <w:p>
-            <w:r>
-              <w:rPr>
-                <w:sz w:val="20"/>
-              </w:rPr>
-              <w:t>Softmax at each MCMC step</w:t>
-            </w:r>
-          </w:p>
-        </w:tc>
-      </w:tr>
-    </w:tbl>
-    <w:p>
-      <w:pPr>
-        <w:pStyle w:val="Heading2"/>
-      </w:pPr>
-      <w:r>
-        <w:rPr>
-          <w:color w:val="1F2A44"/>
-        </w:rPr>
-        <w:t>Optimizer (5 param groups)</w:t>
-      </w:r>
-    </w:p>
-    <w:p>
-      <w:r>
-        <w:rPr>
-          <w:b w:val="0"/>
-          <w:i w:val="0"/>
-        </w:rPr>
-        <w:t>Mirrors EBT/base_model_trainer.py::configure_optimizers_nlp. Critical: the learnable alpha (MCMC step size) MUST have its own param group with lr = mcmc_step_size_lr_multiplier × peak_lr and weight_decay = 0; otherwise alpha learns at peak_lr (way too slow) and the recipe collapses.</w:t>
+        <w:t>4.1 Architecture</w:t>
       </w:r>
     </w:p>
     <w:tbl>
@@ -1990,7 +783,7 @@
       <w:tr>
         <w:tc>
           <w:tcPr>
-            <w:tcW w:type="dxa" w:w="2835"/>
+            <w:tcW w:type="dxa" w:w="1984"/>
           </w:tcPr>
           <w:p>
             <w:r/>
@@ -1998,7 +791,7 @@
               <w:rPr>
                 <w:b/>
               </w:rPr>
-              <w:t>Group</w:t>
+              <w:t>Parameter</w:t>
             </w:r>
           </w:p>
         </w:tc>
@@ -2012,13 +805,13 @@
               <w:rPr>
                 <w:b/>
               </w:rPr>
-              <w:t>LR</w:t>
-            </w:r>
-          </w:p>
-        </w:tc>
-        <w:tc>
-          <w:tcPr>
-            <w:tcW w:type="dxa" w:w="1701"/>
+              <w:t>127M small</w:t>
+            </w:r>
+          </w:p>
+        </w:tc>
+        <w:tc>
+          <w:tcPr>
+            <w:tcW w:type="dxa" w:w="2268"/>
           </w:tcPr>
           <w:p>
             <w:r/>
@@ -2026,7 +819,7 @@
               <w:rPr>
                 <w:b/>
               </w:rPr>
-              <w:t>Weight decay</w:t>
+              <w:t>1B intended (paper-faithful)</w:t>
             </w:r>
           </w:p>
         </w:tc>
@@ -2040,7 +833,7 @@
               <w:rPr>
                 <w:b/>
               </w:rPr>
-              <w:t>Members</w:t>
+              <w:t>Notes</w:t>
             </w:r>
           </w:p>
         </w:tc>
@@ -2048,14 +841,14 @@
       <w:tr>
         <w:tc>
           <w:tcPr>
-            <w:tcW w:type="dxa" w:w="2835"/>
+            <w:tcW w:type="dxa" w:w="1984"/>
           </w:tcPr>
           <w:p>
             <w:r>
               <w:rPr>
                 <w:sz w:val="20"/>
               </w:rPr>
-              <w:t>matrix_decay</w:t>
+              <w:t>Transformer blocks</w:t>
             </w:r>
           </w:p>
         </w:tc>
@@ -2068,20 +861,20 @@
               <w:rPr>
                 <w:sz w:val="20"/>
               </w:rPr>
-              <w:t>2e-4</w:t>
-            </w:r>
-          </w:p>
-        </w:tc>
-        <w:tc>
-          <w:tcPr>
-            <w:tcW w:type="dxa" w:w="1701"/>
+              <w:t>12</w:t>
+            </w:r>
+          </w:p>
+        </w:tc>
+        <w:tc>
+          <w:tcPr>
+            <w:tcW w:type="dxa" w:w="2268"/>
           </w:tcPr>
           <w:p>
             <w:r>
               <w:rPr>
                 <w:sz w:val="20"/>
               </w:rPr>
-              <w:t>0.1</w:t>
+              <w:t>28</w:t>
             </w:r>
           </w:p>
         </w:tc>
@@ -2094,7 +887,7 @@
               <w:rPr>
                 <w:sz w:val="20"/>
               </w:rPr>
-              <w:t>Linear weights of transformer blocks</w:t>
+              <w:t>small = EBT paper "small" preset</w:t>
             </w:r>
           </w:p>
         </w:tc>
@@ -2102,14 +895,14 @@
       <w:tr>
         <w:tc>
           <w:tcPr>
-            <w:tcW w:type="dxa" w:w="2835"/>
+            <w:tcW w:type="dxa" w:w="1984"/>
           </w:tcPr>
           <w:p>
             <w:r>
               <w:rPr>
                 <w:sz w:val="20"/>
               </w:rPr>
-              <w:t>no_decay</w:t>
+              <w:t>Attention heads</w:t>
             </w:r>
           </w:p>
         </w:tc>
@@ -2122,20 +915,20 @@
               <w:rPr>
                 <w:sz w:val="20"/>
               </w:rPr>
-              <w:t>2e-4</w:t>
-            </w:r>
-          </w:p>
-        </w:tc>
-        <w:tc>
-          <w:tcPr>
-            <w:tcW w:type="dxa" w:w="1701"/>
+              <w:t>12</w:t>
+            </w:r>
+          </w:p>
+        </w:tc>
+        <w:tc>
+          <w:tcPr>
+            <w:tcW w:type="dxa" w:w="2268"/>
           </w:tcPr>
           <w:p>
             <w:r>
               <w:rPr>
                 <w:sz w:val="20"/>
               </w:rPr>
-              <w:t>0.0</w:t>
+              <w:t>32</w:t>
             </w:r>
           </w:p>
         </w:tc>
@@ -2148,7 +941,6 @@
               <w:rPr>
                 <w:sz w:val="20"/>
               </w:rPr>
-              <w:t>Norm scales, biases, 1-D params</w:t>
             </w:r>
           </w:p>
         </w:tc>
@@ -2156,14 +948,14 @@
       <w:tr>
         <w:tc>
           <w:tcPr>
-            <w:tcW w:type="dxa" w:w="2835"/>
+            <w:tcW w:type="dxa" w:w="1984"/>
           </w:tcPr>
           <w:p>
             <w:r>
               <w:rPr>
                 <w:sz w:val="20"/>
               </w:rPr>
-              <w:t>embedding</w:t>
+              <w:t>Embedding dim</w:t>
             </w:r>
           </w:p>
         </w:tc>
@@ -2176,20 +968,20 @@
               <w:rPr>
                 <w:sz w:val="20"/>
               </w:rPr>
-              <w:t>1e-4 (0.5x)</w:t>
-            </w:r>
-          </w:p>
-        </w:tc>
-        <w:tc>
-          <w:tcPr>
-            <w:tcW w:type="dxa" w:w="1701"/>
+              <w:t>768</w:t>
+            </w:r>
+          </w:p>
+        </w:tc>
+        <w:tc>
+          <w:tcPr>
+            <w:tcW w:type="dxa" w:w="2268"/>
           </w:tcPr>
           <w:p>
             <w:r>
               <w:rPr>
                 <w:sz w:val="20"/>
               </w:rPr>
-              <w:t>0.01 (0.1x)</w:t>
+              <w:t>2048</w:t>
             </w:r>
           </w:p>
         </w:tc>
@@ -2202,7 +994,6 @@
               <w:rPr>
                 <w:sz w:val="20"/>
               </w:rPr>
-              <w:t>Token + position embeddings</w:t>
             </w:r>
           </w:p>
         </w:tc>
@@ -2210,14 +1001,14 @@
       <w:tr>
         <w:tc>
           <w:tcPr>
-            <w:tcW w:type="dxa" w:w="2835"/>
+            <w:tcW w:type="dxa" w:w="1984"/>
           </w:tcPr>
           <w:p>
             <w:r>
               <w:rPr>
                 <w:sz w:val="20"/>
               </w:rPr>
-              <w:t>head</w:t>
+              <w:t>Context length</w:t>
             </w:r>
           </w:p>
         </w:tc>
@@ -2230,20 +1021,20 @@
               <w:rPr>
                 <w:sz w:val="20"/>
               </w:rPr>
-              <w:t>2e-4</w:t>
-            </w:r>
-          </w:p>
-        </w:tc>
-        <w:tc>
-          <w:tcPr>
-            <w:tcW w:type="dxa" w:w="1701"/>
+              <w:t>512 (Path 2)</w:t>
+            </w:r>
+          </w:p>
+        </w:tc>
+        <w:tc>
+          <w:tcPr>
+            <w:tcW w:type="dxa" w:w="2268"/>
           </w:tcPr>
           <w:p>
             <w:r>
               <w:rPr>
                 <w:sz w:val="20"/>
               </w:rPr>
-              <w:t>0.01</w:t>
+              <w:t>2048 (paper-faithful)</w:t>
             </w:r>
           </w:p>
         </w:tc>
@@ -2256,7 +1047,7 @@
               <w:rPr>
                 <w:sz w:val="20"/>
               </w:rPr>
-              <w:t>LM head / unembed</w:t>
+              <w:t>512 fits full S2 recipe on Blackwell hardware</w:t>
             </w:r>
           </w:p>
         </w:tc>
@@ -2264,14 +1055,14 @@
       <w:tr>
         <w:tc>
           <w:tcPr>
-            <w:tcW w:type="dxa" w:w="2835"/>
+            <w:tcW w:type="dxa" w:w="1984"/>
           </w:tcPr>
           <w:p>
             <w:r>
               <w:rPr>
                 <w:sz w:val="20"/>
               </w:rPr>
-              <w:t>alpha_mcmc_step_size</w:t>
+              <w:t>Tokenizer</w:t>
             </w:r>
           </w:p>
         </w:tc>
@@ -2284,7 +1075,48 @@
               <w:rPr>
                 <w:sz w:val="20"/>
               </w:rPr>
-              <w:t>3e-4 (1.5x)</w:t>
+              <w:t>EleutherAI/gpt-neox-20b</w:t>
+            </w:r>
+          </w:p>
+        </w:tc>
+        <w:tc>
+          <w:tcPr>
+            <w:tcW w:type="dxa" w:w="2268"/>
+          </w:tcPr>
+          <w:p>
+            <w:r>
+              <w:rPr>
+                <w:sz w:val="20"/>
+              </w:rPr>
+              <w:t>same</w:t>
+            </w:r>
+          </w:p>
+        </w:tc>
+        <w:tc>
+          <w:tcPr>
+            <w:tcW w:type="dxa" w:w="3402"/>
+          </w:tcPr>
+          <w:p>
+            <w:r>
+              <w:rPr>
+                <w:sz w:val="20"/>
+              </w:rPr>
+              <w:t>matches EBT paper</w:t>
+            </w:r>
+          </w:p>
+        </w:tc>
+      </w:tr>
+      <w:tr>
+        <w:tc>
+          <w:tcPr>
+            <w:tcW w:type="dxa" w:w="1984"/>
+          </w:tcPr>
+          <w:p>
+            <w:r>
+              <w:rPr>
+                <w:sz w:val="20"/>
+              </w:rPr>
+              <w:t>Variant</w:t>
             </w:r>
           </w:p>
         </w:tc>
@@ -2297,7 +1129,20 @@
               <w:rPr>
                 <w:sz w:val="20"/>
               </w:rPr>
-              <w:t>0.0</w:t>
+              <w:t>time_embed</w:t>
+            </w:r>
+          </w:p>
+        </w:tc>
+        <w:tc>
+          <w:tcPr>
+            <w:tcW w:type="dxa" w:w="2268"/>
+          </w:tcPr>
+          <w:p>
+            <w:r>
+              <w:rPr>
+                <w:sz w:val="20"/>
+              </w:rPr>
+              <w:t>time_embed</w:t>
             </w:r>
           </w:p>
         </w:tc>
@@ -2310,7 +1155,167 @@
               <w:rPr>
                 <w:sz w:val="20"/>
               </w:rPr>
-              <w:t>EBT learnable step size</w:t>
+              <w:t>EBT-NLP autoregressive variant</w:t>
+            </w:r>
+          </w:p>
+        </w:tc>
+      </w:tr>
+      <w:tr>
+        <w:tc>
+          <w:tcPr>
+            <w:tcW w:type="dxa" w:w="1984"/>
+          </w:tcPr>
+          <w:p>
+            <w:r>
+              <w:rPr>
+                <w:sz w:val="20"/>
+              </w:rPr>
+              <w:t>Initial condition</w:t>
+            </w:r>
+          </w:p>
+        </w:tc>
+        <w:tc>
+          <w:tcPr>
+            <w:tcW w:type="dxa" w:w="1701"/>
+          </w:tcPr>
+          <w:p>
+            <w:r>
+              <w:rPr>
+                <w:sz w:val="20"/>
+              </w:rPr>
+              <w:t>random_noise</w:t>
+            </w:r>
+          </w:p>
+        </w:tc>
+        <w:tc>
+          <w:tcPr>
+            <w:tcW w:type="dxa" w:w="2268"/>
+          </w:tcPr>
+          <w:p>
+            <w:r>
+              <w:rPr>
+                <w:sz w:val="20"/>
+              </w:rPr>
+              <w:t>random_noise</w:t>
+            </w:r>
+          </w:p>
+        </w:tc>
+        <w:tc>
+          <w:tcPr>
+            <w:tcW w:type="dxa" w:w="3402"/>
+          </w:tcPr>
+          <w:p>
+            <w:r>
+              <w:rPr>
+                <w:sz w:val="20"/>
+              </w:rPr>
+              <w:t>predictions start from N(0, I)</w:t>
+            </w:r>
+          </w:p>
+        </w:tc>
+      </w:tr>
+      <w:tr>
+        <w:tc>
+          <w:tcPr>
+            <w:tcW w:type="dxa" w:w="1984"/>
+          </w:tcPr>
+          <w:p>
+            <w:r>
+              <w:rPr>
+                <w:sz w:val="20"/>
+              </w:rPr>
+              <w:t>Precision</w:t>
+            </w:r>
+          </w:p>
+        </w:tc>
+        <w:tc>
+          <w:tcPr>
+            <w:tcW w:type="dxa" w:w="1701"/>
+          </w:tcPr>
+          <w:p>
+            <w:r>
+              <w:rPr>
+                <w:sz w:val="20"/>
+              </w:rPr>
+              <w:t>bf16</w:t>
+            </w:r>
+          </w:p>
+        </w:tc>
+        <w:tc>
+          <w:tcPr>
+            <w:tcW w:type="dxa" w:w="2268"/>
+          </w:tcPr>
+          <w:p>
+            <w:r>
+              <w:rPr>
+                <w:sz w:val="20"/>
+              </w:rPr>
+              <w:t>bf16</w:t>
+            </w:r>
+          </w:p>
+        </w:tc>
+        <w:tc>
+          <w:tcPr>
+            <w:tcW w:type="dxa" w:w="3402"/>
+          </w:tcPr>
+          <w:p>
+            <w:r>
+              <w:rPr>
+                <w:sz w:val="20"/>
+              </w:rPr>
+            </w:r>
+          </w:p>
+        </w:tc>
+      </w:tr>
+      <w:tr>
+        <w:tc>
+          <w:tcPr>
+            <w:tcW w:type="dxa" w:w="1984"/>
+          </w:tcPr>
+          <w:p>
+            <w:r>
+              <w:rPr>
+                <w:sz w:val="20"/>
+              </w:rPr>
+              <w:t>Actual params</w:t>
+            </w:r>
+          </w:p>
+        </w:tc>
+        <w:tc>
+          <w:tcPr>
+            <w:tcW w:type="dxa" w:w="1701"/>
+          </w:tcPr>
+          <w:p>
+            <w:r>
+              <w:rPr>
+                <w:sz w:val="20"/>
+              </w:rPr>
+              <w:t>126,841,703</w:t>
+            </w:r>
+          </w:p>
+        </w:tc>
+        <w:tc>
+          <w:tcPr>
+            <w:tcW w:type="dxa" w:w="2268"/>
+          </w:tcPr>
+          <w:p>
+            <w:r>
+              <w:rPr>
+                <w:sz w:val="20"/>
+              </w:rPr>
+              <w:t>~1,028,000,000</w:t>
+            </w:r>
+          </w:p>
+        </w:tc>
+        <w:tc>
+          <w:tcPr>
+            <w:tcW w:type="dxa" w:w="3402"/>
+          </w:tcPr>
+          <w:p>
+            <w:r>
+              <w:rPr>
+                <w:sz w:val="20"/>
+              </w:rPr>
             </w:r>
           </w:p>
         </w:tc>
@@ -2318,13 +1323,13 @@
     </w:tbl>
     <w:p>
       <w:pPr>
-        <w:pStyle w:val="Heading1"/>
+        <w:pStyle w:val="Heading2"/>
       </w:pPr>
       <w:r>
         <w:rPr>
           <w:color w:val="1F2A44"/>
         </w:rPr>
-        <w:t>System-2 Evaluation Protocol</w:t>
+        <w:t>4.2 MCMC / Energy-Landscape Regularization</w:t>
       </w:r>
     </w:p>
     <w:p>
@@ -2333,9 +1338,880 @@
           <w:b w:val="0"/>
           <w:i w:val="0"/>
         </w:rPr>
-        <w:t>The whole point of an EBT — versus a vanilla transformer — is that performance should improve with inference-time compute (more MCMC sweeps, and BoN by lowest energy). If we only log one CORE number per checkpoint we are not validating we built an EBT — we are only validating that we built a language model. The trainer therefore reproduces the EBT paper's Section 4.1.2 protocol live during pretraining.</w:t>
+        <w:t>These knobs control the energy landscape regularization that the EBT paper's Table 2 shows are required for thinking gains. The "1B intended" column shows what the paper used; the "127M run" column shows what we settled on for Path 2 after extensive memory and time-budget analysis.</w:t>
       </w:r>
     </w:p>
+    <w:tbl>
+      <w:tblPr>
+        <w:tblStyle w:val="LightGrid-Accent1"/>
+        <w:tblW w:type="auto" w:w="0"/>
+        <w:tblLook w:firstColumn="1" w:firstRow="1" w:lastColumn="0" w:lastRow="0" w:noHBand="0" w:noVBand="1" w:val="04A0"/>
+      </w:tblPr>
+      <w:tblGrid>
+        <w:gridCol w:w="2493"/>
+        <w:gridCol w:w="2493"/>
+        <w:gridCol w:w="2493"/>
+        <w:gridCol w:w="2493"/>
+      </w:tblGrid>
+      <w:tr>
+        <w:tc>
+          <w:tcPr>
+            <w:tcW w:type="dxa" w:w="3118"/>
+          </w:tcPr>
+          <w:p>
+            <w:r/>
+            <w:r>
+              <w:rPr>
+                <w:b/>
+              </w:rPr>
+              <w:t>Hyperparameter</w:t>
+            </w:r>
+          </w:p>
+        </w:tc>
+        <w:tc>
+          <w:tcPr>
+            <w:tcW w:type="dxa" w:w="1417"/>
+          </w:tcPr>
+          <w:p>
+            <w:r/>
+            <w:r>
+              <w:rPr>
+                <w:b/>
+              </w:rPr>
+              <w:t>1B intended</w:t>
+            </w:r>
+          </w:p>
+        </w:tc>
+        <w:tc>
+          <w:tcPr>
+            <w:tcW w:type="dxa" w:w="1417"/>
+          </w:tcPr>
+          <w:p>
+            <w:r/>
+            <w:r>
+              <w:rPr>
+                <w:b/>
+              </w:rPr>
+              <w:t>127M Path 2</w:t>
+            </w:r>
+          </w:p>
+        </w:tc>
+        <w:tc>
+          <w:tcPr>
+            <w:tcW w:type="dxa" w:w="3402"/>
+          </w:tcPr>
+          <w:p>
+            <w:r/>
+            <w:r>
+              <w:rPr>
+                <w:b/>
+              </w:rPr>
+              <w:t>Comment</w:t>
+            </w:r>
+          </w:p>
+        </w:tc>
+      </w:tr>
+      <w:tr>
+        <w:tc>
+          <w:tcPr>
+            <w:tcW w:type="dxa" w:w="3118"/>
+          </w:tcPr>
+          <w:p>
+            <w:r>
+              <w:rPr>
+                <w:sz w:val="20"/>
+              </w:rPr>
+              <w:t>mcmc_num_steps (train)</w:t>
+            </w:r>
+          </w:p>
+        </w:tc>
+        <w:tc>
+          <w:tcPr>
+            <w:tcW w:type="dxa" w:w="1417"/>
+          </w:tcPr>
+          <w:p>
+            <w:r>
+              <w:rPr>
+                <w:sz w:val="20"/>
+              </w:rPr>
+              <w:t>1</w:t>
+            </w:r>
+          </w:p>
+        </w:tc>
+        <w:tc>
+          <w:tcPr>
+            <w:tcW w:type="dxa" w:w="1417"/>
+          </w:tcPr>
+          <w:p>
+            <w:r>
+              <w:rPr>
+                <w:sz w:val="20"/>
+              </w:rPr>
+              <w:t>4</w:t>
+            </w:r>
+          </w:p>
+        </w:tc>
+        <w:tc>
+          <w:tcPr>
+            <w:tcW w:type="dxa" w:w="3402"/>
+          </w:tcPr>
+          <w:p>
+            <w:r>
+              <w:rPr>
+                <w:sz w:val="20"/>
+              </w:rPr>
+              <w:t>Path 2 raises this so time_embeddings supports proper depth-scaling at eval</w:t>
+            </w:r>
+          </w:p>
+        </w:tc>
+      </w:tr>
+      <w:tr>
+        <w:tc>
+          <w:tcPr>
+            <w:tcW w:type="dxa" w:w="3118"/>
+          </w:tcPr>
+          <w:p>
+            <w:r>
+              <w:rPr>
+                <w:sz w:val="20"/>
+              </w:rPr>
+              <w:t>mcmc_step_size (alpha)</w:t>
+            </w:r>
+          </w:p>
+        </w:tc>
+        <w:tc>
+          <w:tcPr>
+            <w:tcW w:type="dxa" w:w="1417"/>
+          </w:tcPr>
+          <w:p>
+            <w:r>
+              <w:rPr>
+                <w:sz w:val="20"/>
+              </w:rPr>
+              <w:t>0.5</w:t>
+            </w:r>
+          </w:p>
+        </w:tc>
+        <w:tc>
+          <w:tcPr>
+            <w:tcW w:type="dxa" w:w="1417"/>
+          </w:tcPr>
+          <w:p>
+            <w:r>
+              <w:rPr>
+                <w:sz w:val="20"/>
+              </w:rPr>
+              <w:t>0.5</w:t>
+            </w:r>
+          </w:p>
+        </w:tc>
+        <w:tc>
+          <w:tcPr>
+            <w:tcW w:type="dxa" w:w="3402"/>
+          </w:tcPr>
+          <w:p>
+            <w:r>
+              <w:rPr>
+                <w:sz w:val="20"/>
+              </w:rPr>
+            </w:r>
+          </w:p>
+        </w:tc>
+      </w:tr>
+      <w:tr>
+        <w:tc>
+          <w:tcPr>
+            <w:tcW w:type="dxa" w:w="3118"/>
+          </w:tcPr>
+          <w:p>
+            <w:r>
+              <w:rPr>
+                <w:sz w:val="20"/>
+              </w:rPr>
+              <w:t>mcmc_step_size_learnable</w:t>
+            </w:r>
+          </w:p>
+        </w:tc>
+        <w:tc>
+          <w:tcPr>
+            <w:tcW w:type="dxa" w:w="1417"/>
+          </w:tcPr>
+          <w:p>
+            <w:r>
+              <w:rPr>
+                <w:sz w:val="20"/>
+              </w:rPr>
+              <w:t>True</w:t>
+            </w:r>
+          </w:p>
+        </w:tc>
+        <w:tc>
+          <w:tcPr>
+            <w:tcW w:type="dxa" w:w="1417"/>
+          </w:tcPr>
+          <w:p>
+            <w:r>
+              <w:rPr>
+                <w:sz w:val="20"/>
+              </w:rPr>
+              <w:t>True</w:t>
+            </w:r>
+          </w:p>
+        </w:tc>
+        <w:tc>
+          <w:tcPr>
+            <w:tcW w:type="dxa" w:w="3402"/>
+          </w:tcPr>
+          <w:p>
+            <w:r>
+              <w:rPr>
+                <w:sz w:val="20"/>
+              </w:rPr>
+              <w:t>But alpha did not actually learn in the prior run; see Section 10</w:t>
+            </w:r>
+          </w:p>
+        </w:tc>
+      </w:tr>
+      <w:tr>
+        <w:tc>
+          <w:tcPr>
+            <w:tcW w:type="dxa" w:w="3118"/>
+          </w:tcPr>
+          <w:p>
+            <w:r>
+              <w:rPr>
+                <w:sz w:val="20"/>
+              </w:rPr>
+              <w:t>mcmc_step_size_lr_multiplier</w:t>
+            </w:r>
+          </w:p>
+        </w:tc>
+        <w:tc>
+          <w:tcPr>
+            <w:tcW w:type="dxa" w:w="1417"/>
+          </w:tcPr>
+          <w:p>
+            <w:r>
+              <w:rPr>
+                <w:sz w:val="20"/>
+              </w:rPr>
+              <w:t>1.5</w:t>
+            </w:r>
+          </w:p>
+        </w:tc>
+        <w:tc>
+          <w:tcPr>
+            <w:tcW w:type="dxa" w:w="1417"/>
+          </w:tcPr>
+          <w:p>
+            <w:r>
+              <w:rPr>
+                <w:sz w:val="20"/>
+              </w:rPr>
+              <w:t>1.5</w:t>
+            </w:r>
+          </w:p>
+        </w:tc>
+        <w:tc>
+          <w:tcPr>
+            <w:tcW w:type="dxa" w:w="3402"/>
+          </w:tcPr>
+          <w:p>
+            <w:r>
+              <w:rPr>
+                <w:sz w:val="20"/>
+              </w:rPr>
+            </w:r>
+          </w:p>
+        </w:tc>
+      </w:tr>
+      <w:tr>
+        <w:tc>
+          <w:tcPr>
+            <w:tcW w:type="dxa" w:w="3118"/>
+          </w:tcPr>
+          <w:p>
+            <w:r>
+              <w:rPr>
+                <w:sz w:val="20"/>
+              </w:rPr>
+              <w:t>langevin_dynamics_noise</w:t>
+            </w:r>
+          </w:p>
+        </w:tc>
+        <w:tc>
+          <w:tcPr>
+            <w:tcW w:type="dxa" w:w="1417"/>
+          </w:tcPr>
+          <w:p>
+            <w:r>
+              <w:rPr>
+                <w:sz w:val="20"/>
+              </w:rPr>
+              <w:t>3.0</w:t>
+            </w:r>
+          </w:p>
+        </w:tc>
+        <w:tc>
+          <w:tcPr>
+            <w:tcW w:type="dxa" w:w="1417"/>
+          </w:tcPr>
+          <w:p>
+            <w:r>
+              <w:rPr>
+                <w:sz w:val="20"/>
+              </w:rPr>
+              <w:t>3.0</w:t>
+            </w:r>
+          </w:p>
+        </w:tc>
+        <w:tc>
+          <w:tcPr>
+            <w:tcW w:type="dxa" w:w="3402"/>
+          </w:tcPr>
+          <w:p>
+            <w:r>
+              <w:rPr>
+                <w:sz w:val="20"/>
+              </w:rPr>
+            </w:r>
+          </w:p>
+        </w:tc>
+      </w:tr>
+      <w:tr>
+        <w:tc>
+          <w:tcPr>
+            <w:tcW w:type="dxa" w:w="3118"/>
+          </w:tcPr>
+          <w:p>
+            <w:r>
+              <w:rPr>
+                <w:sz w:val="20"/>
+              </w:rPr>
+              <w:t>randomize_mcmc_step_size_scale</w:t>
+            </w:r>
+          </w:p>
+        </w:tc>
+        <w:tc>
+          <w:tcPr>
+            <w:tcW w:type="dxa" w:w="1417"/>
+          </w:tcPr>
+          <w:p>
+            <w:r>
+              <w:rPr>
+                <w:sz w:val="20"/>
+              </w:rPr>
+              <w:t>2.0</w:t>
+            </w:r>
+          </w:p>
+        </w:tc>
+        <w:tc>
+          <w:tcPr>
+            <w:tcW w:type="dxa" w:w="1417"/>
+          </w:tcPr>
+          <w:p>
+            <w:r>
+              <w:rPr>
+                <w:sz w:val="20"/>
+              </w:rPr>
+              <w:t>2.0</w:t>
+            </w:r>
+          </w:p>
+        </w:tc>
+        <w:tc>
+          <w:tcPr>
+            <w:tcW w:type="dxa" w:w="3402"/>
+          </w:tcPr>
+          <w:p>
+            <w:r>
+              <w:rPr>
+                <w:sz w:val="20"/>
+              </w:rPr>
+            </w:r>
+          </w:p>
+        </w:tc>
+      </w:tr>
+      <w:tr>
+        <w:tc>
+          <w:tcPr>
+            <w:tcW w:type="dxa" w:w="3118"/>
+          </w:tcPr>
+          <w:p>
+            <w:r>
+              <w:rPr>
+                <w:sz w:val="20"/>
+              </w:rPr>
+              <w:t>randomize_mcmc_num_steps</w:t>
+            </w:r>
+          </w:p>
+        </w:tc>
+        <w:tc>
+          <w:tcPr>
+            <w:tcW w:type="dxa" w:w="1417"/>
+          </w:tcPr>
+          <w:p>
+            <w:r>
+              <w:rPr>
+                <w:sz w:val="20"/>
+              </w:rPr>
+              <w:t>3</w:t>
+            </w:r>
+          </w:p>
+        </w:tc>
+        <w:tc>
+          <w:tcPr>
+            <w:tcW w:type="dxa" w:w="1417"/>
+          </w:tcPr>
+          <w:p>
+            <w:r>
+              <w:rPr>
+                <w:sz w:val="20"/>
+              </w:rPr>
+              <w:t>3</w:t>
+            </w:r>
+          </w:p>
+        </w:tc>
+        <w:tc>
+          <w:tcPr>
+            <w:tcW w:type="dxa" w:w="3402"/>
+          </w:tcPr>
+          <w:p>
+            <w:r>
+              <w:rPr>
+                <w:sz w:val="20"/>
+              </w:rPr>
+            </w:r>
+          </w:p>
+        </w:tc>
+      </w:tr>
+      <w:tr>
+        <w:tc>
+          <w:tcPr>
+            <w:tcW w:type="dxa" w:w="3118"/>
+          </w:tcPr>
+          <w:p>
+            <w:r>
+              <w:rPr>
+                <w:sz w:val="20"/>
+              </w:rPr>
+              <w:t>randomize_mcmc_num_steps_min</w:t>
+            </w:r>
+          </w:p>
+        </w:tc>
+        <w:tc>
+          <w:tcPr>
+            <w:tcW w:type="dxa" w:w="1417"/>
+          </w:tcPr>
+          <w:p>
+            <w:r>
+              <w:rPr>
+                <w:sz w:val="20"/>
+              </w:rPr>
+              <w:t>2</w:t>
+            </w:r>
+          </w:p>
+        </w:tc>
+        <w:tc>
+          <w:tcPr>
+            <w:tcW w:type="dxa" w:w="1417"/>
+          </w:tcPr>
+          <w:p>
+            <w:r>
+              <w:rPr>
+                <w:sz w:val="20"/>
+              </w:rPr>
+              <w:t>2</w:t>
+            </w:r>
+          </w:p>
+        </w:tc>
+        <w:tc>
+          <w:tcPr>
+            <w:tcW w:type="dxa" w:w="3402"/>
+          </w:tcPr>
+          <w:p>
+            <w:r>
+              <w:rPr>
+                <w:sz w:val="20"/>
+              </w:rPr>
+            </w:r>
+          </w:p>
+        </w:tc>
+      </w:tr>
+      <w:tr>
+        <w:tc>
+          <w:tcPr>
+            <w:tcW w:type="dxa" w:w="3118"/>
+          </w:tcPr>
+          <w:p>
+            <w:r>
+              <w:rPr>
+                <w:sz w:val="20"/>
+              </w:rPr>
+              <w:t>truncate_mcmc</w:t>
+            </w:r>
+          </w:p>
+        </w:tc>
+        <w:tc>
+          <w:tcPr>
+            <w:tcW w:type="dxa" w:w="1417"/>
+          </w:tcPr>
+          <w:p>
+            <w:r>
+              <w:rPr>
+                <w:sz w:val="20"/>
+              </w:rPr>
+              <w:t>True</w:t>
+            </w:r>
+          </w:p>
+        </w:tc>
+        <w:tc>
+          <w:tcPr>
+            <w:tcW w:type="dxa" w:w="1417"/>
+          </w:tcPr>
+          <w:p>
+            <w:r>
+              <w:rPr>
+                <w:sz w:val="20"/>
+              </w:rPr>
+              <w:t>True</w:t>
+            </w:r>
+          </w:p>
+        </w:tc>
+        <w:tc>
+          <w:tcPr>
+            <w:tcW w:type="dxa" w:w="3402"/>
+          </w:tcPr>
+          <w:p>
+            <w:r>
+              <w:rPr>
+                <w:sz w:val="20"/>
+              </w:rPr>
+              <w:t>Only final step backprops to LM loss</w:t>
+            </w:r>
+          </w:p>
+        </w:tc>
+      </w:tr>
+      <w:tr>
+        <w:tc>
+          <w:tcPr>
+            <w:tcW w:type="dxa" w:w="3118"/>
+          </w:tcPr>
+          <w:p>
+            <w:r>
+              <w:rPr>
+                <w:sz w:val="20"/>
+              </w:rPr>
+              <w:t>no_mcmc_detach</w:t>
+            </w:r>
+          </w:p>
+        </w:tc>
+        <w:tc>
+          <w:tcPr>
+            <w:tcW w:type="dxa" w:w="1417"/>
+          </w:tcPr>
+          <w:p>
+            <w:r>
+              <w:rPr>
+                <w:sz w:val="20"/>
+              </w:rPr>
+              <w:t>True</w:t>
+            </w:r>
+          </w:p>
+        </w:tc>
+        <w:tc>
+          <w:tcPr>
+            <w:tcW w:type="dxa" w:w="1417"/>
+          </w:tcPr>
+          <w:p>
+            <w:r>
+              <w:rPr>
+                <w:sz w:val="20"/>
+              </w:rPr>
+              <w:t>True</w:t>
+            </w:r>
+          </w:p>
+        </w:tc>
+        <w:tc>
+          <w:tcPr>
+            <w:tcW w:type="dxa" w:w="3402"/>
+          </w:tcPr>
+          <w:p>
+            <w:r>
+              <w:rPr>
+                <w:sz w:val="20"/>
+              </w:rPr>
+              <w:t>PATH 2 RESTORATION: Hessian flows across all MCMC sweeps. This is the missing ingredient that broke thinking-scaling in the prior run.</w:t>
+            </w:r>
+          </w:p>
+        </w:tc>
+      </w:tr>
+      <w:tr>
+        <w:tc>
+          <w:tcPr>
+            <w:tcW w:type="dxa" w:w="3118"/>
+          </w:tcPr>
+          <w:p>
+            <w:r>
+              <w:rPr>
+                <w:sz w:val="20"/>
+              </w:rPr>
+              <w:t>mcmc_replay_buffer</w:t>
+            </w:r>
+          </w:p>
+        </w:tc>
+        <w:tc>
+          <w:tcPr>
+            <w:tcW w:type="dxa" w:w="1417"/>
+          </w:tcPr>
+          <w:p>
+            <w:r>
+              <w:rPr>
+                <w:sz w:val="20"/>
+              </w:rPr>
+              <w:t>True (size 48)</w:t>
+            </w:r>
+          </w:p>
+        </w:tc>
+        <w:tc>
+          <w:tcPr>
+            <w:tcW w:type="dxa" w:w="1417"/>
+          </w:tcPr>
+          <w:p>
+            <w:r>
+              <w:rPr>
+                <w:sz w:val="20"/>
+              </w:rPr>
+              <w:t>True (size 48)</w:t>
+            </w:r>
+          </w:p>
+        </w:tc>
+        <w:tc>
+          <w:tcPr>
+            <w:tcW w:type="dxa" w:w="3402"/>
+          </w:tcPr>
+          <w:p>
+            <w:r>
+              <w:rPr>
+                <w:sz w:val="20"/>
+              </w:rPr>
+              <w:t>PATH 2 RESTORATION</w:t>
+            </w:r>
+          </w:p>
+        </w:tc>
+      </w:tr>
+      <w:tr>
+        <w:tc>
+          <w:tcPr>
+            <w:tcW w:type="dxa" w:w="3118"/>
+          </w:tcPr>
+          <w:p>
+            <w:r>
+              <w:rPr>
+                <w:sz w:val="20"/>
+              </w:rPr>
+              <w:t>mcmc_replay_buffer_sample_bs_percent</w:t>
+            </w:r>
+          </w:p>
+        </w:tc>
+        <w:tc>
+          <w:tcPr>
+            <w:tcW w:type="dxa" w:w="1417"/>
+          </w:tcPr>
+          <w:p>
+            <w:r>
+              <w:rPr>
+                <w:sz w:val="20"/>
+              </w:rPr>
+              <w:t>0.25</w:t>
+            </w:r>
+          </w:p>
+        </w:tc>
+        <w:tc>
+          <w:tcPr>
+            <w:tcW w:type="dxa" w:w="1417"/>
+          </w:tcPr>
+          <w:p>
+            <w:r>
+              <w:rPr>
+                <w:sz w:val="20"/>
+              </w:rPr>
+              <w:t>0.25</w:t>
+            </w:r>
+          </w:p>
+        </w:tc>
+        <w:tc>
+          <w:tcPr>
+            <w:tcW w:type="dxa" w:w="3402"/>
+          </w:tcPr>
+          <w:p>
+            <w:r>
+              <w:rPr>
+                <w:sz w:val="20"/>
+              </w:rPr>
+            </w:r>
+          </w:p>
+        </w:tc>
+      </w:tr>
+      <w:tr>
+        <w:tc>
+          <w:tcPr>
+            <w:tcW w:type="dxa" w:w="3118"/>
+          </w:tcPr>
+          <w:p>
+            <w:r>
+              <w:rPr>
+                <w:sz w:val="20"/>
+              </w:rPr>
+              <w:t>norm_pred</w:t>
+            </w:r>
+          </w:p>
+        </w:tc>
+        <w:tc>
+          <w:tcPr>
+            <w:tcW w:type="dxa" w:w="1417"/>
+          </w:tcPr>
+          <w:p>
+            <w:r>
+              <w:rPr>
+                <w:sz w:val="20"/>
+              </w:rPr>
+              <w:t>True</w:t>
+            </w:r>
+          </w:p>
+        </w:tc>
+        <w:tc>
+          <w:tcPr>
+            <w:tcW w:type="dxa" w:w="1417"/>
+          </w:tcPr>
+          <w:p>
+            <w:r>
+              <w:rPr>
+                <w:sz w:val="20"/>
+              </w:rPr>
+              <w:t>True</w:t>
+            </w:r>
+          </w:p>
+        </w:tc>
+        <w:tc>
+          <w:tcPr>
+            <w:tcW w:type="dxa" w:w="3402"/>
+          </w:tcPr>
+          <w:p>
+            <w:r>
+              <w:rPr>
+                <w:sz w:val="20"/>
+              </w:rPr>
+            </w:r>
+          </w:p>
+        </w:tc>
+      </w:tr>
+      <w:tr>
+        <w:tc>
+          <w:tcPr>
+            <w:tcW w:type="dxa" w:w="3118"/>
+          </w:tcPr>
+          <w:p>
+            <w:r>
+              <w:rPr>
+                <w:sz w:val="20"/>
+              </w:rPr>
+              <w:t>scale_alpha_with_energy</w:t>
+            </w:r>
+          </w:p>
+        </w:tc>
+        <w:tc>
+          <w:tcPr>
+            <w:tcW w:type="dxa" w:w="1417"/>
+          </w:tcPr>
+          <w:p>
+            <w:r>
+              <w:rPr>
+                <w:sz w:val="20"/>
+              </w:rPr>
+              <w:t>True</w:t>
+            </w:r>
+          </w:p>
+        </w:tc>
+        <w:tc>
+          <w:tcPr>
+            <w:tcW w:type="dxa" w:w="1417"/>
+          </w:tcPr>
+          <w:p>
+            <w:r>
+              <w:rPr>
+                <w:sz w:val="20"/>
+              </w:rPr>
+              <w:t>True</w:t>
+            </w:r>
+          </w:p>
+        </w:tc>
+        <w:tc>
+          <w:tcPr>
+            <w:tcW w:type="dxa" w:w="3402"/>
+          </w:tcPr>
+          <w:p>
+            <w:r>
+              <w:rPr>
+                <w:sz w:val="20"/>
+              </w:rPr>
+            </w:r>
+          </w:p>
+        </w:tc>
+      </w:tr>
+      <w:tr>
+        <w:tc>
+          <w:tcPr>
+            <w:tcW w:type="dxa" w:w="3118"/>
+          </w:tcPr>
+          <w:p>
+            <w:r>
+              <w:rPr>
+                <w:sz w:val="20"/>
+              </w:rPr>
+              <w:t>clamp_futures_grad</w:t>
+            </w:r>
+          </w:p>
+        </w:tc>
+        <w:tc>
+          <w:tcPr>
+            <w:tcW w:type="dxa" w:w="1417"/>
+          </w:tcPr>
+          <w:p>
+            <w:r>
+              <w:rPr>
+                <w:sz w:val="20"/>
+              </w:rPr>
+              <w:t>True (+/- 9.0 / alpha)</w:t>
+            </w:r>
+          </w:p>
+        </w:tc>
+        <w:tc>
+          <w:tcPr>
+            <w:tcW w:type="dxa" w:w="1417"/>
+          </w:tcPr>
+          <w:p>
+            <w:r>
+              <w:rPr>
+                <w:sz w:val="20"/>
+              </w:rPr>
+              <w:t>same</w:t>
+            </w:r>
+          </w:p>
+        </w:tc>
+        <w:tc>
+          <w:tcPr>
+            <w:tcW w:type="dxa" w:w="3402"/>
+          </w:tcPr>
+          <w:p>
+            <w:r>
+              <w:rPr>
+                <w:sz w:val="20"/>
+              </w:rPr>
+            </w:r>
+          </w:p>
+        </w:tc>
+      </w:tr>
+    </w:tbl>
     <w:p>
       <w:pPr>
         <w:pStyle w:val="Heading2"/>
@@ -2344,7 +2220,388 @@
         <w:rPr>
           <w:color w:val="1F2A44"/>
         </w:rPr>
-        <w:t>Multi-depth CORE sweep (paper Figure 6a)</w:t>
+        <w:t>4.3 Optimizer (5 param groups)</w:t>
+      </w:r>
+    </w:p>
+    <w:p>
+      <w:r>
+        <w:rPr>
+          <w:b w:val="0"/>
+          <w:i w:val="0"/>
+        </w:rPr>
+        <w:t>Mirrors EBT/base_model_trainer.py::configure_optimizers_nlp. The learnable alpha (MCMC step size) MUST have its own param group with lr = mcmc_step_size_lr_multiplier * peak_lr and weight_decay = 0; otherwise alpha learns at peak_lr (way too slow) and the recipe collapses. Verified live: lr/alpha_mcmc_step_size = 9e-4 = 1.5 * peak_lr = 1.5 * 6e-4.</w:t>
+      </w:r>
+    </w:p>
+    <w:tbl>
+      <w:tblPr>
+        <w:tblStyle w:val="LightGrid-Accent1"/>
+        <w:tblW w:type="auto" w:w="0"/>
+        <w:tblLook w:firstColumn="1" w:firstRow="1" w:lastColumn="0" w:lastRow="0" w:noHBand="0" w:noVBand="1" w:val="04A0"/>
+      </w:tblPr>
+      <w:tblGrid>
+        <w:gridCol w:w="2493"/>
+        <w:gridCol w:w="2493"/>
+        <w:gridCol w:w="2493"/>
+        <w:gridCol w:w="2493"/>
+      </w:tblGrid>
+      <w:tr>
+        <w:tc>
+          <w:tcPr>
+            <w:tcW w:type="dxa" w:w="2835"/>
+          </w:tcPr>
+          <w:p>
+            <w:r/>
+            <w:r>
+              <w:rPr>
+                <w:b/>
+              </w:rPr>
+              <w:t>Group</w:t>
+            </w:r>
+          </w:p>
+        </w:tc>
+        <w:tc>
+          <w:tcPr>
+            <w:tcW w:type="dxa" w:w="1984"/>
+          </w:tcPr>
+          <w:p>
+            <w:r/>
+            <w:r>
+              <w:rPr>
+                <w:b/>
+              </w:rPr>
+              <w:t>LR (small, peak 6e-4)</w:t>
+            </w:r>
+          </w:p>
+        </w:tc>
+        <w:tc>
+          <w:tcPr>
+            <w:tcW w:type="dxa" w:w="1417"/>
+          </w:tcPr>
+          <w:p>
+            <w:r/>
+            <w:r>
+              <w:rPr>
+                <w:b/>
+              </w:rPr>
+              <w:t>Weight decay</w:t>
+            </w:r>
+          </w:p>
+        </w:tc>
+        <w:tc>
+          <w:tcPr>
+            <w:tcW w:type="dxa" w:w="3685"/>
+          </w:tcPr>
+          <w:p>
+            <w:r/>
+            <w:r>
+              <w:rPr>
+                <w:b/>
+              </w:rPr>
+              <w:t>Members</w:t>
+            </w:r>
+          </w:p>
+        </w:tc>
+      </w:tr>
+      <w:tr>
+        <w:tc>
+          <w:tcPr>
+            <w:tcW w:type="dxa" w:w="2835"/>
+          </w:tcPr>
+          <w:p>
+            <w:r>
+              <w:rPr>
+                <w:sz w:val="20"/>
+              </w:rPr>
+              <w:t>matrix_decay</w:t>
+            </w:r>
+          </w:p>
+        </w:tc>
+        <w:tc>
+          <w:tcPr>
+            <w:tcW w:type="dxa" w:w="1984"/>
+          </w:tcPr>
+          <w:p>
+            <w:r>
+              <w:rPr>
+                <w:sz w:val="20"/>
+              </w:rPr>
+              <w:t>6e-4</w:t>
+            </w:r>
+          </w:p>
+        </w:tc>
+        <w:tc>
+          <w:tcPr>
+            <w:tcW w:type="dxa" w:w="1417"/>
+          </w:tcPr>
+          <w:p>
+            <w:r>
+              <w:rPr>
+                <w:sz w:val="20"/>
+              </w:rPr>
+              <w:t>0.1</w:t>
+            </w:r>
+          </w:p>
+        </w:tc>
+        <w:tc>
+          <w:tcPr>
+            <w:tcW w:type="dxa" w:w="3685"/>
+          </w:tcPr>
+          <w:p>
+            <w:r>
+              <w:rPr>
+                <w:sz w:val="20"/>
+              </w:rPr>
+              <w:t>Linear weights of transformer blocks</w:t>
+            </w:r>
+          </w:p>
+        </w:tc>
+      </w:tr>
+      <w:tr>
+        <w:tc>
+          <w:tcPr>
+            <w:tcW w:type="dxa" w:w="2835"/>
+          </w:tcPr>
+          <w:p>
+            <w:r>
+              <w:rPr>
+                <w:sz w:val="20"/>
+              </w:rPr>
+              <w:t>no_decay</w:t>
+            </w:r>
+          </w:p>
+        </w:tc>
+        <w:tc>
+          <w:tcPr>
+            <w:tcW w:type="dxa" w:w="1984"/>
+          </w:tcPr>
+          <w:p>
+            <w:r>
+              <w:rPr>
+                <w:sz w:val="20"/>
+              </w:rPr>
+              <w:t>6e-4</w:t>
+            </w:r>
+          </w:p>
+        </w:tc>
+        <w:tc>
+          <w:tcPr>
+            <w:tcW w:type="dxa" w:w="1417"/>
+          </w:tcPr>
+          <w:p>
+            <w:r>
+              <w:rPr>
+                <w:sz w:val="20"/>
+              </w:rPr>
+              <w:t>0.0</w:t>
+            </w:r>
+          </w:p>
+        </w:tc>
+        <w:tc>
+          <w:tcPr>
+            <w:tcW w:type="dxa" w:w="3685"/>
+          </w:tcPr>
+          <w:p>
+            <w:r>
+              <w:rPr>
+                <w:sz w:val="20"/>
+              </w:rPr>
+              <w:t>Norm scales, biases, 1-D params</w:t>
+            </w:r>
+          </w:p>
+        </w:tc>
+      </w:tr>
+      <w:tr>
+        <w:tc>
+          <w:tcPr>
+            <w:tcW w:type="dxa" w:w="2835"/>
+          </w:tcPr>
+          <w:p>
+            <w:r>
+              <w:rPr>
+                <w:sz w:val="20"/>
+              </w:rPr>
+              <w:t>embedding</w:t>
+            </w:r>
+          </w:p>
+        </w:tc>
+        <w:tc>
+          <w:tcPr>
+            <w:tcW w:type="dxa" w:w="1984"/>
+          </w:tcPr>
+          <w:p>
+            <w:r>
+              <w:rPr>
+                <w:sz w:val="20"/>
+              </w:rPr>
+              <w:t>3e-4 (0.5x)</w:t>
+            </w:r>
+          </w:p>
+        </w:tc>
+        <w:tc>
+          <w:tcPr>
+            <w:tcW w:type="dxa" w:w="1417"/>
+          </w:tcPr>
+          <w:p>
+            <w:r>
+              <w:rPr>
+                <w:sz w:val="20"/>
+              </w:rPr>
+              <w:t>0.01 (0.1x)</w:t>
+            </w:r>
+          </w:p>
+        </w:tc>
+        <w:tc>
+          <w:tcPr>
+            <w:tcW w:type="dxa" w:w="3685"/>
+          </w:tcPr>
+          <w:p>
+            <w:r>
+              <w:rPr>
+                <w:sz w:val="20"/>
+              </w:rPr>
+              <w:t>Token + position embeddings</w:t>
+            </w:r>
+          </w:p>
+        </w:tc>
+      </w:tr>
+      <w:tr>
+        <w:tc>
+          <w:tcPr>
+            <w:tcW w:type="dxa" w:w="2835"/>
+          </w:tcPr>
+          <w:p>
+            <w:r>
+              <w:rPr>
+                <w:sz w:val="20"/>
+              </w:rPr>
+              <w:t>head</w:t>
+            </w:r>
+          </w:p>
+        </w:tc>
+        <w:tc>
+          <w:tcPr>
+            <w:tcW w:type="dxa" w:w="1984"/>
+          </w:tcPr>
+          <w:p>
+            <w:r>
+              <w:rPr>
+                <w:sz w:val="20"/>
+              </w:rPr>
+              <w:t>6e-4</w:t>
+            </w:r>
+          </w:p>
+        </w:tc>
+        <w:tc>
+          <w:tcPr>
+            <w:tcW w:type="dxa" w:w="1417"/>
+          </w:tcPr>
+          <w:p>
+            <w:r>
+              <w:rPr>
+                <w:sz w:val="20"/>
+              </w:rPr>
+              <w:t>0.01</w:t>
+            </w:r>
+          </w:p>
+        </w:tc>
+        <w:tc>
+          <w:tcPr>
+            <w:tcW w:type="dxa" w:w="3685"/>
+          </w:tcPr>
+          <w:p>
+            <w:r>
+              <w:rPr>
+                <w:sz w:val="20"/>
+              </w:rPr>
+              <w:t>LM head / unembed</w:t>
+            </w:r>
+          </w:p>
+        </w:tc>
+      </w:tr>
+      <w:tr>
+        <w:tc>
+          <w:tcPr>
+            <w:tcW w:type="dxa" w:w="2835"/>
+          </w:tcPr>
+          <w:p>
+            <w:r>
+              <w:rPr>
+                <w:sz w:val="20"/>
+              </w:rPr>
+              <w:t>alpha_mcmc_step_size</w:t>
+            </w:r>
+          </w:p>
+        </w:tc>
+        <w:tc>
+          <w:tcPr>
+            <w:tcW w:type="dxa" w:w="1984"/>
+          </w:tcPr>
+          <w:p>
+            <w:r>
+              <w:rPr>
+                <w:sz w:val="20"/>
+              </w:rPr>
+              <w:t>9e-4 (1.5x)</w:t>
+            </w:r>
+          </w:p>
+        </w:tc>
+        <w:tc>
+          <w:tcPr>
+            <w:tcW w:type="dxa" w:w="1417"/>
+          </w:tcPr>
+          <w:p>
+            <w:r>
+              <w:rPr>
+                <w:sz w:val="20"/>
+              </w:rPr>
+              <w:t>0.0</w:t>
+            </w:r>
+          </w:p>
+        </w:tc>
+        <w:tc>
+          <w:tcPr>
+            <w:tcW w:type="dxa" w:w="3685"/>
+          </w:tcPr>
+          <w:p>
+            <w:r>
+              <w:rPr>
+                <w:sz w:val="20"/>
+              </w:rPr>
+              <w:t>EBT learnable step size</w:t>
+            </w:r>
+          </w:p>
+        </w:tc>
+      </w:tr>
+    </w:tbl>
+    <w:p>
+      <w:pPr>
+        <w:pStyle w:val="Heading1"/>
+      </w:pPr>
+      <w:r>
+        <w:rPr>
+          <w:color w:val="1F2A44"/>
+        </w:rPr>
+        <w:t>5. System-2 Evaluation Protocol</w:t>
+      </w:r>
+    </w:p>
+    <w:p>
+      <w:r>
+        <w:rPr>
+          <w:b w:val="0"/>
+          <w:i w:val="0"/>
+        </w:rPr>
+        <w:t>The whole point of an EBT - versus a vanilla transformer - is that performance should improve with inference-time compute (more MCMC sweeps, and BoN by lowest energy). If we only log one CORE number per checkpoint we are not validating we built an EBT - we are only validating that we built a language model. The trainer therefore reproduces the EBT paper's Section 4.1.2 protocol live during pretraining.</w:t>
+      </w:r>
+    </w:p>
+    <w:p>
+      <w:pPr>
+        <w:pStyle w:val="Heading2"/>
+      </w:pPr>
+      <w:r>
+        <w:rPr>
+          <w:color w:val="1F2A44"/>
+        </w:rPr>
+        <w:t>5.1 Multi-depth CORE sweep (paper Figure 6a)</w:t>
       </w:r>
     </w:p>
     <w:p>
@@ -2358,7 +2615,7 @@
         <w:t>eval_mcmc_depths:</w:t>
       </w:r>
       <w:r>
-        <w:t xml:space="preserve"> list of inference-time MCMC depths to evaluate CORE at. Default [1, 2, 4]. Implemented via a context manager that temporarily overrides model.hparams.mcmc_num_steps and disables randomize_mcmc_num_steps so the per-depth count is exact.</w:t>
+        <w:t xml:space="preserve"> list of inference-time MCMC depths to evaluate CORE at. Default [1, 2, 4]. Implemented via a context manager that temporarily overrides hparams.mcmc_num_steps OR (post-Bug-11) hparams.randomize_mcmc_num_steps depending on the construction-time mcmc_num_steps.</w:t>
       </w:r>
     </w:p>
     <w:p>
@@ -2372,7 +2629,7 @@
         <w:t>Logged metrics:</w:t>
       </w:r>
       <w:r>
-        <w:t xml:space="preserve"> core_metric_at_&lt;d&gt; per depth, plus core_thinking_gain = max_d − min_d. The gain should grow during pretraining (paper's Figure 6b).</w:t>
+        <w:t xml:space="preserve"> core_metric_at_&lt;d&gt; per depth, plus core_thinking_gain = max_d - min_d. The gain should grow during pretraining (paper's Figure 6b).</w:t>
       </w:r>
     </w:p>
     <w:p>
@@ -2386,7 +2643,7 @@
         <w:t>Early stop signal:</w:t>
       </w:r>
       <w:r>
-        <w:t xml:space="preserve"> core_metric is the CORE at the MAX depth, i.e. the model's best achievable score with full thinking.</w:t>
+        <w:t xml:space="preserve"> core_metric is the CORE at the MAX depth, i.e. the model's best achievable score with full thinking. Threshold for early stop: 0.257 (nanochat GPT-2-small reference).</w:t>
       </w:r>
     </w:p>
     <w:p>
@@ -2397,7 +2654,7 @@
         <w:rPr>
           <w:color w:val="1F2A44"/>
         </w:rPr>
-        <w:t>HumanEval with EBT self-verification</w:t>
+        <w:t>5.2 HumanEval with EBT self-verification</w:t>
       </w:r>
     </w:p>
     <w:p>
@@ -2430,27 +2687,13 @@
     </w:p>
     <w:p>
       <w:pPr>
-        <w:pStyle w:val="ListBullet"/>
-      </w:pPr>
-      <w:r>
-        <w:rPr>
-          <w:b/>
-        </w:rPr>
-        <w:t>Why this matters:</w:t>
-      </w:r>
-      <w:r>
-        <w:t xml:space="preserve"> EBT paper Section 4.1.2 finds Self-Verification mode produces the largest System-2 gains on text. If our base model cannot do BoN &gt; naive after enough training, the energy verifier isn't calibrated.</w:t>
-      </w:r>
-    </w:p>
-    <w:p>
-      <w:pPr>
         <w:pStyle w:val="Heading2"/>
       </w:pPr>
       <w:r>
         <w:rPr>
           <w:color w:val="1F2A44"/>
         </w:rPr>
-        <w:t>Pretrain-time EBT diagnostics</w:t>
+        <w:t>5.3 Pretrain-time EBT diagnostics</w:t>
       </w:r>
     </w:p>
     <w:p>
@@ -2464,7 +2707,7 @@
         <w:t>ebt/initial_final_pred_energies_gap:</w:t>
       </w:r>
       <w:r>
-        <w:t xml:space="preserve"> central diagnostic that MCMC is descending the energy landscape. Should be positive and grow. If it stays ~0 or flips negative, kill the run — landscape is broken.</w:t>
+        <w:t xml:space="preserve"> central diagnostic that MCMC is descending the energy landscape. Should be positive and grow. If it stays ~0 or shrinks toward zero, the model is failing to learn "thinking" (see Section 10 for our live observation of this).</w:t>
       </w:r>
     </w:p>
     <w:p>
@@ -2478,7 +2721,7 @@
         <w:t>ebt/alpha_step_size:</w:t>
       </w:r>
       <w:r>
-        <w:t xml:space="preserve"> current learned alpha. Starts at 0.5; healthy range observed in EBT-xxs experiments: 0.3-1.5.</w:t>
+        <w:t xml:space="preserve"> current learned alpha. Starts at 0.5; healthy range observed in EBT-xxs experiments: 0.3-1.5. In our no_mcmc_detach=False run it stayed locked at ~0.5 (see Section 10).</w:t>
       </w:r>
     </w:p>
     <w:p>
@@ -2492,7 +2735,7 @@
         <w:t>ebt/initial_loss vs ebt/final_step_loss:</w:t>
       </w:r>
       <w:r>
-        <w:t xml:space="preserve"> gap should grow; shows the MCMC trajectory is reducing CE loss.</w:t>
+        <w:t xml:space="preserve"> gap should grow; shows the MCMC trajectory is reducing CE loss across sweeps.</w:t>
       </w:r>
     </w:p>
     <w:p>
@@ -2503,10 +2746,10 @@
         <w:rPr>
           <w:b/>
         </w:rPr>
-        <w:t>lr/alpha_mcmc_step_size:</w:t>
+        <w:t>train_loss_ema_best + train_steps_since_best:</w:t>
       </w:r>
       <w:r>
-        <w:t xml:space="preserve"> verifies the dedicated alpha param group is firing at the correct LR (1.5x peak).</w:t>
+        <w:t xml:space="preserve"> fuels the loss_patience_steps divergence guard added in Run 3.</w:t>
       </w:r>
     </w:p>
     <w:p>
@@ -2517,7 +2760,7 @@
         <w:rPr>
           <w:color w:val="1F2A44"/>
         </w:rPr>
-        <w:t>Critical Bugs Found in the EBT Stack</w:t>
+        <w:t>6. Hardware Reality</w:t>
       </w:r>
     </w:p>
     <w:p>
@@ -2526,7 +2769,765 @@
           <w:b w:val="0"/>
           <w:i w:val="0"/>
         </w:rPr>
-        <w:t>All discovered by reading the actual EBT/ source (not just the paper). Each one would have broken our run in non-obvious ways.</w:t>
+        <w:t>EBT's autoregressive variant concatenates input and prediction embeddings, so attention is on a sequence of length 2*seq. Standard (non-Flash) attention stores (bs, heads, 2*seq, 2*seq) per layer. With no_mcmc_detach=True the activations of every MCMC sweep are retained until the optimizer step, multiplying memory by the number of sweeps. This is the dominant constraint on every configuration we explored.</w:t>
+      </w:r>
+    </w:p>
+    <w:tbl>
+      <w:tblPr>
+        <w:tblStyle w:val="LightGrid-Accent1"/>
+        <w:tblW w:type="auto" w:w="0"/>
+        <w:tblLook w:firstColumn="1" w:firstRow="1" w:lastColumn="0" w:lastRow="0" w:noHBand="0" w:noVBand="1" w:val="04A0"/>
+      </w:tblPr>
+      <w:tblGrid>
+        <w:gridCol w:w="2493"/>
+        <w:gridCol w:w="2493"/>
+        <w:gridCol w:w="2493"/>
+        <w:gridCol w:w="2493"/>
+      </w:tblGrid>
+      <w:tr>
+        <w:tc>
+          <w:tcPr>
+            <w:tcW w:type="dxa" w:w="2551"/>
+          </w:tcPr>
+          <w:p>
+            <w:r/>
+            <w:r>
+              <w:rPr>
+                <w:b/>
+              </w:rPr>
+              <w:t>Hardware</w:t>
+            </w:r>
+          </w:p>
+        </w:tc>
+        <w:tc>
+          <w:tcPr>
+            <w:tcW w:type="dxa" w:w="1701"/>
+          </w:tcPr>
+          <w:p>
+            <w:r/>
+            <w:r>
+              <w:rPr>
+                <w:b/>
+              </w:rPr>
+              <w:t>Per-GPU HBM</w:t>
+            </w:r>
+          </w:p>
+        </w:tc>
+        <w:tc>
+          <w:tcPr>
+            <w:tcW w:type="dxa" w:w="1134"/>
+          </w:tcPr>
+          <w:p>
+            <w:r/>
+            <w:r>
+              <w:rPr>
+                <w:b/>
+              </w:rPr>
+              <w:t>Cost / hr</w:t>
+            </w:r>
+          </w:p>
+        </w:tc>
+        <w:tc>
+          <w:tcPr>
+            <w:tcW w:type="dxa" w:w="3685"/>
+          </w:tcPr>
+          <w:p>
+            <w:r/>
+            <w:r>
+              <w:rPr>
+                <w:b/>
+              </w:rPr>
+              <w:t>What fits cleanly</w:t>
+            </w:r>
+          </w:p>
+        </w:tc>
+      </w:tr>
+      <w:tr>
+        <w:tc>
+          <w:tcPr>
+            <w:tcW w:type="dxa" w:w="2551"/>
+          </w:tcPr>
+          <w:p>
+            <w:r>
+              <w:rPr>
+                <w:sz w:val="20"/>
+              </w:rPr>
+              <w:t>8 x H200 SXM</w:t>
+            </w:r>
+          </w:p>
+        </w:tc>
+        <w:tc>
+          <w:tcPr>
+            <w:tcW w:type="dxa" w:w="1701"/>
+          </w:tcPr>
+          <w:p>
+            <w:r>
+              <w:rPr>
+                <w:sz w:val="20"/>
+              </w:rPr>
+              <w:t>141 GB</w:t>
+            </w:r>
+          </w:p>
+        </w:tc>
+        <w:tc>
+          <w:tcPr>
+            <w:tcW w:type="dxa" w:w="1134"/>
+          </w:tcPr>
+          <w:p>
+            <w:r>
+              <w:rPr>
+                <w:sz w:val="20"/>
+              </w:rPr>
+              <w:t>~$30</w:t>
+            </w:r>
+          </w:p>
+        </w:tc>
+        <w:tc>
+          <w:tcPr>
+            <w:tcW w:type="dxa" w:w="3685"/>
+          </w:tcPr>
+          <w:p>
+            <w:r>
+              <w:rPr>
+                <w:sz w:val="20"/>
+              </w:rPr>
+              <w:t>1B + seq=2048 + strict S2 (the intended hero run)</w:t>
+            </w:r>
+          </w:p>
+        </w:tc>
+      </w:tr>
+      <w:tr>
+        <w:tc>
+          <w:tcPr>
+            <w:tcW w:type="dxa" w:w="2551"/>
+          </w:tcPr>
+          <w:p>
+            <w:r>
+              <w:rPr>
+                <w:sz w:val="20"/>
+              </w:rPr>
+              <w:t>2 x B200 SXM</w:t>
+            </w:r>
+          </w:p>
+        </w:tc>
+        <w:tc>
+          <w:tcPr>
+            <w:tcW w:type="dxa" w:w="1701"/>
+          </w:tcPr>
+          <w:p>
+            <w:r>
+              <w:rPr>
+                <w:sz w:val="20"/>
+              </w:rPr>
+              <w:t>178-192 GB</w:t>
+            </w:r>
+          </w:p>
+        </w:tc>
+        <w:tc>
+          <w:tcPr>
+            <w:tcW w:type="dxa" w:w="1134"/>
+          </w:tcPr>
+          <w:p>
+            <w:r>
+              <w:rPr>
+                <w:sz w:val="20"/>
+              </w:rPr>
+              <w:t>$8.41</w:t>
+            </w:r>
+          </w:p>
+        </w:tc>
+        <w:tc>
+          <w:tcPr>
+            <w:tcW w:type="dxa" w:w="3685"/>
+          </w:tcPr>
+          <w:p>
+            <w:r>
+              <w:rPr>
+                <w:sz w:val="20"/>
+              </w:rPr>
+              <w:t>127M + seq=2048 + relaxed S2; 127M + seq=512 + full S2</w:t>
+            </w:r>
+          </w:p>
+        </w:tc>
+      </w:tr>
+      <w:tr>
+        <w:tc>
+          <w:tcPr>
+            <w:tcW w:type="dxa" w:w="2551"/>
+          </w:tcPr>
+          <w:p>
+            <w:r>
+              <w:rPr>
+                <w:sz w:val="20"/>
+              </w:rPr>
+              <w:t>8 x RTX PRO 6000 WS</w:t>
+            </w:r>
+          </w:p>
+        </w:tc>
+        <w:tc>
+          <w:tcPr>
+            <w:tcW w:type="dxa" w:w="1701"/>
+          </w:tcPr>
+          <w:p>
+            <w:r>
+              <w:rPr>
+                <w:sz w:val="20"/>
+              </w:rPr>
+              <w:t>96 GB</w:t>
+            </w:r>
+          </w:p>
+        </w:tc>
+        <w:tc>
+          <w:tcPr>
+            <w:tcW w:type="dxa" w:w="1134"/>
+          </w:tcPr>
+          <w:p>
+            <w:r>
+              <w:rPr>
+                <w:sz w:val="20"/>
+              </w:rPr>
+              <w:t>$10.55</w:t>
+            </w:r>
+          </w:p>
+        </w:tc>
+        <w:tc>
+          <w:tcPr>
+            <w:tcW w:type="dxa" w:w="3685"/>
+          </w:tcPr>
+          <w:p>
+            <w:r>
+              <w:rPr>
+                <w:sz w:val="20"/>
+              </w:rPr>
+              <w:t>127M + seq=512 + full S2 (Path 2)</w:t>
+            </w:r>
+          </w:p>
+        </w:tc>
+      </w:tr>
+      <w:tr>
+        <w:tc>
+          <w:tcPr>
+            <w:tcW w:type="dxa" w:w="2551"/>
+          </w:tcPr>
+          <w:p>
+            <w:r>
+              <w:rPr>
+                <w:sz w:val="20"/>
+              </w:rPr>
+              <w:t>4 x RTX PRO 6000 WS</w:t>
+            </w:r>
+          </w:p>
+        </w:tc>
+        <w:tc>
+          <w:tcPr>
+            <w:tcW w:type="dxa" w:w="1701"/>
+          </w:tcPr>
+          <w:p>
+            <w:r>
+              <w:rPr>
+                <w:sz w:val="20"/>
+              </w:rPr>
+              <w:t>96 GB</w:t>
+            </w:r>
+          </w:p>
+        </w:tc>
+        <w:tc>
+          <w:tcPr>
+            <w:tcW w:type="dxa" w:w="1134"/>
+          </w:tcPr>
+          <w:p>
+            <w:r>
+              <w:rPr>
+                <w:sz w:val="20"/>
+              </w:rPr>
+              <w:t>$5.34</w:t>
+            </w:r>
+          </w:p>
+        </w:tc>
+        <w:tc>
+          <w:tcPr>
+            <w:tcW w:type="dxa" w:w="3685"/>
+          </w:tcPr>
+          <w:p>
+            <w:r>
+              <w:rPr>
+                <w:sz w:val="20"/>
+              </w:rPr>
+              <w:t>127M + seq=512 + relaxed S2 only</w:t>
+            </w:r>
+          </w:p>
+        </w:tc>
+      </w:tr>
+      <w:tr>
+        <w:tc>
+          <w:tcPr>
+            <w:tcW w:type="dxa" w:w="2551"/>
+          </w:tcPr>
+          <w:p>
+            <w:r>
+              <w:rPr>
+                <w:sz w:val="20"/>
+              </w:rPr>
+              <w:t>8 x H100 SXM</w:t>
+            </w:r>
+          </w:p>
+        </w:tc>
+        <w:tc>
+          <w:tcPr>
+            <w:tcW w:type="dxa" w:w="1701"/>
+          </w:tcPr>
+          <w:p>
+            <w:r>
+              <w:rPr>
+                <w:sz w:val="20"/>
+              </w:rPr>
+              <w:t>80 GB</w:t>
+            </w:r>
+          </w:p>
+        </w:tc>
+        <w:tc>
+          <w:tcPr>
+            <w:tcW w:type="dxa" w:w="1134"/>
+          </w:tcPr>
+          <w:p>
+            <w:r>
+              <w:rPr>
+                <w:sz w:val="20"/>
+              </w:rPr>
+              <w:t>~$20</w:t>
+            </w:r>
+          </w:p>
+        </w:tc>
+        <w:tc>
+          <w:tcPr>
+            <w:tcW w:type="dxa" w:w="3685"/>
+          </w:tcPr>
+          <w:p>
+            <w:r>
+              <w:rPr>
+                <w:sz w:val="20"/>
+              </w:rPr>
+              <w:t>127M + seq=1024 + full S2</w:t>
+            </w:r>
+          </w:p>
+        </w:tc>
+      </w:tr>
+    </w:tbl>
+    <w:p>
+      <w:r>
+        <w:rPr>
+          <w:b w:val="0"/>
+          <w:i w:val="0"/>
+        </w:rPr>
+        <w:t>Memory formula (verified live across runs):</w:t>
+      </w:r>
+    </w:p>
+    <w:p>
+      <w:pPr>
+        <w:spacing w:after="120"/>
+        <w:ind w:left="283"/>
+        <w:shd w:val="clear" w:color="auto" w:fill="F2F2F2"/>
+      </w:pPr>
+      <w:r>
+        <w:rPr>
+          <w:rFonts w:ascii="Menlo" w:hAnsi="Menlo"/>
+          <w:sz w:val="19"/>
+        </w:rPr>
+        <w:t>peak_activations_GB ~= N_sweeps * N_layers * batch_size * heads * (2*seq)^2 * 2 (bf16)</w:t>
+        <w:br/>
+        <w:t xml:space="preserve">                       / (1024^3)</w:t>
+        <w:br/>
+        <w:t>+ Hessian factor (~2x on final sweep with create_graph=True)</w:t>
+        <w:br/>
+        <w:t>+ model_params * 8 bytes (bf16 master + fp32 master + 2 Adam states)</w:t>
+        <w:br/>
+        <w:br/>
+        <w:t>Example: 1B model (28L * 32H), seq=2048, bs=4, N=4 sweeps, no_mcmc_detach=True:</w:t>
+        <w:br/>
+        <w:t xml:space="preserve">  per-layer: 4 * 32 * 4096^2 * 2 = 4.3 GB</w:t>
+        <w:br/>
+        <w:t xml:space="preserve">  x 28 layers = 120 GB</w:t>
+        <w:br/>
+        <w:t xml:space="preserve">  x 4 sweeps (no_detach) = 480 GB           --&gt; OOMs on B200 (178 GB)</w:t>
+        <w:br/>
+        <w:br/>
+        <w:t>Example: 127M model (12L * 12H), seq=512, bs=4, N=4 sweeps, no_mcmc_detach=True:</w:t>
+        <w:br/>
+        <w:t xml:space="preserve">  per-layer: 4 * 12 * 1024^2 * 2 = 0.1 GB</w:t>
+        <w:br/>
+        <w:t xml:space="preserve">  x 12 layers = 1.2 GB</w:t>
+        <w:br/>
+        <w:t xml:space="preserve">  x 4 sweeps = 4.8 GB                          --&gt; Comfortably fits anywhere</w:t>
+        <w:br/>
+      </w:r>
+    </w:p>
+    <w:p>
+      <w:pPr>
+        <w:pStyle w:val="Heading1"/>
+      </w:pPr>
+      <w:r>
+        <w:rPr>
+          <w:color w:val="1F2A44"/>
+        </w:rPr>
+        <w:t>7. Live Run Timeline</w:t>
+      </w:r>
+    </w:p>
+    <w:p>
+      <w:pPr>
+        <w:pStyle w:val="Heading2"/>
+      </w:pPr>
+      <w:r>
+        <w:rPr>
+          <w:color w:val="1F2A44"/>
+        </w:rPr>
+        <w:t>Run 1: 4 x RTX PRO 6000 WS, 1B, seq=2048</w:t>
+      </w:r>
+    </w:p>
+    <w:p>
+      <w:pPr>
+        <w:pStyle w:val="ListBullet"/>
+      </w:pPr>
+      <w:r>
+        <w:rPr>
+          <w:b/>
+        </w:rPr>
+        <w:t>Date:</w:t>
+      </w:r>
+      <w:r>
+        <w:t xml:space="preserve"> May 17 afternoon</w:t>
+      </w:r>
+    </w:p>
+    <w:p>
+      <w:pPr>
+        <w:pStyle w:val="ListBullet"/>
+      </w:pPr>
+      <w:r>
+        <w:rPr>
+          <w:b/>
+        </w:rPr>
+        <w:t>Setup:</w:t>
+      </w:r>
+      <w:r>
+        <w:t xml:space="preserve"> $5.34/hr; cu128 torch wheel installed; cloned EBT + nanochat</w:t>
+      </w:r>
+    </w:p>
+    <w:p>
+      <w:pPr>
+        <w:pStyle w:val="ListBullet"/>
+      </w:pPr>
+      <w:r>
+        <w:rPr>
+          <w:b/>
+        </w:rPr>
+        <w:t>Outcome:</w:t>
+      </w:r>
+      <w:r>
+        <w:t xml:space="preserve"> Never reached step 1. NCCL 2.26.2 (bundled with torch 2.7.1+cu128) hangs during init_process_group on Blackwell + vast.ai container. Upgraded to nvidia-nccl-cu12 2.30.4 -&gt; NCCL boot worked. Then OOM at first forward across bs=1..8 attempts even at seq=2048. Killed.</w:t>
+      </w:r>
+    </w:p>
+    <w:p>
+      <w:pPr>
+        <w:pStyle w:val="ListBullet"/>
+      </w:pPr>
+      <w:r>
+        <w:rPr>
+          <w:b/>
+        </w:rPr>
+        <w:t>Lessons banked:</w:t>
+      </w:r>
+      <w:r>
+        <w:t xml:space="preserve"> NCCL 2.30.4+ required on Blackwell; 1B + seq=2048 + strict S2 needs &gt;178 GB even at bs=1; PYTHONPATH set -u guard bug in our run scripts.</w:t>
+      </w:r>
+    </w:p>
+    <w:p>
+      <w:pPr>
+        <w:pStyle w:val="Heading2"/>
+      </w:pPr>
+      <w:r>
+        <w:rPr>
+          <w:color w:val="1F2A44"/>
+        </w:rPr>
+        <w:t>Run 2: 2 x B200 SXM, 1B, then 127M, seq=2048</w:t>
+      </w:r>
+    </w:p>
+    <w:p>
+      <w:pPr>
+        <w:pStyle w:val="ListBullet"/>
+      </w:pPr>
+      <w:r>
+        <w:rPr>
+          <w:b/>
+        </w:rPr>
+        <w:t>Date:</w:t>
+      </w:r>
+      <w:r>
+        <w:t xml:space="preserve"> May 17 evening</w:t>
+      </w:r>
+    </w:p>
+    <w:p>
+      <w:pPr>
+        <w:pStyle w:val="ListBullet"/>
+      </w:pPr>
+      <w:r>
+        <w:rPr>
+          <w:b/>
+        </w:rPr>
+        <w:t>Setup:</w:t>
+      </w:r>
+      <w:r>
+        <w:t xml:space="preserve"> $8.41/hr; same setup as Run 1 with NCCL fix</w:t>
+      </w:r>
+    </w:p>
+    <w:p>
+      <w:pPr>
+        <w:pStyle w:val="ListBullet"/>
+      </w:pPr>
+      <w:r>
+        <w:rPr>
+          <w:b/>
+        </w:rPr>
+        <w:t>First attempt:</w:t>
+      </w:r>
+      <w:r>
+        <w:t xml:space="preserve"> 1B at bs=1 seq=2048 OOMed in BACKWARD pass at step 0 - the Hessian-vector backward through 28 layers of (1, 32, 4096, 4096) attention exceeded 178 GB.</w:t>
+      </w:r>
+    </w:p>
+    <w:p>
+      <w:pPr>
+        <w:pStyle w:val="ListBullet"/>
+      </w:pPr>
+      <w:r>
+        <w:rPr>
+          <w:b/>
+        </w:rPr>
+        <w:t>Pivot:</w:t>
+      </w:r>
+      <w:r>
+        <w:t xml:space="preserve"> Switched to 127M (small preset). Initial config bs=4 seq=2048 with relaxed S2 (no_mcmc_detach=False, replay=False). Trained step 0 then OOMed during the first CORE eval at step 1000 with a CUDA assert. Identified time_embeddings OOB bug (see Bug 11).</w:t>
+      </w:r>
+    </w:p>
+    <w:p>
+      <w:pPr>
+        <w:pStyle w:val="ListBullet"/>
+      </w:pPr>
+      <w:r>
+        <w:rPr>
+          <w:b/>
+        </w:rPr>
+        <w:t>Lessons:</w:t>
+      </w:r>
+      <w:r>
+        <w:t xml:space="preserve"> B200 alone is not enough for 1B + strict S2 without FlashAttention. 127M + seq=2048 fits relaxed S2 cleanly.</w:t>
+      </w:r>
+    </w:p>
+    <w:p>
+      <w:pPr>
+        <w:pStyle w:val="Heading2"/>
+      </w:pPr>
+      <w:r>
+        <w:rPr>
+          <w:color w:val="1F2A44"/>
+        </w:rPr>
+        <w:t>Run 3: 8 x RTX PRO 6000 WS, 127M, seq=512, relaxed S2</w:t>
+      </w:r>
+    </w:p>
+    <w:p>
+      <w:pPr>
+        <w:pStyle w:val="ListBullet"/>
+      </w:pPr>
+      <w:r>
+        <w:rPr>
+          <w:b/>
+        </w:rPr>
+        <w:t>Date:</w:t>
+      </w:r>
+      <w:r>
+        <w:t xml:space="preserve"> May 17 night through May 18 morning (~10.5 hours).</w:t>
+      </w:r>
+    </w:p>
+    <w:p>
+      <w:pPr>
+        <w:pStyle w:val="ListBullet"/>
+      </w:pPr>
+      <w:r>
+        <w:rPr>
+          <w:b/>
+        </w:rPr>
+        <w:t>Setup:</w:t>
+      </w:r>
+      <w:r>
+        <w:t xml:space="preserve"> $10.55/hr; same setup; switched to seq=512 + bs=16 + accum=8 for 6x throughput vs Run 2.</w:t>
+      </w:r>
+    </w:p>
+    <w:p>
+      <w:pPr>
+        <w:pStyle w:val="ListBullet"/>
+      </w:pPr>
+      <w:r>
+        <w:rPr>
+          <w:b/>
+        </w:rPr>
+        <w:t>Config note:</w:t>
+      </w:r>
+      <w:r>
+        <w:t xml:space="preserve"> mcmc_num_steps=1, no_mcmc_detach=False, mcmc_replay_buffer=False. This is a RELAXED S2 - the paper's thinking-scaling story does not strictly apply (see Section 10).</w:t>
+      </w:r>
+    </w:p>
+    <w:p>
+      <w:pPr>
+        <w:pStyle w:val="ListBullet"/>
+      </w:pPr>
+      <w:r>
+        <w:rPr>
+          <w:b/>
+        </w:rPr>
+        <w:t>Outcome:</w:t>
+      </w:r>
+      <w:r>
+        <w:t xml:space="preserve"> First successful sustained training run. Reached step 4150, 2.16 B tokens, in ~10.5 hours at ~57K tokens/sec sustained.</w:t>
+      </w:r>
+    </w:p>
+    <w:p>
+      <w:pPr>
+        <w:pStyle w:val="ListBullet"/>
+      </w:pPr>
+      <w:r>
+        <w:rPr>
+          <w:b/>
+        </w:rPr>
+        <w:t>Headline metrics:</w:t>
+      </w:r>
+      <w:r>
+        <w:t xml:space="preserve"> train_loss_ema 11.36 -&gt; 3.62 (best at step 3587). val_loss 7.56 -&gt; 3.81. val_ppl 1918 -&gt; 45. CORE_metric_at_4 climbed from -0.029 (step 1000) to +0.027 (step 4000). HumanEval pass@1 = 0 throughout (expected at this scale).</w:t>
+      </w:r>
+    </w:p>
+    <w:p>
+      <w:pPr>
+        <w:pStyle w:val="ListBullet"/>
+      </w:pPr>
+      <w:r>
+        <w:rPr>
+          <w:b/>
+        </w:rPr>
+        <w:t>Bugs found and fixed live:</w:t>
+      </w:r>
+      <w:r>
+        <w:t xml:space="preserve"> Bug 11 (time_embeddings OOB at step 1000); CORE eval recovered via the randomize_mcmc_num_steps workaround.</w:t>
+      </w:r>
+    </w:p>
+    <w:p>
+      <w:pPr>
+        <w:pStyle w:val="ListBullet"/>
+      </w:pPr>
+      <w:r>
+        <w:rPr>
+          <w:b/>
+        </w:rPr>
+        <w:t>Critical discovery (Section 10):</w:t>
+      </w:r>
+      <w:r>
+        <w:t xml:space="preserve"> Energy gap PEAKED at step 100 (~4.0) and decayed to ~0.4 by step 4000 - opposite of paper Fig 6b. Alpha did not learn (stayed at ~0.500 +/- 0.001). The relaxed S2 recipe is fundamentally insufficient for the thinking-scaling claim.</w:t>
+      </w:r>
+    </w:p>
+    <w:p>
+      <w:pPr>
+        <w:pStyle w:val="ListBullet"/>
+      </w:pPr>
+      <w:r>
+        <w:rPr>
+          <w:b/>
+        </w:rPr>
+        <w:t>Cost:</w:t>
+      </w:r>
+      <w:r>
+        <w:t xml:space="preserve"> ~$110.</w:t>
+      </w:r>
+    </w:p>
+    <w:p>
+      <w:pPr>
+        <w:pStyle w:val="Heading2"/>
+      </w:pPr>
+      <w:r>
+        <w:rPr>
+          <w:color w:val="1F2A44"/>
+        </w:rPr>
+        <w:t>Run 4 (NEXT): 8 x RTX PRO 6000 WS, 127M, seq=512, FULL S2</w:t>
+      </w:r>
+    </w:p>
+    <w:p>
+      <w:pPr>
+        <w:pStyle w:val="ListBullet"/>
+      </w:pPr>
+      <w:r>
+        <w:rPr>
+          <w:b/>
+        </w:rPr>
+        <w:t>Configuration:</w:t>
+      </w:r>
+      <w:r>
+        <w:t xml:space="preserve"> mcmc_num_steps=4, no_mcmc_detach=True, mcmc_replay_buffer=True, mcmc_step_size_learnable=True, all paper-faithful regularizers ON. seq=512, device_batch_size=4, accum=32, world=8 -&gt; 524,288 tokens/optimizer step.</w:t>
+      </w:r>
+    </w:p>
+    <w:p>
+      <w:pPr>
+        <w:pStyle w:val="ListBullet"/>
+      </w:pPr>
+      <w:r>
+        <w:rPr>
+          <w:b/>
+        </w:rPr>
+        <w:t>Why this config:</w:t>
+      </w:r>
+      <w:r>
+        <w:t xml:space="preserve"> Full S2 recipe is the only way to test the paper's thinking-scaling claim. 127M + seq=512 is the largest config that fits full S2 on 96 GB Blackwell workstation cards without FlashAttention surgery. Going smaller hurts code benchmark relevance (Section 11.2); going larger requires more memory work.</w:t>
+      </w:r>
+    </w:p>
+    <w:p>
+      <w:pPr>
+        <w:pStyle w:val="ListBullet"/>
+      </w:pPr>
+      <w:r>
+        <w:rPr>
+          <w:b/>
+        </w:rPr>
+        <w:t>Estimated throughput:</w:t>
+      </w:r>
+      <w:r>
+        <w:t xml:space="preserve"> ~18-22K tokens/sec sustained (2.5-3x slower than Run 3 due to no_mcmc_detach and 4 sweeps). Per-step time ~25-30 sec.</w:t>
+      </w:r>
+    </w:p>
+    <w:p>
+      <w:pPr>
+        <w:pStyle w:val="ListBullet"/>
+      </w:pPr>
+      <w:r>
+        <w:rPr>
+          <w:b/>
+        </w:rPr>
+        <w:t>Cost estimate:</w:t>
+      </w:r>
+      <w:r>
+        <w:t xml:space="preserve"> $148 for 1B tokens (CORE eligibility); $295 for 2B tokens (clear thinking-gain emergence expected); $590 for 4B tokens (publishable).</w:t>
+      </w:r>
+    </w:p>
+    <w:p>
+      <w:pPr>
+        <w:pStyle w:val="Heading1"/>
+      </w:pPr>
+      <w:r>
+        <w:rPr>
+          <w:color w:val="1F2A44"/>
+        </w:rPr>
+        <w:t>8. Bugs and Gotchas in the EBT/nanochat Stack</w:t>
+      </w:r>
+    </w:p>
+    <w:p>
+      <w:r>
+        <w:rPr>
+          <w:b w:val="0"/>
+          <w:i w:val="0"/>
+        </w:rPr>
+        <w:t>All discovered by reading the actual EBT/nanochat source OR by observing live failures during the runs in Section 7. Each one would have broken our run in non-obvious ways. The bug numbering is the order in which they were fixed; bugs 1-10 are pre-flight, bugs 11-14 are live discoveries.</w:t>
       </w:r>
     </w:p>
     <w:p>
@@ -2549,7 +3550,7 @@
         <w:t>Location:</w:t>
       </w:r>
       <w:r>
-        <w:t xml:space="preserve"> EBT/model/nlp/ebt.py line 67 (forward signature)</w:t>
+        <w:t xml:space="preserve"> EBT/model/nlp/ebt.py forward signature</w:t>
       </w:r>
     </w:p>
     <w:p>
@@ -2577,7 +3578,7 @@
         <w:t>Fix:</w:t>
       </w:r>
       <w:r>
-        <w:t xml:space="preserve"> EBTCoreWrapper now drops the kwarg and takes predicted_distributions[-1] from the returned list of per-step predictions.</w:t>
+        <w:t xml:space="preserve"> EBTCoreWrapper drops the kwarg and takes predicted_distributions[-1] from the returned list of per-step predictions.</w:t>
       </w:r>
     </w:p>
     <w:p>
@@ -2597,7 +3598,7 @@
         <w:rPr>
           <w:b/>
         </w:rPr>
-        <w:t>Location:</w:t>
+        <w:t>Fields:</w:t>
       </w:r>
       <w:r>
         <w:t xml:space="preserve"> norm_pred, norm_pred_not_final_step, scale_alpha_with_energy, scale_alpha_with_energy_temp, mcmc_replay_buffer_sample_bs_percent</w:t>
@@ -2614,7 +3615,7 @@
         <w:t>Symptom:</w:t>
       </w:r>
       <w:r>
-        <w:t xml:space="preserve"> AttributeError at EBT_NLP.__init__ (line 53) or during forward (lines 164, 167, 179). The model wouldn't even instantiate.</w:t>
+        <w:t xml:space="preserve"> AttributeError at EBT_NLP.__init__ or during forward. The model would not even instantiate.</w:t>
       </w:r>
     </w:p>
     <w:p>
@@ -2665,7 +3666,7 @@
         <w:t>Symptom:</w:t>
       </w:r>
       <w:r>
-        <w:t xml:space="preserve"> With mcmc_step_size_learnable=True, alpha lands in no_decay_params and learns at peak_lr instead of 1.5x. Effective step size never adapts; entire S2 recipe collapses.</w:t>
+        <w:t xml:space="preserve"> With mcmc_step_size_learnable=True, alpha lands in no_decay_params and learns at peak_lr instead of 1.5x. Effective step size never adapts; the S2 recipe collapses.</w:t>
       </w:r>
     </w:p>
     <w:p>
@@ -2679,7 +3680,7 @@
         <w:t>Fix:</w:t>
       </w:r>
       <w:r>
-        <w:t xml:space="preserve"> New alpha_mcmc_step_size param group mirroring EBT/base_model_trainer.py::configure_optimizers_nlp lines 370-380. lr = mcmc_step_size_lr_multiplier × peak_lr, wd = 0.</w:t>
+        <w:t xml:space="preserve"> New alpha_mcmc_step_size param group with lr = mcmc_step_size_lr_multiplier x peak_lr, wd = 0. Verified live: lr/alpha_mcmc_step_size = 9e-4 in W&amp;B logs.</w:t>
       </w:r>
     </w:p>
     <w:p>
@@ -2702,7 +3703,7 @@
         <w:t>Location:</w:t>
       </w:r>
       <w:r>
-        <w:t xml:space="preserve"> EBT/model/nlp/ebt.py line 203 vs line 25-28</w:t>
+        <w:t xml:space="preserve"> EBT/model/nlp/ebt.py line 203 vs lines 25-28</w:t>
       </w:r>
     </w:p>
     <w:p>
@@ -2767,7 +3768,7 @@
         <w:t>Symptom:</w:t>
       </w:r>
       <w:r>
-        <w:t xml:space="preserve"> Fills masked positions with tokenizer.pad_token_id (=1 for gpt-neox-20b). But the loss uses ignore_index = tokenizer.eos_token_id (=0). So even masked tokens count toward loss. EBT codebase implicitly assumes pad==eos (their data loaders set this manually).</w:t>
+        <w:t xml:space="preserve"> Fills masked positions with tokenizer.pad_token_id (=1 for gpt-neox-20b) but the loss uses ignore_index = tokenizer.eos_token_id (=0). So even masked tokens count toward loss. EBT codebase implicitly assumes pad==eos.</w:t>
       </w:r>
     </w:p>
     <w:p>
@@ -2781,7 +3782,7 @@
         <w:t>Fix:</w:t>
       </w:r>
       <w:r>
-        <w:t xml:space="preserve"> Sidestepped by using execution_mode="pretrain" for SFT (no mask_q_tokens called).</w:t>
+        <w:t xml:space="preserve"> Sidestepped by using execution_mode="pretrain" for SFT.</w:t>
       </w:r>
     </w:p>
     <w:p>
@@ -2804,7 +3805,7 @@
         <w:t>Location:</w:t>
       </w:r>
       <w:r>
-        <w:t xml:space="preserve"> EBT/model/model_utils.py line 393 (find_subsequences raises)</w:t>
+        <w:t xml:space="preserve"> EBT/model/model_utils.py line 393</w:t>
       </w:r>
     </w:p>
     <w:p>
@@ -2943,7 +3944,7 @@
           <w:b/>
           <w:color w:val="A81F1F"/>
         </w:rPr>
-        <w:t>Bug 9: GPT-NeoX tokenizer is missing nanochat's expected special tokens</w:t>
+        <w:t>Bug 9: GPT-NeoX tokenizer missing nanochat's expected special tokens</w:t>
       </w:r>
     </w:p>
     <w:p>
@@ -2971,7 +3972,7 @@
         <w:t>Symptom:</w:t>
       </w:r>
       <w:r>
-        <w:t xml:space="preserve"> nanochat's wrapper asserts &lt;|bos|&gt; or &lt;|endoftext|&gt; exists. gpt-neox-20b has neither in the tokenizer.json; it uses an unlabeled BOS at id 0.</w:t>
+        <w:t xml:space="preserve"> nanochat's wrapper asserts &lt;|bos|&gt; or &lt;|endoftext|&gt; exists. gpt-neox-20b has neither in the tokenizer.json.</w:t>
       </w:r>
     </w:p>
     <w:p>
@@ -2994,7 +3995,7 @@
           <w:b/>
           <w:color w:val="A81F1F"/>
         </w:rPr>
-        <w:t>Bug 10: HumanEval extractor expected code blocks but base models return continuations</w:t>
+        <w:t>Bug 10: HumanEval extractor expected code blocks; base models return continuations</w:t>
       </w:r>
     </w:p>
     <w:p>
@@ -3040,6 +4041,238 @@
       </w:r>
     </w:p>
     <w:p>
+      <w:r>
+        <w:rPr>
+          <w:b/>
+          <w:color w:val="A81F1F"/>
+        </w:rPr>
+        <w:t>Bug 11: time_embeddings OOB during multi-depth CORE eval</w:t>
+      </w:r>
+    </w:p>
+    <w:p>
+      <w:pPr>
+        <w:pStyle w:val="ListBullet"/>
+      </w:pPr>
+      <w:r>
+        <w:rPr>
+          <w:b/>
+        </w:rPr>
+        <w:t>Location:</w:t>
+      </w:r>
+      <w:r>
+        <w:t xml:space="preserve"> EBT/model/ar_ebt_time_embed.py + EBT/model/nlp/ebt.py</w:t>
+      </w:r>
+    </w:p>
+    <w:p>
+      <w:pPr>
+        <w:pStyle w:val="ListBullet"/>
+      </w:pPr>
+      <w:r>
+        <w:rPr>
+          <w:b/>
+        </w:rPr>
+        <w:t>Discovery:</w:t>
+      </w:r>
+      <w:r>
+        <w:t xml:space="preserve"> Run 3, step 1000 - first CORE eval after resume.</w:t>
+      </w:r>
+    </w:p>
+    <w:p>
+      <w:pPr>
+        <w:pStyle w:val="ListBullet"/>
+      </w:pPr>
+      <w:r>
+        <w:rPr>
+          <w:b/>
+        </w:rPr>
+        <w:t>Symptom:</w:t>
+      </w:r>
+      <w:r>
+        <w:t xml:space="preserve"> CUDA error: device-side assert triggered, srcIndex &lt; srcSelectDimSize. NCCL watchdog detects stall, propagates as ChildFailedError, all 8 ranks die.</w:t>
+      </w:r>
+    </w:p>
+    <w:p>
+      <w:pPr>
+        <w:pStyle w:val="ListBullet"/>
+      </w:pPr>
+      <w:r>
+        <w:rPr>
+          <w:b/>
+        </w:rPr>
+        <w:t>Root cause:</w:t>
+      </w:r>
+      <w:r>
+        <w:t xml:space="preserve"> EBT constructs self.time_embeddings = nn.Embedding(max_mcmc_steps, dim) where max_mcmc_steps = hparams.mcmc_num_steps at construction time (= 1 in our config). Our _override_mcmc_depth bumped hparams.mcmc_num_steps to {2, 4} at eval time; the forward loop indexed time_embeddings(1), time_embeddings(2) -&gt; OOB on a table sized 1.</w:t>
+      </w:r>
+    </w:p>
+    <w:p>
+      <w:pPr>
+        <w:pStyle w:val="ListBullet"/>
+      </w:pPr>
+      <w:r>
+        <w:rPr>
+          <w:b/>
+        </w:rPr>
+        <w:t>Fix:</w:t>
+      </w:r>
+      <w:r>
+        <w:t xml:space="preserve"> Keep mcmc_num_steps at its construction value. Use randomize_mcmc_num_steps to make EBT's no-randomness path extend the FINAL step landscape `depth` times instead. Same total sweep count, but every sweep's mcmc_step index stays in range. WARNING: this means all eval sweeps use time_embed(0) which limits the thinking-scaling interpretation (see Section 10).</w:t>
+      </w:r>
+    </w:p>
+    <w:p>
+      <w:r>
+        <w:rPr>
+          <w:b/>
+          <w:color w:val="A81F1F"/>
+        </w:rPr>
+        <w:t>Bug 12: NCCL 2.26.2 (bundled with torch 2.7.1+cu128) hangs on Blackwell + vast.ai container</w:t>
+      </w:r>
+    </w:p>
+    <w:p>
+      <w:pPr>
+        <w:pStyle w:val="ListBullet"/>
+      </w:pPr>
+      <w:r>
+        <w:rPr>
+          <w:b/>
+        </w:rPr>
+        <w:t>Discovery:</w:t>
+      </w:r>
+      <w:r>
+        <w:t xml:space="preserve"> Run 1, after setup, init_process_group hung silently with "NCCL version 2.26.2+cuda12.2" then nothing for &gt;60s.</w:t>
+      </w:r>
+    </w:p>
+    <w:p>
+      <w:pPr>
+        <w:pStyle w:val="ListBullet"/>
+      </w:pPr>
+      <w:r>
+        <w:rPr>
+          <w:b/>
+        </w:rPr>
+        <w:t>Root cause:</w:t>
+      </w:r>
+      <w:r>
+        <w:t xml:space="preserve"> Known incompatibility between bundled NCCL 2.26.2 and Blackwell in some containerized envs. Symptom: bootstrap completes, then collective ops hang.</w:t>
+      </w:r>
+    </w:p>
+    <w:p>
+      <w:pPr>
+        <w:pStyle w:val="ListBullet"/>
+      </w:pPr>
+      <w:r>
+        <w:rPr>
+          <w:b/>
+        </w:rPr>
+        <w:t>Fix:</w:t>
+      </w:r>
+      <w:r>
+        <w:t xml:space="preserve"> pip install --upgrade "nvidia-nccl-cu12&gt;=2.30,&lt;3" - upgrades to NCCL 2.30.4+cuda12.9. Torch prints a version-pin warning but the ABI is compatible. Added to setup_gpu_blackwell.sh and setup_gpu.sh permanently.</w:t>
+      </w:r>
+    </w:p>
+    <w:p>
+      <w:r>
+        <w:rPr>
+          <w:b/>
+          <w:color w:val="A81F1F"/>
+        </w:rPr>
+        <w:t>Bug 13: set -u + bare $PYTHONPATH unbound variable in run scripts</w:t>
+      </w:r>
+    </w:p>
+    <w:p>
+      <w:pPr>
+        <w:pStyle w:val="ListBullet"/>
+      </w:pPr>
+      <w:r>
+        <w:rPr>
+          <w:b/>
+        </w:rPr>
+        <w:t>Discovery:</w:t>
+      </w:r>
+      <w:r>
+        <w:t xml:space="preserve"> Run 1, smoke_test.sh line 13.</w:t>
+      </w:r>
+    </w:p>
+    <w:p>
+      <w:pPr>
+        <w:pStyle w:val="ListBullet"/>
+      </w:pPr>
+      <w:r>
+        <w:rPr>
+          <w:b/>
+        </w:rPr>
+        <w:t>Symptom:</w:t>
+      </w:r>
+      <w:r>
+        <w:t xml:space="preserve"> bash: PYTHONPATH: unbound variable. All run scripts using "set -euo pipefail" with "export PYTHONPATH=\"$ROOT/src:$PYTHONPATH\"" fail on fresh shells.</w:t>
+      </w:r>
+    </w:p>
+    <w:p>
+      <w:pPr>
+        <w:pStyle w:val="ListBullet"/>
+      </w:pPr>
+      <w:r>
+        <w:rPr>
+          <w:b/>
+        </w:rPr>
+        <w:t>Fix:</w:t>
+      </w:r>
+      <w:r>
+        <w:t xml:space="preserve"> sed all run/*.sh: $PYTHONPATH -&gt; ${PYTHONPATH:-} for safe default.</w:t>
+      </w:r>
+    </w:p>
+    <w:p>
+      <w:r>
+        <w:rPr>
+          <w:b/>
+          <w:color w:val="A81F1F"/>
+        </w:rPr>
+        <w:t>Bug 14: NCCL hang on single-node multi-GPU torchrun --standalone</w:t>
+      </w:r>
+    </w:p>
+    <w:p>
+      <w:pPr>
+        <w:pStyle w:val="ListBullet"/>
+      </w:pPr>
+      <w:r>
+        <w:rPr>
+          <w:b/>
+        </w:rPr>
+        <w:t>Discovery:</w:t>
+      </w:r>
+      <w:r>
+        <w:t xml:space="preserve"> Run 1, after NCCL upgrade.</w:t>
+      </w:r>
+    </w:p>
+    <w:p>
+      <w:pPr>
+        <w:pStyle w:val="ListBullet"/>
+      </w:pPr>
+      <w:r>
+        <w:rPr>
+          <w:b/>
+        </w:rPr>
+        <w:t>Symptom:</w:t>
+      </w:r>
+      <w:r>
+        <w:t xml:space="preserve"> init_process_group hangs forever during rendezvous on the standalone TCP store.</w:t>
+      </w:r>
+    </w:p>
+    <w:p>
+      <w:pPr>
+        <w:pStyle w:val="ListBullet"/>
+      </w:pPr>
+      <w:r>
+        <w:rPr>
+          <w:b/>
+        </w:rPr>
+        <w:t>Fix:</w:t>
+      </w:r>
+      <w:r>
+        <w:t xml:space="preserve"> Set NCCL_SOCKET_IFNAME=lo in every train/sft launcher (single-node torchrun --standalone should always bind to loopback). Done across all run/train_*_*.sh files.</w:t>
+      </w:r>
+    </w:p>
+    <w:p>
       <w:pPr>
         <w:pStyle w:val="Heading1"/>
       </w:pPr>
@@ -3047,18 +4280,7 @@
         <w:rPr>
           <w:color w:val="1F2A44"/>
         </w:rPr>
-        <w:t>Run Operations</w:t>
-      </w:r>
-    </w:p>
-    <w:p>
-      <w:pPr>
-        <w:pStyle w:val="Heading2"/>
-      </w:pPr>
-      <w:r>
-        <w:rPr>
-          <w:color w:val="1F2A44"/>
-        </w:rPr>
-        <w:t>Compute target</w:t>
+        <w:t>9. Dependency Conflicts and Why We Do Not Install nanochat</w:t>
       </w:r>
     </w:p>
     <w:p>
@@ -3067,7 +4289,1064 @@
           <w:b w:val="0"/>
           <w:i w:val="0"/>
         </w:rPr>
-        <w:t>Three GPU configurations supported, in decreasing recommendation order:</w:t>
+        <w:t>EBT pins torch==2.4.0+cu121 (Hopper-era). nanochat pins torch==2.9.1 (Blackwell-era). They cannot coexist in one venv via pip resolution. Our solution:</w:t>
+      </w:r>
+    </w:p>
+    <w:p>
+      <w:pPr>
+        <w:pStyle w:val="ListBullet"/>
+      </w:pPr>
+      <w:r>
+        <w:rPr>
+          <w:b/>
+        </w:rPr>
+        <w:t>Submodules, not packages:</w:t>
+      </w:r>
+      <w:r>
+        <w:t xml:space="preserve"> Clone EBT and nanochat into the repo as sibling directories. Do NOT pip install either as a package.</w:t>
+      </w:r>
+    </w:p>
+    <w:p>
+      <w:pPr>
+        <w:pStyle w:val="ListBullet"/>
+      </w:pPr>
+      <w:r>
+        <w:rPr>
+          <w:b/>
+        </w:rPr>
+        <w:t>PYTHONPATH:</w:t>
+      </w:r>
+      <w:r>
+        <w:t xml:space="preserve"> Add EBT/ and nanochat/ to sys.path inside our modules. Only import the surface we actually need.</w:t>
+      </w:r>
+    </w:p>
+    <w:p>
+      <w:pPr>
+        <w:pStyle w:val="ListBullet"/>
+      </w:pPr>
+      <w:r>
+        <w:rPr>
+          <w:b/>
+        </w:rPr>
+        <w:t>From nanochat:</w:t>
+      </w:r>
+      <w:r>
+        <w:t xml:space="preserve"> We import only nanochat.core_eval.evaluate_task (jinja2 + torch, ~10KB of pure Python) and nanochat.execution.execute_code (multiprocessing sandbox, stdlib only). We avoid scripts.base_eval which would pull in nanochat.engine, nanochat.checkpoint_manager, kernels, fastapi, flash_attention - none of which we need or have.</w:t>
+      </w:r>
+    </w:p>
+    <w:p>
+      <w:pPr>
+        <w:pStyle w:val="ListBullet"/>
+      </w:pPr>
+      <w:r>
+        <w:rPr>
+          <w:b/>
+        </w:rPr>
+        <w:t>From EBT:</w:t>
+      </w:r>
+      <w:r>
+        <w:t xml:space="preserve"> We import model.nlp.ebt.EBT_NLP and use it directly. We bypass EBT/base_model_trainer.py (Lightning trainer) and write our own torchrun-based loop in scripts/train_1b.py. We replicate EBT's 5-group optimizer scheme in src/energy_coding/modeling.py.</w:t>
+      </w:r>
+    </w:p>
+    <w:p>
+      <w:pPr>
+        <w:pStyle w:val="ListBullet"/>
+      </w:pPr>
+      <w:r>
+        <w:rPr>
+          <w:b/>
+        </w:rPr>
+        <w:t>Torch version:</w:t>
+      </w:r>
+      <w:r>
+        <w:t xml:space="preserve"> For Hopper (H100/H200), torch==2.4.0+cu121 from EBT works. For Blackwell (B200, RTX PRO 6000, RTX 5090), we install torch==2.7.1+cu128 via requirements_blackwell.txt. setup_gpu_blackwell.sh also upgrades nvidia-nccl-cu12 to &gt;=2.30 (Bug 12).</w:t>
+      </w:r>
+    </w:p>
+    <w:p>
+      <w:pPr>
+        <w:pStyle w:val="Heading1"/>
+      </w:pPr>
+      <w:r>
+        <w:rPr>
+          <w:color w:val="1F2A44"/>
+        </w:rPr>
+        <w:t>10. Critical Finding from Run 3: Energy Descent Decays Without Full S2 Recipe</w:t>
+      </w:r>
+    </w:p>
+    <w:p>
+      <w:r>
+        <w:rPr>
+          <w:b w:val="0"/>
+          <w:i w:val="0"/>
+        </w:rPr>
+        <w:t>This is the most scientifically important finding so far in the project. After ~10.5 hours of stable training on 8 x RTX 6000 with the relaxed S2 recipe (mcmc_num_steps=1, no_mcmc_detach=False, mcmc_replay_buffer=False), the energy-descent trajectory looks NOTHING like the EBT paper's Figure 6b.</w:t>
+      </w:r>
+    </w:p>
+    <w:p>
+      <w:pPr>
+        <w:pStyle w:val="Heading2"/>
+      </w:pPr>
+      <w:r>
+        <w:rPr>
+          <w:color w:val="1F2A44"/>
+        </w:rPr>
+        <w:t>10.1 The data</w:t>
+      </w:r>
+    </w:p>
+    <w:p>
+      <w:r>
+        <w:rPr>
+          <w:b w:val="0"/>
+          <w:i w:val="0"/>
+        </w:rPr>
+        <w:t>Selected rows from runs/ebt_small_climbmix_8x6000/train_metrics.jsonl (8 x RTX 6000, 127M, seq=512, relaxed S2):</w:t>
+      </w:r>
+    </w:p>
+    <w:tbl>
+      <w:tblPr>
+        <w:tblStyle w:val="LightGrid-Accent1"/>
+        <w:tblW w:type="auto" w:w="0"/>
+        <w:tblLook w:firstColumn="1" w:firstRow="1" w:lastColumn="0" w:lastRow="0" w:noHBand="0" w:noVBand="1" w:val="04A0"/>
+      </w:tblPr>
+      <w:tblGrid>
+        <w:gridCol w:w="1425"/>
+        <w:gridCol w:w="1425"/>
+        <w:gridCol w:w="1425"/>
+        <w:gridCol w:w="1425"/>
+        <w:gridCol w:w="1425"/>
+        <w:gridCol w:w="1425"/>
+        <w:gridCol w:w="1425"/>
+      </w:tblGrid>
+      <w:tr>
+        <w:tc>
+          <w:tcPr>
+            <w:tcW w:type="dxa" w:w="1134"/>
+          </w:tcPr>
+          <w:p>
+            <w:r/>
+            <w:r>
+              <w:rPr>
+                <w:b/>
+              </w:rPr>
+              <w:t>step</w:t>
+            </w:r>
+          </w:p>
+        </w:tc>
+        <w:tc>
+          <w:tcPr>
+            <w:tcW w:type="dxa" w:w="1417"/>
+          </w:tcPr>
+          <w:p>
+            <w:r/>
+            <w:r>
+              <w:rPr>
+                <w:b/>
+              </w:rPr>
+              <w:t>tokens (M)</w:t>
+            </w:r>
+          </w:p>
+        </w:tc>
+        <w:tc>
+          <w:tcPr>
+            <w:tcW w:type="dxa" w:w="1134"/>
+          </w:tcPr>
+          <w:p>
+            <w:r/>
+            <w:r>
+              <w:rPr>
+                <w:b/>
+              </w:rPr>
+              <w:t>loss_ema</w:t>
+            </w:r>
+          </w:p>
+        </w:tc>
+        <w:tc>
+          <w:tcPr>
+            <w:tcW w:type="dxa" w:w="1134"/>
+          </w:tcPr>
+          <w:p>
+            <w:r/>
+            <w:r>
+              <w:rPr>
+                <w:b/>
+              </w:rPr>
+              <w:t>init_loss</w:t>
+            </w:r>
+          </w:p>
+        </w:tc>
+        <w:tc>
+          <w:tcPr>
+            <w:tcW w:type="dxa" w:w="1134"/>
+          </w:tcPr>
+          <w:p>
+            <w:r/>
+            <w:r>
+              <w:rPr>
+                <w:b/>
+              </w:rPr>
+              <w:t>final_loss</w:t>
+            </w:r>
+          </w:p>
+        </w:tc>
+        <w:tc>
+          <w:tcPr>
+            <w:tcW w:type="dxa" w:w="1134"/>
+          </w:tcPr>
+          <w:p>
+            <w:r/>
+            <w:r>
+              <w:rPr>
+                <w:b/>
+              </w:rPr>
+              <w:t>energy_gap</w:t>
+            </w:r>
+          </w:p>
+        </w:tc>
+        <w:tc>
+          <w:tcPr>
+            <w:tcW w:type="dxa" w:w="1134"/>
+          </w:tcPr>
+          <w:p>
+            <w:r/>
+            <w:r>
+              <w:rPr>
+                <w:b/>
+              </w:rPr>
+              <w:t>alpha</w:t>
+            </w:r>
+          </w:p>
+        </w:tc>
+      </w:tr>
+      <w:tr>
+        <w:tc>
+          <w:tcPr>
+            <w:tcW w:type="dxa" w:w="1134"/>
+          </w:tcPr>
+          <w:p>
+            <w:r>
+              <w:rPr>
+                <w:sz w:val="20"/>
+              </w:rPr>
+              <w:t>0</w:t>
+            </w:r>
+          </w:p>
+        </w:tc>
+        <w:tc>
+          <w:tcPr>
+            <w:tcW w:type="dxa" w:w="1417"/>
+          </w:tcPr>
+          <w:p>
+            <w:r>
+              <w:rPr>
+                <w:sz w:val="20"/>
+              </w:rPr>
+              <w:t>0.5</w:t>
+            </w:r>
+          </w:p>
+        </w:tc>
+        <w:tc>
+          <w:tcPr>
+            <w:tcW w:type="dxa" w:w="1134"/>
+          </w:tcPr>
+          <w:p>
+            <w:r>
+              <w:rPr>
+                <w:sz w:val="20"/>
+              </w:rPr>
+              <w:t>11.36</w:t>
+            </w:r>
+          </w:p>
+        </w:tc>
+        <w:tc>
+          <w:tcPr>
+            <w:tcW w:type="dxa" w:w="1134"/>
+          </w:tcPr>
+          <w:p>
+            <w:r>
+              <w:rPr>
+                <w:sz w:val="20"/>
+              </w:rPr>
+              <w:t>11.26</w:t>
+            </w:r>
+          </w:p>
+        </w:tc>
+        <w:tc>
+          <w:tcPr>
+            <w:tcW w:type="dxa" w:w="1134"/>
+          </w:tcPr>
+          <w:p>
+            <w:r>
+              <w:rPr>
+                <w:sz w:val="20"/>
+              </w:rPr>
+              <w:t>11.27</w:t>
+            </w:r>
+          </w:p>
+        </w:tc>
+        <w:tc>
+          <w:tcPr>
+            <w:tcW w:type="dxa" w:w="1134"/>
+          </w:tcPr>
+          <w:p>
+            <w:r>
+              <w:rPr>
+                <w:sz w:val="20"/>
+              </w:rPr>
+              <w:t>+1.55</w:t>
+            </w:r>
+          </w:p>
+        </w:tc>
+        <w:tc>
+          <w:tcPr>
+            <w:tcW w:type="dxa" w:w="1134"/>
+          </w:tcPr>
+          <w:p>
+            <w:r>
+              <w:rPr>
+                <w:sz w:val="20"/>
+              </w:rPr>
+              <w:t>0.500</w:t>
+            </w:r>
+          </w:p>
+        </w:tc>
+      </w:tr>
+      <w:tr>
+        <w:tc>
+          <w:tcPr>
+            <w:tcW w:type="dxa" w:w="1134"/>
+          </w:tcPr>
+          <w:p>
+            <w:r>
+              <w:rPr>
+                <w:sz w:val="20"/>
+              </w:rPr>
+              <w:t>100</w:t>
+            </w:r>
+          </w:p>
+        </w:tc>
+        <w:tc>
+          <w:tcPr>
+            <w:tcW w:type="dxa" w:w="1417"/>
+          </w:tcPr>
+          <w:p>
+            <w:r>
+              <w:rPr>
+                <w:sz w:val="20"/>
+              </w:rPr>
+              <w:t>53</w:t>
+            </w:r>
+          </w:p>
+        </w:tc>
+        <w:tc>
+          <w:tcPr>
+            <w:tcW w:type="dxa" w:w="1134"/>
+          </w:tcPr>
+          <w:p>
+            <w:r>
+              <w:rPr>
+                <w:sz w:val="20"/>
+              </w:rPr>
+              <w:t>8.19</w:t>
+            </w:r>
+          </w:p>
+        </w:tc>
+        <w:tc>
+          <w:tcPr>
+            <w:tcW w:type="dxa" w:w="1134"/>
+          </w:tcPr>
+          <w:p>
+            <w:r>
+              <w:rPr>
+                <w:sz w:val="20"/>
+              </w:rPr>
+              <w:t>7.67</w:t>
+            </w:r>
+          </w:p>
+        </w:tc>
+        <w:tc>
+          <w:tcPr>
+            <w:tcW w:type="dxa" w:w="1134"/>
+          </w:tcPr>
+          <w:p>
+            <w:r>
+              <w:rPr>
+                <w:sz w:val="20"/>
+              </w:rPr>
+              <w:t>7.65</w:t>
+            </w:r>
+          </w:p>
+        </w:tc>
+        <w:tc>
+          <w:tcPr>
+            <w:tcW w:type="dxa" w:w="1134"/>
+          </w:tcPr>
+          <w:p>
+            <w:r>
+              <w:rPr>
+                <w:sz w:val="20"/>
+              </w:rPr>
+              <w:t>+4.05</w:t>
+            </w:r>
+          </w:p>
+        </w:tc>
+        <w:tc>
+          <w:tcPr>
+            <w:tcW w:type="dxa" w:w="1134"/>
+          </w:tcPr>
+          <w:p>
+            <w:r>
+              <w:rPr>
+                <w:sz w:val="20"/>
+              </w:rPr>
+              <w:t>0.499</w:t>
+            </w:r>
+          </w:p>
+        </w:tc>
+      </w:tr>
+      <w:tr>
+        <w:tc>
+          <w:tcPr>
+            <w:tcW w:type="dxa" w:w="1134"/>
+          </w:tcPr>
+          <w:p>
+            <w:r>
+              <w:rPr>
+                <w:sz w:val="20"/>
+              </w:rPr>
+              <w:t>500</w:t>
+            </w:r>
+          </w:p>
+        </w:tc>
+        <w:tc>
+          <w:tcPr>
+            <w:tcW w:type="dxa" w:w="1417"/>
+          </w:tcPr>
+          <w:p>
+            <w:r>
+              <w:rPr>
+                <w:sz w:val="20"/>
+              </w:rPr>
+              <w:t>263</w:t>
+            </w:r>
+          </w:p>
+        </w:tc>
+        <w:tc>
+          <w:tcPr>
+            <w:tcW w:type="dxa" w:w="1134"/>
+          </w:tcPr>
+          <w:p>
+            <w:r>
+              <w:rPr>
+                <w:sz w:val="20"/>
+              </w:rPr>
+              <w:t>6.36</w:t>
+            </w:r>
+          </w:p>
+        </w:tc>
+        <w:tc>
+          <w:tcPr>
+            <w:tcW w:type="dxa" w:w="1134"/>
+          </w:tcPr>
+          <w:p>
+            <w:r>
+              <w:rPr>
+                <w:sz w:val="20"/>
+              </w:rPr>
+              <w:t>6.66</w:t>
+            </w:r>
+          </w:p>
+        </w:tc>
+        <w:tc>
+          <w:tcPr>
+            <w:tcW w:type="dxa" w:w="1134"/>
+          </w:tcPr>
+          <w:p>
+            <w:r>
+              <w:rPr>
+                <w:sz w:val="20"/>
+              </w:rPr>
+              <w:t>6.30</w:t>
+            </w:r>
+          </w:p>
+        </w:tc>
+        <w:tc>
+          <w:tcPr>
+            <w:tcW w:type="dxa" w:w="1134"/>
+          </w:tcPr>
+          <w:p>
+            <w:r>
+              <w:rPr>
+                <w:sz w:val="20"/>
+              </w:rPr>
+              <w:t>+0.91</w:t>
+            </w:r>
+          </w:p>
+        </w:tc>
+        <w:tc>
+          <w:tcPr>
+            <w:tcW w:type="dxa" w:w="1134"/>
+          </w:tcPr>
+          <w:p>
+            <w:r>
+              <w:rPr>
+                <w:sz w:val="20"/>
+              </w:rPr>
+              <w:t>0.499</w:t>
+            </w:r>
+          </w:p>
+        </w:tc>
+      </w:tr>
+      <w:tr>
+        <w:tc>
+          <w:tcPr>
+            <w:tcW w:type="dxa" w:w="1134"/>
+          </w:tcPr>
+          <w:p>
+            <w:r>
+              <w:rPr>
+                <w:sz w:val="20"/>
+              </w:rPr>
+              <w:t>1000</w:t>
+            </w:r>
+          </w:p>
+        </w:tc>
+        <w:tc>
+          <w:tcPr>
+            <w:tcW w:type="dxa" w:w="1417"/>
+          </w:tcPr>
+          <w:p>
+            <w:r>
+              <w:rPr>
+                <w:sz w:val="20"/>
+              </w:rPr>
+              <w:t>525</w:t>
+            </w:r>
+          </w:p>
+        </w:tc>
+        <w:tc>
+          <w:tcPr>
+            <w:tcW w:type="dxa" w:w="1134"/>
+          </w:tcPr>
+          <w:p>
+            <w:r>
+              <w:rPr>
+                <w:sz w:val="20"/>
+              </w:rPr>
+              <w:t>5.26</w:t>
+            </w:r>
+          </w:p>
+        </w:tc>
+        <w:tc>
+          <w:tcPr>
+            <w:tcW w:type="dxa" w:w="1134"/>
+          </w:tcPr>
+          <w:p>
+            <w:r>
+              <w:rPr>
+                <w:sz w:val="20"/>
+              </w:rPr>
+              <w:t>5.44</w:t>
+            </w:r>
+          </w:p>
+        </w:tc>
+        <w:tc>
+          <w:tcPr>
+            <w:tcW w:type="dxa" w:w="1134"/>
+          </w:tcPr>
+          <w:p>
+            <w:r>
+              <w:rPr>
+                <w:sz w:val="20"/>
+              </w:rPr>
+              <w:t>5.14</w:t>
+            </w:r>
+          </w:p>
+        </w:tc>
+        <w:tc>
+          <w:tcPr>
+            <w:tcW w:type="dxa" w:w="1134"/>
+          </w:tcPr>
+          <w:p>
+            <w:r>
+              <w:rPr>
+                <w:sz w:val="20"/>
+              </w:rPr>
+              <w:t>+0.51</w:t>
+            </w:r>
+          </w:p>
+        </w:tc>
+        <w:tc>
+          <w:tcPr>
+            <w:tcW w:type="dxa" w:w="1134"/>
+          </w:tcPr>
+          <w:p>
+            <w:r>
+              <w:rPr>
+                <w:sz w:val="20"/>
+              </w:rPr>
+              <w:t>0.499</w:t>
+            </w:r>
+          </w:p>
+        </w:tc>
+      </w:tr>
+      <w:tr>
+        <w:tc>
+          <w:tcPr>
+            <w:tcW w:type="dxa" w:w="1134"/>
+          </w:tcPr>
+          <w:p>
+            <w:r>
+              <w:rPr>
+                <w:sz w:val="20"/>
+              </w:rPr>
+              <w:t>2000</w:t>
+            </w:r>
+          </w:p>
+        </w:tc>
+        <w:tc>
+          <w:tcPr>
+            <w:tcW w:type="dxa" w:w="1417"/>
+          </w:tcPr>
+          <w:p>
+            <w:r>
+              <w:rPr>
+                <w:sz w:val="20"/>
+              </w:rPr>
+              <w:t>1050</w:t>
+            </w:r>
+          </w:p>
+        </w:tc>
+        <w:tc>
+          <w:tcPr>
+            <w:tcW w:type="dxa" w:w="1134"/>
+          </w:tcPr>
+          <w:p>
+            <w:r>
+              <w:rPr>
+                <w:sz w:val="20"/>
+              </w:rPr>
+              <w:t>4.33</w:t>
+            </w:r>
+          </w:p>
+        </w:tc>
+        <w:tc>
+          <w:tcPr>
+            <w:tcW w:type="dxa" w:w="1134"/>
+          </w:tcPr>
+          <w:p>
+            <w:r>
+              <w:rPr>
+                <w:sz w:val="20"/>
+              </w:rPr>
+              <w:t>4.29</w:t>
+            </w:r>
+          </w:p>
+        </w:tc>
+        <w:tc>
+          <w:tcPr>
+            <w:tcW w:type="dxa" w:w="1134"/>
+          </w:tcPr>
+          <w:p>
+            <w:r>
+              <w:rPr>
+                <w:sz w:val="20"/>
+              </w:rPr>
+              <w:t>3.84</w:t>
+            </w:r>
+          </w:p>
+        </w:tc>
+        <w:tc>
+          <w:tcPr>
+            <w:tcW w:type="dxa" w:w="1134"/>
+          </w:tcPr>
+          <w:p>
+            <w:r>
+              <w:rPr>
+                <w:sz w:val="20"/>
+              </w:rPr>
+              <w:t>+0.35</w:t>
+            </w:r>
+          </w:p>
+        </w:tc>
+        <w:tc>
+          <w:tcPr>
+            <w:tcW w:type="dxa" w:w="1134"/>
+          </w:tcPr>
+          <w:p>
+            <w:r>
+              <w:rPr>
+                <w:sz w:val="20"/>
+              </w:rPr>
+              <w:t>0.499</w:t>
+            </w:r>
+          </w:p>
+        </w:tc>
+      </w:tr>
+      <w:tr>
+        <w:tc>
+          <w:tcPr>
+            <w:tcW w:type="dxa" w:w="1134"/>
+          </w:tcPr>
+          <w:p>
+            <w:r>
+              <w:rPr>
+                <w:sz w:val="20"/>
+              </w:rPr>
+              <w:t>3000</w:t>
+            </w:r>
+          </w:p>
+        </w:tc>
+        <w:tc>
+          <w:tcPr>
+            <w:tcW w:type="dxa" w:w="1417"/>
+          </w:tcPr>
+          <w:p>
+            <w:r>
+              <w:rPr>
+                <w:sz w:val="20"/>
+              </w:rPr>
+              <w:t>1574</w:t>
+            </w:r>
+          </w:p>
+        </w:tc>
+        <w:tc>
+          <w:tcPr>
+            <w:tcW w:type="dxa" w:w="1134"/>
+          </w:tcPr>
+          <w:p>
+            <w:r>
+              <w:rPr>
+                <w:sz w:val="20"/>
+              </w:rPr>
+              <w:t>4.06</w:t>
+            </w:r>
+          </w:p>
+        </w:tc>
+        <w:tc>
+          <w:tcPr>
+            <w:tcW w:type="dxa" w:w="1134"/>
+          </w:tcPr>
+          <w:p>
+            <w:r>
+              <w:rPr>
+                <w:sz w:val="20"/>
+              </w:rPr>
+              <w:t>4.39</w:t>
+            </w:r>
+          </w:p>
+        </w:tc>
+        <w:tc>
+          <w:tcPr>
+            <w:tcW w:type="dxa" w:w="1134"/>
+          </w:tcPr>
+          <w:p>
+            <w:r>
+              <w:rPr>
+                <w:sz w:val="20"/>
+              </w:rPr>
+              <w:t>4.20</w:t>
+            </w:r>
+          </w:p>
+        </w:tc>
+        <w:tc>
+          <w:tcPr>
+            <w:tcW w:type="dxa" w:w="1134"/>
+          </w:tcPr>
+          <w:p>
+            <w:r>
+              <w:rPr>
+                <w:sz w:val="20"/>
+              </w:rPr>
+              <w:t>+0.35</w:t>
+            </w:r>
+          </w:p>
+        </w:tc>
+        <w:tc>
+          <w:tcPr>
+            <w:tcW w:type="dxa" w:w="1134"/>
+          </w:tcPr>
+          <w:p>
+            <w:r>
+              <w:rPr>
+                <w:sz w:val="20"/>
+              </w:rPr>
+              <w:t>0.500</w:t>
+            </w:r>
+          </w:p>
+        </w:tc>
+      </w:tr>
+      <w:tr>
+        <w:tc>
+          <w:tcPr>
+            <w:tcW w:type="dxa" w:w="1134"/>
+          </w:tcPr>
+          <w:p>
+            <w:r>
+              <w:rPr>
+                <w:sz w:val="20"/>
+              </w:rPr>
+              <w:t>4000</w:t>
+            </w:r>
+          </w:p>
+        </w:tc>
+        <w:tc>
+          <w:tcPr>
+            <w:tcW w:type="dxa" w:w="1417"/>
+          </w:tcPr>
+          <w:p>
+            <w:r>
+              <w:rPr>
+                <w:sz w:val="20"/>
+              </w:rPr>
+              <w:t>2098</w:t>
+            </w:r>
+          </w:p>
+        </w:tc>
+        <w:tc>
+          <w:tcPr>
+            <w:tcW w:type="dxa" w:w="1134"/>
+          </w:tcPr>
+          <w:p>
+            <w:r>
+              <w:rPr>
+                <w:sz w:val="20"/>
+              </w:rPr>
+              <w:t>3.88</w:t>
+            </w:r>
+          </w:p>
+        </w:tc>
+        <w:tc>
+          <w:tcPr>
+            <w:tcW w:type="dxa" w:w="1134"/>
+          </w:tcPr>
+          <w:p>
+            <w:r>
+              <w:rPr>
+                <w:sz w:val="20"/>
+              </w:rPr>
+              <w:t>4.33</w:t>
+            </w:r>
+          </w:p>
+        </w:tc>
+        <w:tc>
+          <w:tcPr>
+            <w:tcW w:type="dxa" w:w="1134"/>
+          </w:tcPr>
+          <w:p>
+            <w:r>
+              <w:rPr>
+                <w:sz w:val="20"/>
+              </w:rPr>
+              <w:t>4.18</w:t>
+            </w:r>
+          </w:p>
+        </w:tc>
+        <w:tc>
+          <w:tcPr>
+            <w:tcW w:type="dxa" w:w="1134"/>
+          </w:tcPr>
+          <w:p>
+            <w:r>
+              <w:rPr>
+                <w:sz w:val="20"/>
+              </w:rPr>
+              <w:t>+0.36</w:t>
+            </w:r>
+          </w:p>
+        </w:tc>
+        <w:tc>
+          <w:tcPr>
+            <w:tcW w:type="dxa" w:w="1134"/>
+          </w:tcPr>
+          <w:p>
+            <w:r>
+              <w:rPr>
+                <w:sz w:val="20"/>
+              </w:rPr>
+              <w:t>0.501</w:t>
+            </w:r>
+          </w:p>
+        </w:tc>
+      </w:tr>
+      <w:tr>
+        <w:tc>
+          <w:tcPr>
+            <w:tcW w:type="dxa" w:w="1134"/>
+          </w:tcPr>
+          <w:p>
+            <w:r>
+              <w:rPr>
+                <w:sz w:val="20"/>
+              </w:rPr>
+              <w:t>4150</w:t>
+            </w:r>
+          </w:p>
+        </w:tc>
+        <w:tc>
+          <w:tcPr>
+            <w:tcW w:type="dxa" w:w="1417"/>
+          </w:tcPr>
+          <w:p>
+            <w:r>
+              <w:rPr>
+                <w:sz w:val="20"/>
+              </w:rPr>
+              <w:t>2177</w:t>
+            </w:r>
+          </w:p>
+        </w:tc>
+        <w:tc>
+          <w:tcPr>
+            <w:tcW w:type="dxa" w:w="1134"/>
+          </w:tcPr>
+          <w:p>
+            <w:r>
+              <w:rPr>
+                <w:sz w:val="20"/>
+              </w:rPr>
+              <w:t>3.67</w:t>
+            </w:r>
+          </w:p>
+        </w:tc>
+        <w:tc>
+          <w:tcPr>
+            <w:tcW w:type="dxa" w:w="1134"/>
+          </w:tcPr>
+          <w:p>
+            <w:r>
+              <w:rPr>
+                <w:sz w:val="20"/>
+              </w:rPr>
+              <w:t>3.92</w:t>
+            </w:r>
+          </w:p>
+        </w:tc>
+        <w:tc>
+          <w:tcPr>
+            <w:tcW w:type="dxa" w:w="1134"/>
+          </w:tcPr>
+          <w:p>
+            <w:r>
+              <w:rPr>
+                <w:sz w:val="20"/>
+              </w:rPr>
+              <w:t>3.75</w:t>
+            </w:r>
+          </w:p>
+        </w:tc>
+        <w:tc>
+          <w:tcPr>
+            <w:tcW w:type="dxa" w:w="1134"/>
+          </w:tcPr>
+          <w:p>
+            <w:r>
+              <w:rPr>
+                <w:sz w:val="20"/>
+              </w:rPr>
+              <w:t>+0.40</w:t>
+            </w:r>
+          </w:p>
+        </w:tc>
+        <w:tc>
+          <w:tcPr>
+            <w:tcW w:type="dxa" w:w="1134"/>
+          </w:tcPr>
+          <w:p>
+            <w:r>
+              <w:rPr>
+                <w:sz w:val="20"/>
+              </w:rPr>
+              <w:t>0.501</w:t>
+            </w:r>
+          </w:p>
+        </w:tc>
+      </w:tr>
+    </w:tbl>
+    <w:p>
+      <w:pPr>
+        <w:pStyle w:val="Heading2"/>
+      </w:pPr>
+      <w:r>
+        <w:rPr>
+          <w:color w:val="1F2A44"/>
+        </w:rPr>
+        <w:t>10.2 What this shows</w:t>
+      </w:r>
+    </w:p>
+    <w:p>
+      <w:pPr>
+        <w:pStyle w:val="ListBullet"/>
+      </w:pPr>
+      <w:r>
+        <w:rPr>
+          <w:b/>
+        </w:rPr>
+        <w:t>The MCMC IS descending:</w:t>
+      </w:r>
+      <w:r>
+        <w:t xml:space="preserve"> energy_gap &gt; 0 throughout. The basic EBT mechanic (energy as verifier, gradient descent on the verifier) is functioning correctly.</w:t>
+      </w:r>
+    </w:p>
+    <w:p>
+      <w:pPr>
+        <w:pStyle w:val="ListBullet"/>
+      </w:pPr>
+      <w:r>
+        <w:rPr>
+          <w:b/>
+        </w:rPr>
+        <w:t>But the thinking benefit shrinks 10x:</w:t>
+      </w:r>
+      <w:r>
+        <w:t xml:space="preserve"> energy_gap peaked at +4.05 (step 100) and decayed monotonically to +0.40 (step 4000). The init_loss vs final_loss reduction per sweep also dropped from ~0.4 (step 500) to ~0.15 (step 4000).</w:t>
+      </w:r>
+    </w:p>
+    <w:p>
+      <w:pPr>
+        <w:pStyle w:val="ListBullet"/>
+      </w:pPr>
+      <w:r>
+        <w:rPr>
+          <w:b/>
+        </w:rPr>
+        <w:t>This is the opposite of what the paper predicts:</w:t>
+      </w:r>
+      <w:r>
+        <w:t xml:space="preserve"> In Figure 6b the analogous signal GROWS with training, not shrinks. As the model improves, the random initial prediction passed through vocab_to_embed already lands close to the answer, so MCMC has less work left to do. That is NOT "the model learns to think harder"; it is "the model no longer needs to think."</w:t>
+      </w:r>
+    </w:p>
+    <w:p>
+      <w:pPr>
+        <w:pStyle w:val="ListBullet"/>
+      </w:pPr>
+      <w:r>
+        <w:rPr>
+          <w:b/>
+        </w:rPr>
+        <w:t>Alpha is frozen at the init value:</w:t>
+      </w:r>
+      <w:r>
+        <w:t xml:space="preserve"> Range across the entire 4150 steps: 0.49915 - 0.50105. The dedicated alpha optimizer group IS firing at lr=9e-4, but the gradient on alpha is so weak that learning effectively never started. So the "learnable step size" component of the S2 recipe is not actually learning.</w:t>
+      </w:r>
+    </w:p>
+    <w:p>
+      <w:pPr>
+        <w:pStyle w:val="Heading2"/>
+      </w:pPr>
+      <w:r>
+        <w:rPr>
+          <w:color w:val="1F2A44"/>
+        </w:rPr>
+        <w:t>10.3 Why this happens</w:t>
+      </w:r>
+    </w:p>
+    <w:p>
+      <w:r>
+        <w:rPr>
+          <w:b w:val="0"/>
+          <w:i w:val="0"/>
+        </w:rPr>
+        <w:t>Both findings trace to the same two recipe knobs we disabled in Runs 2-3 for memory reasons:</w:t>
       </w:r>
     </w:p>
     <w:tbl>
@@ -3093,13 +5372,13 @@
               <w:rPr>
                 <w:b/>
               </w:rPr>
-              <w:t>Tier</w:t>
-            </w:r>
-          </w:p>
-        </w:tc>
-        <w:tc>
-          <w:tcPr>
-            <w:tcW w:type="dxa" w:w="2268"/>
+              <w:t>Paper S2 recipe</w:t>
+            </w:r>
+          </w:p>
+        </w:tc>
+        <w:tc>
+          <w:tcPr>
+            <w:tcW w:type="dxa" w:w="1020"/>
           </w:tcPr>
           <w:p>
             <w:r/>
@@ -3107,13 +5386,13 @@
               <w:rPr>
                 <w:b/>
               </w:rPr>
-              <w:t>GPUs</w:t>
-            </w:r>
-          </w:p>
-        </w:tc>
-        <w:tc>
-          <w:tcPr>
-            <w:tcW w:type="dxa" w:w="1417"/>
+              <w:t>Runs 2-3</w:t>
+            </w:r>
+          </w:p>
+        </w:tc>
+        <w:tc>
+          <w:tcPr>
+            <w:tcW w:type="dxa" w:w="1984"/>
           </w:tcPr>
           <w:p>
             <w:r/>
@@ -3121,13 +5400,13 @@
               <w:rPr>
                 <w:b/>
               </w:rPr>
-              <w:t>Per-GPU HBM</w:t>
-            </w:r>
-          </w:p>
-        </w:tc>
-        <w:tc>
-          <w:tcPr>
-            <w:tcW w:type="dxa" w:w="4252"/>
+              <w:t>Why we deviated</w:t>
+            </w:r>
+          </w:p>
+        </w:tc>
+        <w:tc>
+          <w:tcPr>
+            <w:tcW w:type="dxa" w:w="3685"/>
           </w:tcPr>
           <w:p>
             <w:r/>
@@ -3135,7 +5414,7 @@
               <w:rPr>
                 <w:b/>
               </w:rPr>
-              <w:t>Notes</w:t>
+              <w:t>Consequence</w:t>
             </w:r>
           </w:p>
         </w:tc>
@@ -3150,46 +5429,46 @@
               <w:rPr>
                 <w:sz w:val="20"/>
               </w:rPr>
-              <w:t>Recommended</w:t>
-            </w:r>
-          </w:p>
-        </w:tc>
-        <w:tc>
-          <w:tcPr>
-            <w:tcW w:type="dxa" w:w="2268"/>
+              <w:t>mcmc_num_steps = 1 with randomize=3</w:t>
+            </w:r>
+          </w:p>
+        </w:tc>
+        <w:tc>
+          <w:tcPr>
+            <w:tcW w:type="dxa" w:w="1020"/>
           </w:tcPr>
           <w:p>
             <w:r>
               <w:rPr>
                 <w:sz w:val="20"/>
               </w:rPr>
-              <w:t>8 x H200 SXM</w:t>
-            </w:r>
-          </w:p>
-        </w:tc>
-        <w:tc>
-          <w:tcPr>
-            <w:tcW w:type="dxa" w:w="1417"/>
+              <w:t>same</w:t>
+            </w:r>
+          </w:p>
+        </w:tc>
+        <w:tc>
+          <w:tcPr>
+            <w:tcW w:type="dxa" w:w="1984"/>
           </w:tcPr>
           <w:p>
             <w:r>
               <w:rPr>
                 <w:sz w:val="20"/>
               </w:rPr>
-              <w:t>141 GB</w:t>
-            </w:r>
-          </w:p>
-        </w:tc>
-        <w:tc>
-          <w:tcPr>
-            <w:tcW w:type="dxa" w:w="4252"/>
+              <w:t>(kept)</w:t>
+            </w:r>
+          </w:p>
+        </w:tc>
+        <w:tc>
+          <w:tcPr>
+            <w:tcW w:type="dxa" w:w="3685"/>
           </w:tcPr>
           <w:p>
             <w:r>
               <w:rPr>
                 <w:sz w:val="20"/>
               </w:rPr>
-              <w:t>Default configs/ebt_1b_climbmix.json. ~524K tokens/optimizer step. Headroom for MCMC replay buffer.</w:t>
+              <w:t>Train sees 2-4 sweeps per step but all at time_embed(0)</w:t>
             </w:r>
           </w:p>
         </w:tc>
@@ -3204,46 +5483,46 @@
               <w:rPr>
                 <w:sz w:val="20"/>
               </w:rPr>
-              <w:t>Datacenter Blackwell</w:t>
-            </w:r>
-          </w:p>
-        </w:tc>
-        <w:tc>
-          <w:tcPr>
-            <w:tcW w:type="dxa" w:w="2268"/>
+              <w:t>no_mcmc_detach = True</w:t>
+            </w:r>
+          </w:p>
+        </w:tc>
+        <w:tc>
+          <w:tcPr>
+            <w:tcW w:type="dxa" w:w="1020"/>
           </w:tcPr>
           <w:p>
             <w:r>
               <w:rPr>
                 <w:sz w:val="20"/>
               </w:rPr>
-              <w:t>2 x B200 SXM</w:t>
-            </w:r>
-          </w:p>
-        </w:tc>
-        <w:tc>
-          <w:tcPr>
-            <w:tcW w:type="dxa" w:w="1417"/>
+              <w:t>False</w:t>
+            </w:r>
+          </w:p>
+        </w:tc>
+        <w:tc>
+          <w:tcPr>
+            <w:tcW w:type="dxa" w:w="1984"/>
           </w:tcPr>
           <w:p>
             <w:r>
               <w:rPr>
                 <w:sz w:val="20"/>
               </w:rPr>
-              <w:t>179-192 GB</w:t>
-            </w:r>
-          </w:p>
-        </w:tc>
-        <w:tc>
-          <w:tcPr>
-            <w:tcW w:type="dxa" w:w="4252"/>
+              <w:t>True keeps Hessian flowing across ALL sweeps -&gt; ~200 GB at 1B seq=2048</w:t>
+            </w:r>
+          </w:p>
+        </w:tc>
+        <w:tc>
+          <w:tcPr>
+            <w:tcW w:type="dxa" w:w="3685"/>
           </w:tcPr>
           <w:p>
             <w:r>
               <w:rPr>
                 <w:sz w:val="20"/>
               </w:rPr>
-              <w:t>Highest single-GPU throughput. Need torch &gt;= 2.6 with CUDA 12.8 wheels (Blackwell). Use configs/ebt_1b_climbmix_b200.json + requirements_blackwell.txt.</w:t>
+              <w:t>Without this, the model gets NO gradient signal connecting "energy at sweep k" to "prediction at sweep k+1." There is no incentive to learn a landscape useful for multi-step descent.</w:t>
             </w:r>
           </w:p>
         </w:tc>
@@ -3258,105 +5537,60 @@
               <w:rPr>
                 <w:sz w:val="20"/>
               </w:rPr>
-              <w:t>Workstation Blackwell</w:t>
-            </w:r>
-          </w:p>
-        </w:tc>
-        <w:tc>
-          <w:tcPr>
-            <w:tcW w:type="dxa" w:w="2268"/>
+              <w:t>mcmc_replay_buffer = True (size 48)</w:t>
+            </w:r>
+          </w:p>
+        </w:tc>
+        <w:tc>
+          <w:tcPr>
+            <w:tcW w:type="dxa" w:w="1020"/>
           </w:tcPr>
           <w:p>
             <w:r>
               <w:rPr>
                 <w:sz w:val="20"/>
               </w:rPr>
-              <w:t>4 x RTX PRO 6000</w:t>
-            </w:r>
-          </w:p>
-        </w:tc>
-        <w:tc>
-          <w:tcPr>
-            <w:tcW w:type="dxa" w:w="1417"/>
+              <w:t>False</w:t>
+            </w:r>
+          </w:p>
+        </w:tc>
+        <w:tc>
+          <w:tcPr>
+            <w:tcW w:type="dxa" w:w="1984"/>
           </w:tcPr>
           <w:p>
             <w:r>
               <w:rPr>
                 <w:sz w:val="20"/>
               </w:rPr>
-              <w:t>96 GB</w:t>
-            </w:r>
-          </w:p>
-        </w:tc>
-        <w:tc>
-          <w:tcPr>
-            <w:tcW w:type="dxa" w:w="4252"/>
+              <w:t>Memory + simpler</w:t>
+            </w:r>
+          </w:p>
+        </w:tc>
+        <w:tc>
+          <w:tcPr>
+            <w:tcW w:type="dxa" w:w="3685"/>
           </w:tcPr>
           <w:p>
             <w:r>
               <w:rPr>
                 <w:sz w:val="20"/>
               </w:rPr>
-              <w:t>Cheap per-hour. Same torch upgrade needed. Use configs/ebt_1b_climbmix_rtx6000.json.</w:t>
-            </w:r>
-          </w:p>
-        </w:tc>
-      </w:tr>
-      <w:tr>
-        <w:tc>
-          <w:tcPr>
-            <w:tcW w:type="dxa" w:w="1984"/>
-          </w:tcPr>
-          <w:p>
-            <w:r>
-              <w:rPr>
-                <w:sz w:val="20"/>
-              </w:rPr>
-              <w:t>Solid</w:t>
-            </w:r>
-          </w:p>
-        </w:tc>
-        <w:tc>
-          <w:tcPr>
-            <w:tcW w:type="dxa" w:w="2268"/>
-          </w:tcPr>
-          <w:p>
-            <w:r>
-              <w:rPr>
-                <w:sz w:val="20"/>
-              </w:rPr>
-              <w:t>8 x H100 SXM</w:t>
-            </w:r>
-          </w:p>
-        </w:tc>
-        <w:tc>
-          <w:tcPr>
-            <w:tcW w:type="dxa" w:w="1417"/>
-          </w:tcPr>
-          <w:p>
-            <w:r>
-              <w:rPr>
-                <w:sz w:val="20"/>
-              </w:rPr>
-              <w:t>80 GB</w:t>
-            </w:r>
-          </w:p>
-        </w:tc>
-        <w:tc>
-          <w:tcPr>
-            <w:tcW w:type="dxa" w:w="4252"/>
-          </w:tcPr>
-          <w:p>
-            <w:r>
-              <w:rPr>
-                <w:sz w:val="20"/>
-              </w:rPr>
-              <w:t>Use configs/ebt_1b_climbmix_h100.json (smaller per-device batch, larger grad accum).</w:t>
+              <w:t>Model only sees initial-condition predictions, not partially-refined ones from prior steps. Loses trajectory diversity.</w:t>
             </w:r>
           </w:p>
         </w:tc>
       </w:tr>
     </w:tbl>
+    <w:p>
+      <w:r>
+        <w:rPr>
+          <w:b w:val="0"/>
+          <w:i w:val="0"/>
+        </w:rPr>
+        <w:t>Both are exactly the regularizers the paper's Table 2 says are required for thinking gains. We dropped them to fit the model on available hardware without OOM. The price we pay is what we just observed: the model learns reasonable language modeling but not the multi-step-thinking flavor of it.</w:t>
+      </w:r>
+    </w:p>
     <w:p>
       <w:pPr>
         <w:pStyle w:val="Heading2"/>
@@ -3365,35 +5599,31 @@
         <w:rPr>
           <w:color w:val="1F2A44"/>
         </w:rPr>
-        <w:t>Token-budget math</w:t>
+        <w:t>10.4 What is still valid for the paper from Run 3</w:t>
       </w:r>
     </w:p>
     <w:p>
       <w:pPr>
-        <w:spacing w:after="120"/>
-        <w:ind w:left="283"/>
-        <w:shd w:val="clear" w:color="auto" w:fill="F2F2F2"/>
+        <w:pStyle w:val="ListBullet"/>
       </w:pPr>
       <w:r>
-        <w:rPr>
-          <w:rFonts w:ascii="Menlo" w:hAnsi="Menlo"/>
-          <w:color w:val="101010"/>
-          <w:sz w:val="19"/>
-        </w:rPr>
-        <w:t>global_tokens_per_step = device_batch_size * seq_len * grad_accum_steps * world_size</w:t>
-        <w:br/>
-        <w:t>8 GPUs (default):    8 * 2048 * 4 * 8   = 524,288 tokens/step</w:t>
-        <w:br/>
-        <w:br/>
-        <w:t>target_tokens     = 25e9   -&gt; 47,684 steps</w:t>
-        <w:br/>
-        <w:t>minimum_for_stop  = 8e9    -&gt; 15,259 steps  (CORE &gt;= 0.257 + this many tokens)</w:t>
-        <w:br/>
-        <w:t>170 shards at ~61M tokens each = ~10.4B tokens raw. With repeat=True the</w:t>
-        <w:br/>
-        <w:t>loader cycles cleanly; for the full 25B target we cycle the shards ~2.4x.</w:t>
-        <w:br/>
-        <w:t>Bump NUM_TRAIN_SHARDS=420 in run/prepare_climbmix.sh for single-epoch 25B.</w:t>
+        <w:t>Validation loss + CORE trajectory ARE real EBT training-scaling data. ~10h of stable training, val_loss 7.56 -&gt; 3.81, CORE climbing.</w:t>
+      </w:r>
+    </w:p>
+    <w:p>
+      <w:pPr>
+        <w:pStyle w:val="ListBullet"/>
+      </w:pPr>
+      <w:r>
+        <w:t>Energy gap &gt; 0 throughout demonstrates that even with a stripped-down S2 recipe, the verifier-and-descent mechanism still produces an improvement over the random init - just not a growing one.</w:t>
+      </w:r>
+    </w:p>
+    <w:p>
+      <w:pPr>
+        <w:pStyle w:val="ListBullet"/>
+      </w:pPr>
+      <w:r>
+        <w:t>Throughput numbers (~57K tok/s) on Blackwell workstation cards calibrate the hardware claim.</w:t>
       </w:r>
     </w:p>
     <w:p>
@@ -3404,7 +5634,53 @@
         <w:rPr>
           <w:color w:val="1F2A44"/>
         </w:rPr>
-        <w:t>Wall-clock estimate (very rough)</w:t>
+        <w:t>10.5 What is NOT valid from Run 3</w:t>
+      </w:r>
+    </w:p>
+    <w:p>
+      <w:pPr>
+        <w:pStyle w:val="ListBullet"/>
+      </w:pPr>
+      <w:r>
+        <w:t>The "thinking-longer scaling" claim (paper Section 4.1.2). Extra MCMC sweeps don't reliably help at our configuration.</w:t>
+      </w:r>
+    </w:p>
+    <w:p>
+      <w:pPr>
+        <w:pStyle w:val="ListBullet"/>
+      </w:pPr>
+      <w:r>
+        <w:t>The "thinking gain grows with training" claim (Figure 6b). Ours shrinks.</w:t>
+      </w:r>
+    </w:p>
+    <w:p>
+      <w:pPr>
+        <w:pStyle w:val="ListBullet"/>
+      </w:pPr>
+      <w:r>
+        <w:t>The "learnable alpha adapts to the data" claim. Ours doesn't move.</w:t>
+      </w:r>
+    </w:p>
+    <w:p>
+      <w:pPr>
+        <w:pStyle w:val="Heading1"/>
+      </w:pPr>
+      <w:r>
+        <w:rPr>
+          <w:color w:val="1F2A44"/>
+        </w:rPr>
+        <w:t>11. Path Forward: Path 2 - Full S2 Recipe at 127M</w:t>
+      </w:r>
+    </w:p>
+    <w:p>
+      <w:pPr>
+        <w:pStyle w:val="Heading2"/>
+      </w:pPr>
+      <w:r>
+        <w:rPr>
+          <w:color w:val="1F2A44"/>
+        </w:rPr>
+        <w:t>11.1 Decision</w:t>
       </w:r>
     </w:p>
     <w:p>
@@ -3413,7 +5689,18 @@
           <w:b w:val="0"/>
           <w:i w:val="0"/>
         </w:rPr>
-        <w:t>EBT randomized MCMC at our defaults averages ~3 sweeps per training step. Per-step FLOPs ~3x a vanilla transformer of the same shape, but bf16 matmul throughput on H100/B200 is the bottleneck. Rough numbers:</w:t>
+        <w:t>After reviewing the Run 3 results we are committing to Path 2: rerun at 127M with the FULL paper-faithful S2 recipe restored (no_mcmc_detach=True, mcmc_replay_buffer=True, mcmc_num_steps=4 so the time_embeddings table supports proper depth-scaling). The sequence length is reduced to 512 to keep memory usage under 96 GB per Blackwell workstation GPU.</w:t>
+      </w:r>
+    </w:p>
+    <w:p>
+      <w:pPr>
+        <w:pStyle w:val="Heading2"/>
+      </w:pPr>
+      <w:r>
+        <w:rPr>
+          <w:color w:val="1F2A44"/>
+        </w:rPr>
+        <w:t>11.2 Why 127M and not smaller (or larger)</w:t>
       </w:r>
     </w:p>
     <w:tbl>
@@ -3423,15 +5710,28 @@
         <w:tblLook w:firstColumn="1" w:firstRow="1" w:lastColumn="0" w:lastRow="0" w:noHBand="0" w:noVBand="1" w:val="04A0"/>
       </w:tblPr>
       <w:tblGrid>
-        <w:gridCol w:w="1994"/>
-        <w:gridCol w:w="1994"/>
-        <w:gridCol w:w="1994"/>
-        <w:gridCol w:w="1994"/>
-        <w:gridCol w:w="1994"/>
+        <w:gridCol w:w="2493"/>
+        <w:gridCol w:w="2493"/>
+        <w:gridCol w:w="2493"/>
+        <w:gridCol w:w="2493"/>
       </w:tblGrid>
       <w:tr>
         <w:tc>
           <w:tcPr>
+            <w:tcW w:type="dxa" w:w="1701"/>
+          </w:tcPr>
+          <w:p>
+            <w:r/>
+            <w:r>
+              <w:rPr>
+                <w:b/>
+              </w:rPr>
+              <w:t>Param count</w:t>
+            </w:r>
+          </w:p>
+        </w:tc>
+        <w:tc>
+          <w:tcPr>
             <w:tcW w:type="dxa" w:w="2551"/>
           </w:tcPr>
           <w:p>
@@ -3440,7 +5740,7 @@
               <w:rPr>
                 <w:b/>
               </w:rPr>
-              <w:t>Hardware</w:t>
+              <w:t>HumanEval pretrain pass@1</w:t>
             </w:r>
           </w:p>
         </w:tc>
@@ -3454,13 +5754,13 @@
               <w:rPr>
                 <w:b/>
               </w:rPr>
-              <w:t>Aggregate BF16 TFLOPS</w:t>
-            </w:r>
-          </w:p>
-        </w:tc>
-        <w:tc>
-          <w:tcPr>
-            <w:tcW w:type="dxa" w:w="1587"/>
+              <w:t>MBPP pretrain pass@1</w:t>
+            </w:r>
+          </w:p>
+        </w:tc>
+        <w:tc>
+          <w:tcPr>
+            <w:tcW w:type="dxa" w:w="2268"/>
           </w:tcPr>
           <w:p>
             <w:r/>
@@ -3468,35 +5768,7 @@
               <w:rPr>
                 <w:b/>
               </w:rPr>
-              <w:t>Est tokens/sec</w:t>
-            </w:r>
-          </w:p>
-        </w:tc>
-        <w:tc>
-          <w:tcPr>
-            <w:tcW w:type="dxa" w:w="1701"/>
-          </w:tcPr>
-          <w:p>
-            <w:r/>
-            <w:r>
-              <w:rPr>
-                <w:b/>
-              </w:rPr>
-              <w:t>Est hours to 8B</w:t>
-            </w:r>
-          </w:p>
-        </w:tc>
-        <w:tc>
-          <w:tcPr>
-            <w:tcW w:type="dxa" w:w="1701"/>
-          </w:tcPr>
-          <w:p>
-            <w:r/>
-            <w:r>
-              <w:rPr>
-                <w:b/>
-              </w:rPr>
-              <w:t>Est USD to 8B</w:t>
+              <w:t>Notes</w:t>
             </w:r>
           </w:p>
         </w:tc>
@@ -3504,6 +5776,19 @@
       <w:tr>
         <w:tc>
           <w:tcPr>
+            <w:tcW w:type="dxa" w:w="1701"/>
+          </w:tcPr>
+          <w:p>
+            <w:r>
+              <w:rPr>
+                <w:sz w:val="20"/>
+              </w:rPr>
+              <w:t>&lt;100M</w:t>
+            </w:r>
+          </w:p>
+        </w:tc>
+        <w:tc>
+          <w:tcPr>
             <w:tcW w:type="dxa" w:w="2551"/>
           </w:tcPr>
           <w:p>
@@ -3511,7 +5796,7 @@
               <w:rPr>
                 <w:sz w:val="20"/>
               </w:rPr>
-              <w:t>8 x H200 SXM</w:t>
+              <w:t>0%</w:t>
             </w:r>
           </w:p>
         </w:tc>
@@ -3524,46 +5809,20 @@
               <w:rPr>
                 <w:sz w:val="20"/>
               </w:rPr>
-              <w:t>~7,900</w:t>
-            </w:r>
-          </w:p>
-        </w:tc>
-        <w:tc>
-          <w:tcPr>
-            <w:tcW w:type="dxa" w:w="1587"/>
+              <w:t>&lt;1%</w:t>
+            </w:r>
+          </w:p>
+        </w:tc>
+        <w:tc>
+          <w:tcPr>
+            <w:tcW w:type="dxa" w:w="2268"/>
           </w:tcPr>
           <w:p>
             <w:r>
               <w:rPr>
                 <w:sz w:val="20"/>
               </w:rPr>
-              <w:t>~100K</w:t>
-            </w:r>
-          </w:p>
-        </w:tc>
-        <w:tc>
-          <w:tcPr>
-            <w:tcW w:type="dxa" w:w="1701"/>
-          </w:tcPr>
-          <w:p>
-            <w:r>
-              <w:rPr>
-                <w:sz w:val="20"/>
-              </w:rPr>
-              <w:t>~22</w:t>
-            </w:r>
-          </w:p>
-        </w:tc>
-        <w:tc>
-          <w:tcPr>
-            <w:tcW w:type="dxa" w:w="1701"/>
-          </w:tcPr>
-          <w:p>
-            <w:r>
-              <w:rPr>
-                <w:sz w:val="20"/>
-              </w:rPr>
-              <w:t>$480 - $720</w:t>
+              <w:t>Useless for code; below contemporary baseline</w:t>
             </w:r>
           </w:p>
         </w:tc>
@@ -3571,6 +5830,19 @@
       <w:tr>
         <w:tc>
           <w:tcPr>
+            <w:tcW w:type="dxa" w:w="1701"/>
+          </w:tcPr>
+          <w:p>
+            <w:r>
+              <w:rPr>
+                <w:sz w:val="20"/>
+              </w:rPr>
+              <w:t>127M (us)</w:t>
+            </w:r>
+          </w:p>
+        </w:tc>
+        <w:tc>
+          <w:tcPr>
             <w:tcW w:type="dxa" w:w="2551"/>
           </w:tcPr>
           <w:p>
@@ -3578,7 +5850,7 @@
               <w:rPr>
                 <w:sz w:val="20"/>
               </w:rPr>
-              <w:t>8 x H100 SXM</w:t>
+              <w:t>~0%</w:t>
             </w:r>
           </w:p>
         </w:tc>
@@ -3591,46 +5863,20 @@
               <w:rPr>
                 <w:sz w:val="20"/>
               </w:rPr>
-              <w:t>~7,900</w:t>
-            </w:r>
-          </w:p>
-        </w:tc>
-        <w:tc>
-          <w:tcPr>
-            <w:tcW w:type="dxa" w:w="1587"/>
+              <w:t>1-5%</w:t>
+            </w:r>
+          </w:p>
+        </w:tc>
+        <w:tc>
+          <w:tcPr>
+            <w:tcW w:type="dxa" w:w="2268"/>
           </w:tcPr>
           <w:p>
             <w:r>
               <w:rPr>
                 <w:sz w:val="20"/>
               </w:rPr>
-              <w:t>~95K</w:t>
-            </w:r>
-          </w:p>
-        </w:tc>
-        <w:tc>
-          <w:tcPr>
-            <w:tcW w:type="dxa" w:w="1701"/>
-          </w:tcPr>
-          <w:p>
-            <w:r>
-              <w:rPr>
-                <w:sz w:val="20"/>
-              </w:rPr>
-              <w:t>~23</w:t>
-            </w:r>
-          </w:p>
-        </w:tc>
-        <w:tc>
-          <w:tcPr>
-            <w:tcW w:type="dxa" w:w="1701"/>
-          </w:tcPr>
-          <w:p>
-            <w:r>
-              <w:rPr>
-                <w:sz w:val="20"/>
-              </w:rPr>
-              <w:t>$450</w:t>
+              <w:t>GPT-2-small-grade. Right scale for our claims.</w:t>
             </w:r>
           </w:p>
         </w:tc>
@@ -3638,6 +5884,19 @@
       <w:tr>
         <w:tc>
           <w:tcPr>
+            <w:tcW w:type="dxa" w:w="1701"/>
+          </w:tcPr>
+          <w:p>
+            <w:r>
+              <w:rPr>
+                <w:sz w:val="20"/>
+              </w:rPr>
+              <w:t>350M</w:t>
+            </w:r>
+          </w:p>
+        </w:tc>
+        <w:tc>
+          <w:tcPr>
             <w:tcW w:type="dxa" w:w="2551"/>
           </w:tcPr>
           <w:p>
@@ -3645,7 +5904,7 @@
               <w:rPr>
                 <w:sz w:val="20"/>
               </w:rPr>
-              <w:t>2 x B200 SXM</w:t>
+              <w:t>~2%</w:t>
             </w:r>
           </w:p>
         </w:tc>
@@ -3658,46 +5917,20 @@
               <w:rPr>
                 <w:sz w:val="20"/>
               </w:rPr>
-              <w:t>~4,500</w:t>
-            </w:r>
-          </w:p>
-        </w:tc>
-        <w:tc>
-          <w:tcPr>
-            <w:tcW w:type="dxa" w:w="1587"/>
+              <w:t>5-10%</w:t>
+            </w:r>
+          </w:p>
+        </w:tc>
+        <w:tc>
+          <w:tcPr>
+            <w:tcW w:type="dxa" w:w="2268"/>
           </w:tcPr>
           <w:p>
             <w:r>
               <w:rPr>
                 <w:sz w:val="20"/>
               </w:rPr>
-              <w:t>~70K</w:t>
-            </w:r>
-          </w:p>
-        </w:tc>
-        <w:tc>
-          <w:tcPr>
-            <w:tcW w:type="dxa" w:w="1701"/>
-          </w:tcPr>
-          <w:p>
-            <w:r>
-              <w:rPr>
-                <w:sz w:val="20"/>
-              </w:rPr>
-              <w:t>~32</w:t>
-            </w:r>
-          </w:p>
-        </w:tc>
-        <w:tc>
-          <w:tcPr>
-            <w:tcW w:type="dxa" w:w="1701"/>
-          </w:tcPr>
-          <w:p>
-            <w:r>
-              <w:rPr>
-                <w:sz w:val="20"/>
-              </w:rPr>
-              <w:t>$252</w:t>
+              <w:t>GPT-2-medium. Would need FlashAttention to fit S2.</w:t>
             </w:r>
           </w:p>
         </w:tc>
@@ -3705,6 +5938,19 @@
       <w:tr>
         <w:tc>
           <w:tcPr>
+            <w:tcW w:type="dxa" w:w="1701"/>
+          </w:tcPr>
+          <w:p>
+            <w:r>
+              <w:rPr>
+                <w:sz w:val="20"/>
+              </w:rPr>
+              <w:t>1B</w:t>
+            </w:r>
+          </w:p>
+        </w:tc>
+        <w:tc>
+          <w:tcPr>
             <w:tcW w:type="dxa" w:w="2551"/>
           </w:tcPr>
           <w:p>
@@ -3712,7 +5958,7 @@
               <w:rPr>
                 <w:sz w:val="20"/>
               </w:rPr>
-              <w:t>4 x RTX PRO 6000</w:t>
+              <w:t>3-5%</w:t>
             </w:r>
           </w:p>
         </w:tc>
@@ -3725,60 +5971,25 @@
               <w:rPr>
                 <w:sz w:val="20"/>
               </w:rPr>
-              <w:t>~2,000</w:t>
-            </w:r>
-          </w:p>
-        </w:tc>
-        <w:tc>
-          <w:tcPr>
-            <w:tcW w:type="dxa" w:w="1587"/>
+              <w:t>12-18%</w:t>
+            </w:r>
+          </w:p>
+        </w:tc>
+        <w:tc>
+          <w:tcPr>
+            <w:tcW w:type="dxa" w:w="2268"/>
           </w:tcPr>
           <w:p>
             <w:r>
               <w:rPr>
                 <w:sz w:val="20"/>
               </w:rPr>
-              <w:t>~30K</w:t>
-            </w:r>
-          </w:p>
-        </w:tc>
-        <w:tc>
-          <w:tcPr>
-            <w:tcW w:type="dxa" w:w="1701"/>
-          </w:tcPr>
-          <w:p>
-            <w:r>
-              <w:rPr>
-                <w:sz w:val="20"/>
-              </w:rPr>
-              <w:t>~75</w:t>
-            </w:r>
-          </w:p>
-        </w:tc>
-        <w:tc>
-          <w:tcPr>
-            <w:tcW w:type="dxa" w:w="1701"/>
-          </w:tcPr>
-          <w:p>
-            <w:r>
-              <w:rPr>
-                <w:sz w:val="20"/>
-              </w:rPr>
-              <w:t>$400</w:t>
+              <w:t>Pythia-1B grade. Out of reach without FlashAttention.</w:t>
             </w:r>
           </w:p>
         </w:tc>
       </w:tr>
     </w:tbl>
-    <w:p>
-      <w:r>
-        <w:rPr>
-          <w:b w:val="0"/>
-          <w:i w:val="0"/>
-        </w:rPr>
-        <w:t>Throughput estimates are extrapolations from EBT paper FLOPs accounting + standard 30-40% MFU for dense transformer training. Real numbers should be calibrated from the first 100 training steps.</w:t>
-      </w:r>
-    </w:p>
     <w:p>
       <w:pPr>
         <w:pStyle w:val="Heading2"/>
@@ -3787,78 +5998,320 @@
         <w:rPr>
           <w:color w:val="1F2A44"/>
         </w:rPr>
-        <w:t>Ready-to-run sequence</w:t>
+        <w:t>11.3 Why seq=512 (not 1024 or 2048)</w:t>
       </w:r>
     </w:p>
+    <w:tbl>
+      <w:tblPr>
+        <w:tblStyle w:val="LightGrid-Accent1"/>
+        <w:tblW w:type="auto" w:w="0"/>
+        <w:tblLook w:firstColumn="1" w:firstRow="1" w:lastColumn="0" w:lastRow="0" w:noHBand="0" w:noVBand="1" w:val="04A0"/>
+      </w:tblPr>
+      <w:tblGrid>
+        <w:gridCol w:w="3324"/>
+        <w:gridCol w:w="3324"/>
+        <w:gridCol w:w="3324"/>
+      </w:tblGrid>
+      <w:tr>
+        <w:tc>
+          <w:tcPr>
+            <w:tcW w:type="dxa" w:w="2835"/>
+          </w:tcPr>
+          <w:p>
+            <w:r/>
+            <w:r>
+              <w:rPr>
+                <w:b/>
+              </w:rPr>
+              <w:t>Benchmark</w:t>
+            </w:r>
+          </w:p>
+        </w:tc>
+        <w:tc>
+          <w:tcPr>
+            <w:tcW w:type="dxa" w:w="2835"/>
+          </w:tcPr>
+          <w:p>
+            <w:r/>
+            <w:r>
+              <w:rPr>
+                <w:b/>
+              </w:rPr>
+              <w:t>Tokens needed (prompt + completion)</w:t>
+            </w:r>
+          </w:p>
+        </w:tc>
+        <w:tc>
+          <w:tcPr>
+            <w:tcW w:type="dxa" w:w="1701"/>
+          </w:tcPr>
+          <w:p>
+            <w:r/>
+            <w:r>
+              <w:rPr>
+                <w:b/>
+              </w:rPr>
+              <w:t>Fits seq=512?</w:t>
+            </w:r>
+          </w:p>
+        </w:tc>
+      </w:tr>
+      <w:tr>
+        <w:tc>
+          <w:tcPr>
+            <w:tcW w:type="dxa" w:w="2835"/>
+          </w:tcPr>
+          <w:p>
+            <w:r>
+              <w:rPr>
+                <w:sz w:val="20"/>
+              </w:rPr>
+              <w:t>HumanEval</w:t>
+            </w:r>
+          </w:p>
+        </w:tc>
+        <w:tc>
+          <w:tcPr>
+            <w:tcW w:type="dxa" w:w="2835"/>
+          </w:tcPr>
+          <w:p>
+            <w:r>
+              <w:rPr>
+                <w:sz w:val="20"/>
+              </w:rPr>
+              <w:t>~150 + 256 = 400</w:t>
+            </w:r>
+          </w:p>
+        </w:tc>
+        <w:tc>
+          <w:tcPr>
+            <w:tcW w:type="dxa" w:w="1701"/>
+          </w:tcPr>
+          <w:p>
+            <w:r>
+              <w:rPr>
+                <w:sz w:val="20"/>
+              </w:rPr>
+              <w:t>YES</w:t>
+            </w:r>
+          </w:p>
+        </w:tc>
+      </w:tr>
+      <w:tr>
+        <w:tc>
+          <w:tcPr>
+            <w:tcW w:type="dxa" w:w="2835"/>
+          </w:tcPr>
+          <w:p>
+            <w:r>
+              <w:rPr>
+                <w:sz w:val="20"/>
+              </w:rPr>
+              <w:t>MBPP</w:t>
+            </w:r>
+          </w:p>
+        </w:tc>
+        <w:tc>
+          <w:tcPr>
+            <w:tcW w:type="dxa" w:w="2835"/>
+          </w:tcPr>
+          <w:p>
+            <w:r>
+              <w:rPr>
+                <w:sz w:val="20"/>
+              </w:rPr>
+              <w:t>~200 + 200 = 400</w:t>
+            </w:r>
+          </w:p>
+        </w:tc>
+        <w:tc>
+          <w:tcPr>
+            <w:tcW w:type="dxa" w:w="1701"/>
+          </w:tcPr>
+          <w:p>
+            <w:r>
+              <w:rPr>
+                <w:sz w:val="20"/>
+              </w:rPr>
+              <w:t>YES</w:t>
+            </w:r>
+          </w:p>
+        </w:tc>
+      </w:tr>
+      <w:tr>
+        <w:tc>
+          <w:tcPr>
+            <w:tcW w:type="dxa" w:w="2835"/>
+          </w:tcPr>
+          <w:p>
+            <w:r>
+              <w:rPr>
+                <w:sz w:val="20"/>
+              </w:rPr>
+              <w:t>GSM8K</w:t>
+            </w:r>
+          </w:p>
+        </w:tc>
+        <w:tc>
+          <w:tcPr>
+            <w:tcW w:type="dxa" w:w="2835"/>
+          </w:tcPr>
+          <w:p>
+            <w:r>
+              <w:rPr>
+                <w:sz w:val="20"/>
+              </w:rPr>
+              <w:t>~200 + 100 = 300</w:t>
+            </w:r>
+          </w:p>
+        </w:tc>
+        <w:tc>
+          <w:tcPr>
+            <w:tcW w:type="dxa" w:w="1701"/>
+          </w:tcPr>
+          <w:p>
+            <w:r>
+              <w:rPr>
+                <w:sz w:val="20"/>
+              </w:rPr>
+              <w:t>YES</w:t>
+            </w:r>
+          </w:p>
+        </w:tc>
+      </w:tr>
+      <w:tr>
+        <w:tc>
+          <w:tcPr>
+            <w:tcW w:type="dxa" w:w="2835"/>
+          </w:tcPr>
+          <w:p>
+            <w:r>
+              <w:rPr>
+                <w:sz w:val="20"/>
+              </w:rPr>
+              <w:t>CORE zero-shot (ARC, BoolQ, PIQA, ...)</w:t>
+            </w:r>
+          </w:p>
+        </w:tc>
+        <w:tc>
+          <w:tcPr>
+            <w:tcW w:type="dxa" w:w="2835"/>
+          </w:tcPr>
+          <w:p>
+            <w:r>
+              <w:rPr>
+                <w:sz w:val="20"/>
+              </w:rPr>
+              <w:t>50-300</w:t>
+            </w:r>
+          </w:p>
+        </w:tc>
+        <w:tc>
+          <w:tcPr>
+            <w:tcW w:type="dxa" w:w="1701"/>
+          </w:tcPr>
+          <w:p>
+            <w:r>
+              <w:rPr>
+                <w:sz w:val="20"/>
+              </w:rPr>
+              <w:t>YES</w:t>
+            </w:r>
+          </w:p>
+        </w:tc>
+      </w:tr>
+      <w:tr>
+        <w:tc>
+          <w:tcPr>
+            <w:tcW w:type="dxa" w:w="2835"/>
+          </w:tcPr>
+          <w:p>
+            <w:r>
+              <w:rPr>
+                <w:sz w:val="20"/>
+              </w:rPr>
+              <w:t>LAMBADA</w:t>
+            </w:r>
+          </w:p>
+        </w:tc>
+        <w:tc>
+          <w:tcPr>
+            <w:tcW w:type="dxa" w:w="2835"/>
+          </w:tcPr>
+          <w:p>
+            <w:r>
+              <w:rPr>
+                <w:sz w:val="20"/>
+              </w:rPr>
+              <w:t>100-500</w:t>
+            </w:r>
+          </w:p>
+        </w:tc>
+        <w:tc>
+          <w:tcPr>
+            <w:tcW w:type="dxa" w:w="1701"/>
+          </w:tcPr>
+          <w:p>
+            <w:r>
+              <w:rPr>
+                <w:sz w:val="20"/>
+              </w:rPr>
+              <w:t>edge</w:t>
+            </w:r>
+          </w:p>
+        </w:tc>
+      </w:tr>
+      <w:tr>
+        <w:tc>
+          <w:tcPr>
+            <w:tcW w:type="dxa" w:w="2835"/>
+          </w:tcPr>
+          <w:p>
+            <w:r>
+              <w:rPr>
+                <w:sz w:val="20"/>
+              </w:rPr>
+              <w:t>Long-form chat / multi-turn SFT</w:t>
+            </w:r>
+          </w:p>
+        </w:tc>
+        <w:tc>
+          <w:tcPr>
+            <w:tcW w:type="dxa" w:w="2835"/>
+          </w:tcPr>
+          <w:p>
+            <w:r>
+              <w:rPr>
+                <w:sz w:val="20"/>
+              </w:rPr>
+              <w:t>1000-2000+</w:t>
+            </w:r>
+          </w:p>
+        </w:tc>
+        <w:tc>
+          <w:tcPr>
+            <w:tcW w:type="dxa" w:w="1701"/>
+          </w:tcPr>
+          <w:p>
+            <w:r>
+              <w:rPr>
+                <w:sz w:val="20"/>
+              </w:rPr>
+              <w:t>NO - handled in a separate SFT phase</w:t>
+            </w:r>
+          </w:p>
+        </w:tc>
+      </w:tr>
+    </w:tbl>
     <w:p>
       <w:pPr>
-        <w:spacing w:after="120"/>
-        <w:ind w:left="283"/>
-        <w:shd w:val="clear" w:color="auto" w:fill="F2F2F2"/>
-      </w:pPr>
-      <w:r>
-        <w:rPr>
-          <w:rFonts w:ascii="Menlo" w:hAnsi="Menlo"/>
-          <w:color w:val="101010"/>
-          <w:sz w:val="19"/>
-        </w:rPr>
-        <w:t>tar -xzf energy-coding-train-ready.tar.gz &amp;&amp; cd energy-coding</w:t>
-        <w:br/>
-        <w:br/>
-        <w:t>wandb login</w:t>
-        <w:br/>
-        <w:t>export WANDB_API_KEY=...</w:t>
-        <w:br/>
-        <w:t>huggingface-cli login                          # optional, for SmolTalk/MMLU</w:t>
-        <w:br/>
-        <w:br/>
-        <w:t># Hopper (H100/H200):</w:t>
-        <w:br/>
-        <w:t>bash run/setup_gpu.sh</w:t>
-        <w:br/>
-        <w:t>source .venv/bin/activate</w:t>
-        <w:br/>
-        <w:t>bash run/smoke_test.sh</w:t>
-        <w:br/>
-        <w:t>bash run/prepare_climbmix.sh</w:t>
-        <w:br/>
-        <w:t>bash run/train_1b_h200.sh                      # or train_1b_h100.sh</w:t>
-        <w:br/>
-        <w:br/>
-        <w:t># Blackwell (B200 or RTX PRO 6000):</w:t>
-        <w:br/>
-        <w:t>bash run/setup_gpu_blackwell.sh</w:t>
-        <w:br/>
-        <w:t>source .venv/bin/activate</w:t>
-        <w:br/>
-        <w:t>bash run/smoke_test.sh</w:t>
-        <w:br/>
-        <w:t>bash run/prepare_climbmix.sh</w:t>
-        <w:br/>
-        <w:t>bash run/train_1b_b200.sh                      # or train_1b_rtx6000.sh</w:t>
-        <w:br/>
-        <w:br/>
-        <w:t># When CORE early-stop fires:</w:t>
-        <w:br/>
-        <w:t>bash run/prepare_sft.sh</w:t>
-        <w:br/>
-        <w:t>bash run/train_sft_h200.sh runs/ebt_1b_climbmix/ckpt_latest.pt</w:t>
-        <w:br/>
-        <w:br/>
-        <w:t># Manual final eval (full HumanEval + thinking depth sweep):</w:t>
-        <w:br/>
-        <w:t>bash run/evaluate_checkpoint.sh runs/ebt_1b_climbmix/ckpt_latest.pt</w:t>
-      </w:r>
-    </w:p>
-    <w:p>
-      <w:pPr>
-        <w:pStyle w:val="Heading1"/>
+        <w:pStyle w:val="Heading2"/>
       </w:pPr>
       <w:r>
         <w:rPr>
           <w:color w:val="1F2A44"/>
         </w:rPr>
-        <w:t>Calibration: What to Watch in the First Hour</w:t>
+        <w:t>11.4 Cost estimate</w:t>
       </w:r>
     </w:p>
     <w:p>
@@ -3867,147 +6320,438 @@
           <w:b w:val="0"/>
           <w:i w:val="0"/>
         </w:rPr>
-        <w:t>If any of the following deviate, stop and inspect — do not waste the full training budget. These are observable within the first ~100-500 steps.</w:t>
+        <w:t>On 8 x RTX PRO 6000 WS at $10.55/hr, estimated ~18-22K tokens/sec sustained (vs 57K in Run 3, slowdown factor 2.5-3x due to no_mcmc_detach + 4 sweeps).</w:t>
       </w:r>
     </w:p>
+    <w:tbl>
+      <w:tblPr>
+        <w:tblStyle w:val="LightGrid-Accent1"/>
+        <w:tblW w:type="auto" w:w="0"/>
+        <w:tblLook w:firstColumn="1" w:firstRow="1" w:lastColumn="0" w:lastRow="0" w:noHBand="0" w:noVBand="1" w:val="04A0"/>
+      </w:tblPr>
+      <w:tblGrid>
+        <w:gridCol w:w="2493"/>
+        <w:gridCol w:w="2493"/>
+        <w:gridCol w:w="2493"/>
+        <w:gridCol w:w="2493"/>
+      </w:tblGrid>
+      <w:tr>
+        <w:tc>
+          <w:tcPr>
+            <w:tcW w:type="dxa" w:w="3118"/>
+          </w:tcPr>
+          <w:p>
+            <w:r/>
+            <w:r>
+              <w:rPr>
+                <w:b/>
+              </w:rPr>
+              <w:t>Target tokens</w:t>
+            </w:r>
+          </w:p>
+        </w:tc>
+        <w:tc>
+          <w:tcPr>
+            <w:tcW w:type="dxa" w:w="1134"/>
+          </w:tcPr>
+          <w:p>
+            <w:r/>
+            <w:r>
+              <w:rPr>
+                <w:b/>
+              </w:rPr>
+              <w:t>Steps</w:t>
+            </w:r>
+          </w:p>
+        </w:tc>
+        <w:tc>
+          <w:tcPr>
+            <w:tcW w:type="dxa" w:w="2268"/>
+          </w:tcPr>
+          <w:p>
+            <w:r/>
+            <w:r>
+              <w:rPr>
+                <w:b/>
+              </w:rPr>
+              <w:t>Wall-clock @ 20K tok/s</w:t>
+            </w:r>
+          </w:p>
+        </w:tc>
+        <w:tc>
+          <w:tcPr>
+            <w:tcW w:type="dxa" w:w="1417"/>
+          </w:tcPr>
+          <w:p>
+            <w:r/>
+            <w:r>
+              <w:rPr>
+                <w:b/>
+              </w:rPr>
+              <w:t>Cost</w:t>
+            </w:r>
+          </w:p>
+        </w:tc>
+      </w:tr>
+      <w:tr>
+        <w:tc>
+          <w:tcPr>
+            <w:tcW w:type="dxa" w:w="3118"/>
+          </w:tcPr>
+          <w:p>
+            <w:r>
+              <w:rPr>
+                <w:sz w:val="20"/>
+              </w:rPr>
+              <w:t>1 B (CORE early-stop eligible)</w:t>
+            </w:r>
+          </w:p>
+        </w:tc>
+        <w:tc>
+          <w:tcPr>
+            <w:tcW w:type="dxa" w:w="1134"/>
+          </w:tcPr>
+          <w:p>
+            <w:r>
+              <w:rPr>
+                <w:sz w:val="20"/>
+              </w:rPr>
+              <w:t>1,907</w:t>
+            </w:r>
+          </w:p>
+        </w:tc>
+        <w:tc>
+          <w:tcPr>
+            <w:tcW w:type="dxa" w:w="2268"/>
+          </w:tcPr>
+          <w:p>
+            <w:r>
+              <w:rPr>
+                <w:sz w:val="20"/>
+              </w:rPr>
+              <w:t>~14 h</w:t>
+            </w:r>
+          </w:p>
+        </w:tc>
+        <w:tc>
+          <w:tcPr>
+            <w:tcW w:type="dxa" w:w="1417"/>
+          </w:tcPr>
+          <w:p>
+            <w:r>
+              <w:rPr>
+                <w:sz w:val="20"/>
+              </w:rPr>
+              <w:t>$148</w:t>
+            </w:r>
+          </w:p>
+        </w:tc>
+      </w:tr>
+      <w:tr>
+        <w:tc>
+          <w:tcPr>
+            <w:tcW w:type="dxa" w:w="3118"/>
+          </w:tcPr>
+          <w:p>
+            <w:r>
+              <w:rPr>
+                <w:sz w:val="20"/>
+              </w:rPr>
+              <w:t>2 B (clear thinking-gain emergence expected)</w:t>
+            </w:r>
+          </w:p>
+        </w:tc>
+        <w:tc>
+          <w:tcPr>
+            <w:tcW w:type="dxa" w:w="1134"/>
+          </w:tcPr>
+          <w:p>
+            <w:r>
+              <w:rPr>
+                <w:sz w:val="20"/>
+              </w:rPr>
+              <w:t>3,815</w:t>
+            </w:r>
+          </w:p>
+        </w:tc>
+        <w:tc>
+          <w:tcPr>
+            <w:tcW w:type="dxa" w:w="2268"/>
+          </w:tcPr>
+          <w:p>
+            <w:r>
+              <w:rPr>
+                <w:sz w:val="20"/>
+              </w:rPr>
+              <w:t>~28 h</w:t>
+            </w:r>
+          </w:p>
+        </w:tc>
+        <w:tc>
+          <w:tcPr>
+            <w:tcW w:type="dxa" w:w="1417"/>
+          </w:tcPr>
+          <w:p>
+            <w:r>
+              <w:rPr>
+                <w:sz w:val="20"/>
+              </w:rPr>
+              <w:t>$295</w:t>
+            </w:r>
+          </w:p>
+        </w:tc>
+      </w:tr>
+      <w:tr>
+        <w:tc>
+          <w:tcPr>
+            <w:tcW w:type="dxa" w:w="3118"/>
+          </w:tcPr>
+          <w:p>
+            <w:r>
+              <w:rPr>
+                <w:sz w:val="20"/>
+              </w:rPr>
+              <w:t>4 B (publishable)</w:t>
+            </w:r>
+          </w:p>
+        </w:tc>
+        <w:tc>
+          <w:tcPr>
+            <w:tcW w:type="dxa" w:w="1134"/>
+          </w:tcPr>
+          <w:p>
+            <w:r>
+              <w:rPr>
+                <w:sz w:val="20"/>
+              </w:rPr>
+              <w:t>7,629</w:t>
+            </w:r>
+          </w:p>
+        </w:tc>
+        <w:tc>
+          <w:tcPr>
+            <w:tcW w:type="dxa" w:w="2268"/>
+          </w:tcPr>
+          <w:p>
+            <w:r>
+              <w:rPr>
+                <w:sz w:val="20"/>
+              </w:rPr>
+              <w:t>~56 h</w:t>
+            </w:r>
+          </w:p>
+        </w:tc>
+        <w:tc>
+          <w:tcPr>
+            <w:tcW w:type="dxa" w:w="1417"/>
+          </w:tcPr>
+          <w:p>
+            <w:r>
+              <w:rPr>
+                <w:sz w:val="20"/>
+              </w:rPr>
+              <w:t>$590</w:t>
+            </w:r>
+          </w:p>
+        </w:tc>
+      </w:tr>
+    </w:tbl>
     <w:p>
       <w:pPr>
-        <w:pStyle w:val="ListBullet"/>
-      </w:pPr>
-      <w:r>
-        <w:rPr>
-          <w:b/>
-        </w:rPr>
-        <w:t>ebt/initial_final_pred_energies_gap at step ~50:</w:t>
-      </w:r>
-      <w:r>
-        <w:t xml:space="preserve"> should be POSITIVE (initial energy &gt; final, i.e. MCMC is descending). If it's ~0 or negative the energy landscape isn't being learned. Check the alpha param group LR.</w:t>
-      </w:r>
-    </w:p>
-    <w:p>
-      <w:pPr>
-        <w:pStyle w:val="ListBullet"/>
-      </w:pPr>
-      <w:r>
-        <w:rPr>
-          <w:b/>
-        </w:rPr>
-        <w:t>ebt/alpha_step_size:</w:t>
-      </w:r>
-      <w:r>
-        <w:t xml:space="preserve"> starts at 0.5 and should drift. Healthy range 0.3-1.5. If it explodes (&gt;10) or collapses (&lt;0.01) the alpha LR is wrong. Halve mcmc_step_size_lr_multiplier.</w:t>
-      </w:r>
-    </w:p>
-    <w:p>
-      <w:pPr>
-        <w:pStyle w:val="ListBullet"/>
-      </w:pPr>
-      <w:r>
-        <w:rPr>
-          <w:b/>
-        </w:rPr>
-        <w:t>train_loss_ema:</w:t>
-      </w:r>
-      <w:r>
-        <w:t xml:space="preserve"> should descend past 10.0 within ~200 steps. EBT loss starts very high because the random-noise prior has enormous CE; should fall fast.</w:t>
-      </w:r>
-    </w:p>
-    <w:p>
-      <w:pPr>
-        <w:pStyle w:val="ListBullet"/>
-      </w:pPr>
-      <w:r>
-        <w:rPr>
-          <w:b/>
-        </w:rPr>
-        <w:t>First CORE eval at step 5000:</w:t>
-      </w:r>
-      <w:r>
-        <w:t xml:space="preserve"> core_metric_at_4 &gt; core_metric_at_1 would be the first concrete sign that "thinking" does something. Even +0.005 is meaningful that early.</w:t>
-      </w:r>
-    </w:p>
-    <w:p>
-      <w:pPr>
-        <w:pStyle w:val="ListBullet"/>
-      </w:pPr>
-      <w:r>
-        <w:rPr>
-          <w:b/>
-        </w:rPr>
-        <w:t>lr/alpha_mcmc_step_size:</w:t>
-      </w:r>
-      <w:r>
-        <w:t xml:space="preserve"> should be ~3e-4 at peak (1.5x peak_lr). If it logs as 2e-4, the alpha param group isn't firing — make_optimizer didn't find a parameter named "alpha".</w:t>
-      </w:r>
-    </w:p>
-    <w:p>
-      <w:pPr>
-        <w:pStyle w:val="Heading1"/>
+        <w:pStyle w:val="Heading2"/>
       </w:pPr>
       <w:r>
         <w:rPr>
           <w:color w:val="1F2A44"/>
         </w:rPr>
-        <w:t>Open Questions &amp; Future Work</w:t>
+        <w:t>11.5 Run 4 config (going live)</w:t>
       </w:r>
     </w:p>
     <w:p>
       <w:pPr>
-        <w:pStyle w:val="ListBullet"/>
+        <w:spacing w:after="120"/>
+        <w:ind w:left="283"/>
+        <w:shd w:val="clear" w:color="auto" w:fill="F2F2F2"/>
       </w:pPr>
       <w:r>
-        <w:t>Does the EBT paper's thinking-scaling (Figure 6b) reproduce at 1B+ parameters and 10B+ tokens? Authors only validated at ~3M params on FineWeb.</w:t>
+        <w:rPr>
+          <w:rFonts w:ascii="Menlo" w:hAnsi="Menlo"/>
+          <w:sz w:val="19"/>
+        </w:rPr>
+        <w:t>configs/ebt_small_path2_8x6000.json:</w:t>
+        <w:br/>
+        <w:t xml:space="preserve">  data.sequence_length          = 512</w:t>
+        <w:br/>
+        <w:t xml:space="preserve">  model.num_transformer_blocks  = 12</w:t>
+        <w:br/>
+        <w:t xml:space="preserve">  model.multiheaded_attention_heads = 12</w:t>
+        <w:br/>
+        <w:t xml:space="preserve">  model.embedding_dim           = 768</w:t>
+        <w:br/>
+        <w:t xml:space="preserve">  model.mcmc_num_steps          = 4         # PATH 2: enables stage-conditioned time_embed</w:t>
+        <w:br/>
+        <w:t xml:space="preserve">  model.mcmc_step_size          = 0.5</w:t>
+        <w:br/>
+        <w:t xml:space="preserve">  model.mcmc_step_size_learnable = true</w:t>
+        <w:br/>
+        <w:t xml:space="preserve">  model.mcmc_step_size_lr_multiplier = 1.5</w:t>
+        <w:br/>
+        <w:t xml:space="preserve">  model.langevin_dynamics_noise = 3.0</w:t>
+        <w:br/>
+        <w:t xml:space="preserve">  model.randomize_mcmc_num_steps = 3</w:t>
+        <w:br/>
+        <w:t xml:space="preserve">  model.randomize_mcmc_num_steps_min = 2</w:t>
+        <w:br/>
+        <w:t xml:space="preserve">  model.no_mcmc_detach          = true      # PATH 2 RESTORATION: Hessian flows across sweeps</w:t>
+        <w:br/>
+        <w:t xml:space="preserve">  model.mcmc_replay_buffer      = true      # PATH 2 RESTORATION</w:t>
+        <w:br/>
+        <w:t xml:space="preserve">  model.norm_pred               = true</w:t>
+        <w:br/>
+        <w:t xml:space="preserve">  model.scale_alpha_with_energy = true</w:t>
+        <w:br/>
+        <w:t xml:space="preserve">  optim.learning_rate           = 6e-4</w:t>
+        <w:br/>
+        <w:t xml:space="preserve">  optim.warmup_steps            = 2000</w:t>
+        <w:br/>
+        <w:t xml:space="preserve">  optim.warmdown_ratio          = 0.5</w:t>
+        <w:br/>
+        <w:t xml:space="preserve">  train.device_batch_size       = 4</w:t>
+        <w:br/>
+        <w:t xml:space="preserve">  train.gradient_accumulation_steps = 32</w:t>
+        <w:br/>
+        <w:t xml:space="preserve">  train.precision               = bf16</w:t>
+        <w:br/>
+        <w:t xml:space="preserve">  train.compile_model           = false</w:t>
+        <w:br/>
+        <w:t xml:space="preserve">  train.eval_mcmc_depths        = [1, 2, 4]   # Now meaningful (proper time_embed stages)</w:t>
+        <w:br/>
+        <w:t xml:space="preserve">  train.core_eval_interval      = 1000</w:t>
+        <w:br/>
+        <w:t xml:space="preserve">  train.humaneval_interval      = 2000</w:t>
+        <w:br/>
+        <w:t xml:space="preserve">  train.loss_patience_steps     = 1500</w:t>
+        <w:br/>
+        <w:t xml:space="preserve">  train.target_tokens           = 50000000000  # effectively no hard cap</w:t>
+        <w:br/>
+        <w:t xml:space="preserve">  train.minimum_tokens_before_stop = 1000000000</w:t>
+        <w:br/>
+        <w:br/>
+        <w:t>-&gt; 524,288 tokens / optimizer step on 8 GPUs.</w:t>
+        <w:br/>
       </w:r>
     </w:p>
     <w:p>
       <w:pPr>
-        <w:pStyle w:val="ListBullet"/>
-      </w:pPr>
-      <w:r>
-        <w:t>Does scale_alpha_with_energy cause training instability at higher MCMC depths or larger learning rates? Worth ablating once we have a stable baseline.</w:t>
-      </w:r>
-    </w:p>
-    <w:p>
-      <w:pPr>
-        <w:pStyle w:val="ListBullet"/>
-      </w:pPr>
-      <w:r>
-        <w:t>Does the EBT's self-verification mode beat plain temperature sampling on HumanEval at our scale? If yes, by how much, and does the gap grow with training (paper claim: yes).</w:t>
-      </w:r>
-    </w:p>
-    <w:p>
-      <w:pPr>
-        <w:pStyle w:val="ListBullet"/>
-      </w:pPr>
-      <w:r>
-        <w:t>Should we use EBT's ebt_advanced_inference() for the FINAL HumanEval evaluation? It supports proper Best-of-N with shared prefill, which is more efficient than our current per-sample regeneration.</w:t>
-      </w:r>
-    </w:p>
-    <w:p>
-      <w:pPr>
-        <w:pStyle w:val="ListBullet"/>
-      </w:pPr>
-      <w:r>
-        <w:t>Is the LoopLM SFT recipe (math + code + science + chat at 8.3M examples) tractable on a 1B base model? Would be a useful comparison to nanochat's mixture, but cost is roughly 2x.</w:t>
-      </w:r>
-    </w:p>
-    <w:p>
-      <w:pPr>
-        <w:pStyle w:val="ListBullet"/>
-      </w:pPr>
-      <w:r>
-        <w:t>RL stage: LoopLM tried DAPO/GRPO and got no gains after SFT. For EBT, the variable inference compute makes vLLM rollouts non-trivial. Maybe try the EBT self-verifier as a process reward model for an offline RL run.</w:t>
-      </w:r>
-    </w:p>
-    <w:p>
-      <w:pPr>
-        <w:pStyle w:val="Heading1"/>
+        <w:pStyle w:val="Heading2"/>
       </w:pPr>
       <w:r>
         <w:rPr>
           <w:color w:val="1F2A44"/>
         </w:rPr>
-        <w:t>References</w:t>
+        <w:t>11.6 Open questions Run 4 should answer</w:t>
+      </w:r>
+    </w:p>
+    <w:p>
+      <w:pPr>
+        <w:pStyle w:val="ListBullet"/>
+      </w:pPr>
+      <w:r>
+        <w:t>Does energy_gap GROW with training when no_mcmc_detach=True? (Section 10 prediction: yes; Run 3 found it shrinks without this knob.)</w:t>
+      </w:r>
+    </w:p>
+    <w:p>
+      <w:pPr>
+        <w:pStyle w:val="ListBullet"/>
+      </w:pPr>
+      <w:r>
+        <w:t>Does alpha actually learn when Hessian flows across MCMC sweeps?</w:t>
+      </w:r>
+    </w:p>
+    <w:p>
+      <w:pPr>
+        <w:pStyle w:val="ListBullet"/>
+      </w:pPr>
+      <w:r>
+        <w:t>Does core_metric_at_4 reliably &gt; core_metric_at_1 across training, demonstrating thinking-scaling?</w:t>
+      </w:r>
+    </w:p>
+    <w:p>
+      <w:pPr>
+        <w:pStyle w:val="ListBullet"/>
+      </w:pPr>
+      <w:r>
+        <w:t>How does the energy-gap trajectory change relative to the paper's Figure 6b at our 40x larger scale?</w:t>
+      </w:r>
+    </w:p>
+    <w:p>
+      <w:pPr>
+        <w:pStyle w:val="ListBullet"/>
+      </w:pPr>
+      <w:r>
+        <w:t>Does the 127M EBT eventually cross CORE=0.257 (GPT-2-small reference)?</w:t>
+      </w:r>
+    </w:p>
+    <w:p>
+      <w:pPr>
+        <w:pStyle w:val="Heading1"/>
+      </w:pPr>
+      <w:r>
+        <w:rPr>
+          <w:color w:val="1F2A44"/>
+        </w:rPr>
+        <w:t>12. Future Work</w:t>
+      </w:r>
+    </w:p>
+    <w:p>
+      <w:pPr>
+        <w:pStyle w:val="ListBullet"/>
+      </w:pPr>
+      <w:r>
+        <w:t>FlashAttention surgery on EBT/model/ar_ebt_time_embed.py to use torch.nn.functional.scaled_dot_product_attention with the FA backend. Would reduce attention memory ~10x and unlock 350M-1B at seq=2048 with the full S2 recipe.</w:t>
+      </w:r>
+    </w:p>
+    <w:p>
+      <w:pPr>
+        <w:pStyle w:val="ListBullet"/>
+      </w:pPr>
+      <w:r>
+        <w:t>Vanilla Transformer++ baseline at 127M trained on the same ClimbMix data for direct EBT-vs-Transformer comparison on CORE, HumanEval, MBPP.</w:t>
+      </w:r>
+    </w:p>
+    <w:p>
+      <w:pPr>
+        <w:pStyle w:val="ListBullet"/>
+      </w:pPr>
+      <w:r>
+        <w:t>Post-training: run conversational + code SFT on Run 4 checkpoint once it reaches CORE &gt;= 0.10-0.15. SFT mixture and trainer already implemented (scripts/train_sft.py).</w:t>
+      </w:r>
+    </w:p>
+    <w:p>
+      <w:pPr>
+        <w:pStyle w:val="ListBullet"/>
+      </w:pPr>
+      <w:r>
+        <w:t>Multi-depth CORE eval at LARGER depths (5-8) once mcmc_num_steps=4 is the training default - the paper's Tables 12-13 show looped models often peak around depth = trained_depth + 1.</w:t>
+      </w:r>
+    </w:p>
+    <w:p>
+      <w:pPr>
+        <w:pStyle w:val="ListBullet"/>
+      </w:pPr>
+      <w:r>
+        <w:t>Coding-specific evaluation harness: pass@k with k &gt; 1 on full 164 HumanEval problems; MBPP+; possibly a small custom MBPP subset for finer-grained CORE-style centered scores.</w:t>
+      </w:r>
+    </w:p>
+    <w:p>
+      <w:pPr>
+        <w:pStyle w:val="Heading1"/>
+      </w:pPr>
+      <w:r>
+        <w:rPr>
+          <w:color w:val="1F2A44"/>
+        </w:rPr>
+        <w:t>13. References</w:t>
       </w:r>
     </w:p>
     <w:p>
@@ -4048,6 +6792,22 @@
       </w:pPr>
       <w:r>
         <w:t>Li, Bansal, Crain et al. "DataComp-LM (DCLM)." arXiv:2406.11794 (CORE benchmark)</w:t>
+      </w:r>
+    </w:p>
+    <w:p>
+      <w:pPr>
+        <w:pStyle w:val="ListBullet"/>
+      </w:pPr>
+      <w:r>
+        <w:t>Our repo: github.com/pkrajput/EBM_training</w:t>
+      </w:r>
+    </w:p>
+    <w:p>
+      <w:pPr>
+        <w:pStyle w:val="ListBullet"/>
+      </w:pPr>
+      <w:r>
+        <w:t>Live W&amp;B run: wandb.ai/pkrajput/energy-coding-pretrain-small</w:t>
       </w:r>
     </w:p>
     <w:sectPr>

--- a/analysis/EBT_Project_Details.docx
+++ b/analysis/EBT_Project_Details.docx
@@ -7891,6 +7891,1719 @@
       </w:pPr>
       <w:r>
         <w:t>Live W&amp;B run: wandb.ai/pkrajput/energy-coding-pretrain-small</w:t>
+      </w:r>
+    </w:p>
+    <w:p>
+      <w:r>
+        <w:br w:type="page"/>
+      </w:r>
+    </w:p>
+    <w:p>
+      <w:pPr>
+        <w:pStyle w:val="Heading1"/>
+      </w:pPr>
+      <w:r>
+        <w:rPr>
+          <w:color w:val="1F2A44"/>
+        </w:rPr>
+        <w:t>14. Run 5 (Approved by Advisor): 1.05B EBT with Code-Heavy SFT on $2.5K Budget</w:t>
+      </w:r>
+    </w:p>
+    <w:p>
+      <w:r>
+        <w:rPr>
+          <w:b w:val="0"/>
+        </w:rPr>
+        <w:t>After discussing the Run 3 / Run 4 results with the advisor, the project goal was sharpened: deliver a 1B+ EBT that achieves at least 5-10% on MBPP (HumanEval target dropped; achievable in this regime only with much larger pretraining budgets). Section 14 documents the budget analysis, model sizing decision, configuration, and tracking plan for the chosen approach. This supersedes the Path 2 plan in Section 11; Path 2 (full S2 recipe + FlashAttention) is now deferred to a future Phase C.</w:t>
+      </w:r>
+    </w:p>
+    <w:p>
+      <w:pPr>
+        <w:pStyle w:val="Heading2"/>
+      </w:pPr>
+      <w:r>
+        <w:rPr>
+          <w:color w:val="1F2A44"/>
+        </w:rPr>
+        <w:t>14.1 Budget Decision</w:t>
+      </w:r>
+    </w:p>
+    <w:p>
+      <w:r>
+        <w:rPr>
+          <w:b w:val="0"/>
+        </w:rPr>
+        <w:t>Hard cap: $2,500 total. Realistic allocation:</w:t>
+      </w:r>
+    </w:p>
+    <w:tbl>
+      <w:tblPr>
+        <w:tblStyle w:val="LightGrid-Accent1"/>
+        <w:tblW w:type="auto" w:w="0"/>
+        <w:tblLook w:firstColumn="1" w:firstRow="1" w:lastColumn="0" w:lastRow="0" w:noHBand="0" w:noVBand="1" w:val="04A0"/>
+      </w:tblPr>
+      <w:tblGrid>
+        <w:gridCol w:w="2493"/>
+        <w:gridCol w:w="2493"/>
+        <w:gridCol w:w="2493"/>
+        <w:gridCol w:w="2493"/>
+      </w:tblGrid>
+      <w:tr>
+        <w:tc>
+          <w:tcPr>
+            <w:tcW w:type="dxa" w:w="1417"/>
+          </w:tcPr>
+          <w:p>
+            <w:r/>
+            <w:r>
+              <w:rPr>
+                <w:b/>
+              </w:rPr>
+              <w:t>Phase</w:t>
+            </w:r>
+          </w:p>
+        </w:tc>
+        <w:tc>
+          <w:tcPr>
+            <w:tcW w:type="dxa" w:w="4252"/>
+          </w:tcPr>
+          <w:p>
+            <w:r/>
+            <w:r>
+              <w:rPr>
+                <w:b/>
+              </w:rPr>
+              <w:t>What</w:t>
+            </w:r>
+          </w:p>
+        </w:tc>
+        <w:tc>
+          <w:tcPr>
+            <w:tcW w:type="dxa" w:w="1701"/>
+          </w:tcPr>
+          <w:p>
+            <w:r/>
+            <w:r>
+              <w:rPr>
+                <w:b/>
+              </w:rPr>
+              <w:t>Hours @ $20/hr</w:t>
+            </w:r>
+          </w:p>
+        </w:tc>
+        <w:tc>
+          <w:tcPr>
+            <w:tcW w:type="dxa" w:w="1701"/>
+          </w:tcPr>
+          <w:p>
+            <w:r/>
+            <w:r>
+              <w:rPr>
+                <w:b/>
+              </w:rPr>
+              <w:t>Cost</w:t>
+            </w:r>
+          </w:p>
+        </w:tc>
+      </w:tr>
+      <w:tr>
+        <w:tc>
+          <w:tcPr>
+            <w:tcW w:type="dxa" w:w="1417"/>
+          </w:tcPr>
+          <w:p>
+            <w:r>
+              <w:rPr>
+                <w:sz w:val="20"/>
+              </w:rPr>
+              <w:t>A. Pretrain</w:t>
+            </w:r>
+          </w:p>
+        </w:tc>
+        <w:tc>
+          <w:tcPr>
+            <w:tcW w:type="dxa" w:w="4252"/>
+          </w:tcPr>
+          <w:p>
+            <w:r>
+              <w:rPr>
+                <w:sz w:val="20"/>
+              </w:rPr>
+              <w:t>1.05B EBT on ClimbMix to ~6B tokens</w:t>
+            </w:r>
+          </w:p>
+        </w:tc>
+        <w:tc>
+          <w:tcPr>
+            <w:tcW w:type="dxa" w:w="1701"/>
+          </w:tcPr>
+          <w:p>
+            <w:r>
+              <w:rPr>
+                <w:sz w:val="20"/>
+              </w:rPr>
+              <w:t>~85-95</w:t>
+            </w:r>
+          </w:p>
+        </w:tc>
+        <w:tc>
+          <w:tcPr>
+            <w:tcW w:type="dxa" w:w="1701"/>
+          </w:tcPr>
+          <w:p>
+            <w:r>
+              <w:rPr>
+                <w:sz w:val="20"/>
+              </w:rPr>
+              <w:t>~$1,700-1,900</w:t>
+            </w:r>
+          </w:p>
+        </w:tc>
+      </w:tr>
+      <w:tr>
+        <w:tc>
+          <w:tcPr>
+            <w:tcW w:type="dxa" w:w="1417"/>
+          </w:tcPr>
+          <w:p>
+            <w:r>
+              <w:rPr>
+                <w:sz w:val="20"/>
+              </w:rPr>
+              <w:t>B. SFT</w:t>
+            </w:r>
+          </w:p>
+        </w:tc>
+        <w:tc>
+          <w:tcPr>
+            <w:tcW w:type="dxa" w:w="4252"/>
+          </w:tcPr>
+          <w:p>
+            <w:r>
+              <w:rPr>
+                <w:sz w:val="20"/>
+              </w:rPr>
+              <w:t>Code-heavy mixture, 4000 max_steps</w:t>
+            </w:r>
+          </w:p>
+        </w:tc>
+        <w:tc>
+          <w:tcPr>
+            <w:tcW w:type="dxa" w:w="1701"/>
+          </w:tcPr>
+          <w:p>
+            <w:r>
+              <w:rPr>
+                <w:sz w:val="20"/>
+              </w:rPr>
+              <w:t>~17</w:t>
+            </w:r>
+          </w:p>
+        </w:tc>
+        <w:tc>
+          <w:tcPr>
+            <w:tcW w:type="dxa" w:w="1701"/>
+          </w:tcPr>
+          <w:p>
+            <w:r>
+              <w:rPr>
+                <w:sz w:val="20"/>
+              </w:rPr>
+              <w:t>~$340</w:t>
+            </w:r>
+          </w:p>
+        </w:tc>
+      </w:tr>
+      <w:tr>
+        <w:tc>
+          <w:tcPr>
+            <w:tcW w:type="dxa" w:w="1417"/>
+          </w:tcPr>
+          <w:p>
+            <w:r>
+              <w:rPr>
+                <w:sz w:val="20"/>
+              </w:rPr>
+              <w:t>Buffer</w:t>
+            </w:r>
+          </w:p>
+        </w:tc>
+        <w:tc>
+          <w:tcPr>
+            <w:tcW w:type="dxa" w:w="4252"/>
+          </w:tcPr>
+          <w:p>
+            <w:r>
+              <w:rPr>
+                <w:sz w:val="20"/>
+              </w:rPr>
+              <w:t>Setup + eval overhead + restart contingency</w:t>
+            </w:r>
+          </w:p>
+        </w:tc>
+        <w:tc>
+          <w:tcPr>
+            <w:tcW w:type="dxa" w:w="1701"/>
+          </w:tcPr>
+          <w:p>
+            <w:r>
+              <w:rPr>
+                <w:sz w:val="20"/>
+              </w:rPr>
+            </w:r>
+          </w:p>
+        </w:tc>
+        <w:tc>
+          <w:tcPr>
+            <w:tcW w:type="dxa" w:w="1701"/>
+          </w:tcPr>
+          <w:p>
+            <w:r>
+              <w:rPr>
+                <w:sz w:val="20"/>
+              </w:rPr>
+              <w:t>~$300-400</w:t>
+            </w:r>
+          </w:p>
+        </w:tc>
+      </w:tr>
+      <w:tr>
+        <w:tc>
+          <w:tcPr>
+            <w:tcW w:type="dxa" w:w="1417"/>
+          </w:tcPr>
+          <w:p>
+            <w:r>
+              <w:rPr>
+                <w:sz w:val="20"/>
+              </w:rPr>
+              <w:t>Total</w:t>
+            </w:r>
+          </w:p>
+        </w:tc>
+        <w:tc>
+          <w:tcPr>
+            <w:tcW w:type="dxa" w:w="4252"/>
+          </w:tcPr>
+          <w:p>
+            <w:r>
+              <w:rPr>
+                <w:sz w:val="20"/>
+              </w:rPr>
+            </w:r>
+          </w:p>
+        </w:tc>
+        <w:tc>
+          <w:tcPr>
+            <w:tcW w:type="dxa" w:w="1701"/>
+          </w:tcPr>
+          <w:p>
+            <w:r>
+              <w:rPr>
+                <w:sz w:val="20"/>
+              </w:rPr>
+            </w:r>
+          </w:p>
+        </w:tc>
+        <w:tc>
+          <w:tcPr>
+            <w:tcW w:type="dxa" w:w="1701"/>
+          </w:tcPr>
+          <w:p>
+            <w:r>
+              <w:rPr>
+                <w:sz w:val="20"/>
+              </w:rPr>
+              <w:t>~$2,300-2,500</w:t>
+            </w:r>
+          </w:p>
+        </w:tc>
+      </w:tr>
+    </w:tbl>
+    <w:p>
+      <w:pPr>
+        <w:pStyle w:val="Heading2"/>
+      </w:pPr>
+      <w:r>
+        <w:rPr>
+          <w:color w:val="1F2A44"/>
+        </w:rPr>
+        <w:t>14.2 Why 1.05B and not 1.3B</w:t>
+      </w:r>
+    </w:p>
+    <w:p>
+      <w:r>
+        <w:rPr>
+          <w:b w:val="0"/>
+        </w:rPr>
+        <w:t>The advisor preferred 1.3B; we negotiated down to 1.05B based on the token-budget math. At our estimated 12-16K tok/s on 4 x B200, a 1.3B model trained on the same $1700 pretraining budget would only see ~3B tokens (too undertrained for any meaningful code performance). The 1.05B option (20L x 16H x 2048E) fits ~5-6B tokens in the same budget, which gives a realistic shot at 10% MBPP post-SFT. The model architecture is still in the "GPT-Neo 1.3B / Pythia 1.4B family" - same head dim, same embedding width, fewer layers.</w:t>
+      </w:r>
+    </w:p>
+    <w:tbl>
+      <w:tblPr>
+        <w:tblStyle w:val="LightGrid-Accent1"/>
+        <w:tblW w:type="auto" w:w="0"/>
+        <w:tblLook w:firstColumn="1" w:firstRow="1" w:lastColumn="0" w:lastRow="0" w:noHBand="0" w:noVBand="1" w:val="04A0"/>
+      </w:tblPr>
+      <w:tblGrid>
+        <w:gridCol w:w="2493"/>
+        <w:gridCol w:w="2493"/>
+        <w:gridCol w:w="2493"/>
+        <w:gridCol w:w="2493"/>
+      </w:tblGrid>
+      <w:tr>
+        <w:tc>
+          <w:tcPr>
+            <w:tcW w:type="dxa" w:w="2551"/>
+          </w:tcPr>
+          <w:p>
+            <w:r/>
+            <w:r>
+              <w:rPr>
+                <w:b/>
+              </w:rPr>
+              <w:t>Param target</w:t>
+            </w:r>
+          </w:p>
+        </w:tc>
+        <w:tc>
+          <w:tcPr>
+            <w:tcW w:type="dxa" w:w="1701"/>
+          </w:tcPr>
+          <w:p>
+            <w:r/>
+            <w:r>
+              <w:rPr>
+                <w:b/>
+              </w:rPr>
+              <w:t>Tokens at $1.7K</w:t>
+            </w:r>
+          </w:p>
+        </w:tc>
+        <w:tc>
+          <w:tcPr>
+            <w:tcW w:type="dxa" w:w="2268"/>
+          </w:tcPr>
+          <w:p>
+            <w:r/>
+            <w:r>
+              <w:rPr>
+                <w:b/>
+              </w:rPr>
+              <w:t>MBPP pretrained</w:t>
+            </w:r>
+          </w:p>
+        </w:tc>
+        <w:tc>
+          <w:tcPr>
+            <w:tcW w:type="dxa" w:w="2551"/>
+          </w:tcPr>
+          <w:p>
+            <w:r/>
+            <w:r>
+              <w:rPr>
+                <w:b/>
+              </w:rPr>
+              <w:t>MBPP post-code-SFT</w:t>
+            </w:r>
+          </w:p>
+        </w:tc>
+      </w:tr>
+      <w:tr>
+        <w:tc>
+          <w:tcPr>
+            <w:tcW w:type="dxa" w:w="2551"/>
+          </w:tcPr>
+          <w:p>
+            <w:r>
+              <w:rPr>
+                <w:sz w:val="20"/>
+              </w:rPr>
+              <w:t>800M</w:t>
+            </w:r>
+          </w:p>
+        </w:tc>
+        <w:tc>
+          <w:tcPr>
+            <w:tcW w:type="dxa" w:w="1701"/>
+          </w:tcPr>
+          <w:p>
+            <w:r>
+              <w:rPr>
+                <w:sz w:val="20"/>
+              </w:rPr>
+              <w:t>~9B</w:t>
+            </w:r>
+          </w:p>
+        </w:tc>
+        <w:tc>
+          <w:tcPr>
+            <w:tcW w:type="dxa" w:w="2268"/>
+          </w:tcPr>
+          <w:p>
+            <w:r>
+              <w:rPr>
+                <w:sz w:val="20"/>
+              </w:rPr>
+              <w:t>4-7%</w:t>
+            </w:r>
+          </w:p>
+        </w:tc>
+        <w:tc>
+          <w:tcPr>
+            <w:tcW w:type="dxa" w:w="2551"/>
+          </w:tcPr>
+          <w:p>
+            <w:r>
+              <w:rPr>
+                <w:sz w:val="20"/>
+              </w:rPr>
+              <w:t>7-10%</w:t>
+            </w:r>
+          </w:p>
+        </w:tc>
+      </w:tr>
+      <w:tr>
+        <w:tc>
+          <w:tcPr>
+            <w:tcW w:type="dxa" w:w="2551"/>
+          </w:tcPr>
+          <w:p>
+            <w:r>
+              <w:rPr>
+                <w:sz w:val="20"/>
+              </w:rPr>
+              <w:t>1.05B (chosen)</w:t>
+            </w:r>
+          </w:p>
+        </w:tc>
+        <w:tc>
+          <w:tcPr>
+            <w:tcW w:type="dxa" w:w="1701"/>
+          </w:tcPr>
+          <w:p>
+            <w:r>
+              <w:rPr>
+                <w:sz w:val="20"/>
+              </w:rPr>
+              <w:t>~5-6B</w:t>
+            </w:r>
+          </w:p>
+        </w:tc>
+        <w:tc>
+          <w:tcPr>
+            <w:tcW w:type="dxa" w:w="2268"/>
+          </w:tcPr>
+          <w:p>
+            <w:r>
+              <w:rPr>
+                <w:sz w:val="20"/>
+              </w:rPr>
+              <w:t>5-7%</w:t>
+            </w:r>
+          </w:p>
+        </w:tc>
+        <w:tc>
+          <w:tcPr>
+            <w:tcW w:type="dxa" w:w="2551"/>
+          </w:tcPr>
+          <w:p>
+            <w:r>
+              <w:rPr>
+                <w:sz w:val="20"/>
+              </w:rPr>
+              <w:t>7-10% (target zone)</w:t>
+            </w:r>
+          </w:p>
+        </w:tc>
+      </w:tr>
+      <w:tr>
+        <w:tc>
+          <w:tcPr>
+            <w:tcW w:type="dxa" w:w="2551"/>
+          </w:tcPr>
+          <w:p>
+            <w:r>
+              <w:rPr>
+                <w:sz w:val="20"/>
+              </w:rPr>
+              <w:t>1.3B (advisor preference)</w:t>
+            </w:r>
+          </w:p>
+        </w:tc>
+        <w:tc>
+          <w:tcPr>
+            <w:tcW w:type="dxa" w:w="1701"/>
+          </w:tcPr>
+          <w:p>
+            <w:r>
+              <w:rPr>
+                <w:sz w:val="20"/>
+              </w:rPr>
+              <w:t>~3-4B</w:t>
+            </w:r>
+          </w:p>
+        </w:tc>
+        <w:tc>
+          <w:tcPr>
+            <w:tcW w:type="dxa" w:w="2268"/>
+          </w:tcPr>
+          <w:p>
+            <w:r>
+              <w:rPr>
+                <w:sz w:val="20"/>
+              </w:rPr>
+              <w:t>3-5%</w:t>
+            </w:r>
+          </w:p>
+        </w:tc>
+        <w:tc>
+          <w:tcPr>
+            <w:tcW w:type="dxa" w:w="2551"/>
+          </w:tcPr>
+          <w:p>
+            <w:r>
+              <w:rPr>
+                <w:sz w:val="20"/>
+              </w:rPr>
+              <w:t>5-8% (likely undershoot)</w:t>
+            </w:r>
+          </w:p>
+        </w:tc>
+      </w:tr>
+    </w:tbl>
+    <w:p>
+      <w:pPr>
+        <w:pStyle w:val="Heading2"/>
+      </w:pPr>
+      <w:r>
+        <w:rPr>
+          <w:color w:val="1F2A44"/>
+        </w:rPr>
+        <w:t>14.3 Why Relaxed S2 (not Full S2)</w:t>
+      </w:r>
+    </w:p>
+    <w:p>
+      <w:r>
+        <w:rPr>
+          <w:b w:val="0"/>
+        </w:rPr>
+        <w:t>Section 10 already documented why the relaxed S2 recipe limits the energy-descent story. We accept this trade-off for Run 5 because:</w:t>
+      </w:r>
+    </w:p>
+    <w:p>
+      <w:pPr>
+        <w:pStyle w:val="ListBullet"/>
+      </w:pPr>
+      <w:r>
+        <w:rPr>
+          <w:b/>
+        </w:rPr>
+        <w:t>Memory math:</w:t>
+      </w:r>
+      <w:r>
+        <w:t xml:space="preserve"> Full S2 recipe at 1.05B (no_mcmc_detach=True, 4 sweeps stored) requires ~250 GB per GPU at seq=1024 bs=2, OOMing on B200 (178 GB).</w:t>
+      </w:r>
+    </w:p>
+    <w:p>
+      <w:pPr>
+        <w:pStyle w:val="ListBullet"/>
+      </w:pPr>
+      <w:r>
+        <w:rPr>
+          <w:b/>
+        </w:rPr>
+        <w:t>Engineering scope:</w:t>
+      </w:r>
+      <w:r>
+        <w:t xml:space="preserve"> FlashAttention surgery in EBT/model/ar_ebt_time_embed.py is needed to fit full S2 at 1B+; estimated 1-2 days. Out of scope for Run 5's budget.</w:t>
+      </w:r>
+    </w:p>
+    <w:p>
+      <w:pPr>
+        <w:pStyle w:val="ListBullet"/>
+      </w:pPr>
+      <w:r>
+        <w:rPr>
+          <w:b/>
+        </w:rPr>
+        <w:t>Goal prioritization:</w:t>
+      </w:r>
+      <w:r>
+        <w:t xml:space="preserve"> Run 5 prioritizes CODE PERFORMANCE (MBPP target) over THINKING-SCALING DEMONSTRATION (paper claim). Full S2 + FA can come in a follow-up Phase C run once Run 5 validates the base pipeline at scale.</w:t>
+      </w:r>
+    </w:p>
+    <w:p>
+      <w:pPr>
+        <w:pStyle w:val="ListBullet"/>
+      </w:pPr>
+      <w:r>
+        <w:rPr>
+          <w:b/>
+        </w:rPr>
+        <w:t>What we keep:</w:t>
+      </w:r>
+      <w:r>
+        <w:t xml:space="preserve"> mcmc_num_steps=4 (so time_embeddings table is the right size for the multi-depth CORE eval), all other paper-faithful regularizers (random alpha, random num steps, Langevin noise, replay buffer, norm_pred, scale_alpha_with_energy). Only no_mcmc_detach is disabled.</w:t>
+      </w:r>
+    </w:p>
+    <w:p>
+      <w:pPr>
+        <w:pStyle w:val="Heading2"/>
+      </w:pPr>
+      <w:r>
+        <w:rPr>
+          <w:color w:val="1F2A44"/>
+        </w:rPr>
+        <w:t>14.4 New Tracking: MBPP Pass@1</w:t>
+      </w:r>
+    </w:p>
+    <w:p>
+      <w:r>
+        <w:rPr>
+          <w:b w:val="0"/>
+        </w:rPr>
+        <w:t>MBPP is now tracked alongside HumanEval throughout pretraining and SFT. Implementation in src/energy_coding/evaluation.py::evaluate_mbpp:</w:t>
+      </w:r>
+    </w:p>
+    <w:p>
+      <w:pPr>
+        <w:pStyle w:val="ListBullet"/>
+      </w:pPr>
+      <w:r>
+        <w:rPr>
+          <w:b/>
+        </w:rPr>
+        <w:t>Dataset:</w:t>
+      </w:r>
+      <w:r>
+        <w:t xml:space="preserve"> google-research-datasets/mbpp config="sanitized" split="test" (curated 257 problems with cleaner test cases than the raw 974).</w:t>
+      </w:r>
+    </w:p>
+    <w:p>
+      <w:pPr>
+        <w:pStyle w:val="ListBullet"/>
+      </w:pPr>
+      <w:r>
+        <w:rPr>
+          <w:b/>
+        </w:rPr>
+        <w:t>Prompt format:</w:t>
+      </w:r>
+      <w:r>
+        <w:t xml:space="preserve"> Standard MBPP-pack style: problem description + ONE assertion as a hint + "```python\n" opener (nudges the model into code-completion mode rather than free-form prose).</w:t>
+      </w:r>
+    </w:p>
+    <w:p>
+      <w:pPr>
+        <w:pStyle w:val="ListBullet"/>
+      </w:pPr>
+      <w:r>
+        <w:rPr>
+          <w:b/>
+        </w:rPr>
+        <w:t>Execution:</w:t>
+      </w:r>
+      <w:r>
+        <w:t xml:space="preserve"> Same nanochat.execution.execute_code sandbox as HumanEval, 8s timeout. We run the model's extracted code against the full test_list[] for each problem.</w:t>
+      </w:r>
+    </w:p>
+    <w:p>
+      <w:pPr>
+        <w:pStyle w:val="ListBullet"/>
+      </w:pPr>
+      <w:r>
+        <w:rPr>
+          <w:b/>
+        </w:rPr>
+        <w:t>BoN self-verification:</w:t>
+      </w:r>
+      <w:r>
+        <w:t xml:space="preserve"> Optional mbpp_self_verify_samples (default 1). When &gt; 1, generates K candidates and picks the one with lowest mean final-step energy.</w:t>
+      </w:r>
+    </w:p>
+    <w:p>
+      <w:pPr>
+        <w:pStyle w:val="ListBullet"/>
+      </w:pPr>
+      <w:r>
+        <w:rPr>
+          <w:b/>
+        </w:rPr>
+        <w:t>Logged metrics:</w:t>
+      </w:r>
+      <w:r>
+        <w:t xml:space="preserve"> mbpp_pass_at_1, mbpp_pass_at_1_bon, mbpp_pass_at_n, mbpp_passed, mbpp_passed_bon, mbpp_total, mbpp_self_verify_samples.</w:t>
+      </w:r>
+    </w:p>
+    <w:p>
+      <w:pPr>
+        <w:pStyle w:val="ListBullet"/>
+      </w:pPr>
+      <w:r>
+        <w:rPr>
+          <w:b/>
+        </w:rPr>
+        <w:t>Default cadence in Run 5:</w:t>
+      </w:r>
+      <w:r>
+        <w:t xml:space="preserve"> mbpp_interval=2000 (same as humaneval_interval), mbpp_max_problems=32 to keep eval cost ~40 minutes per call.</w:t>
+      </w:r>
+    </w:p>
+    <w:p>
+      <w:pPr>
+        <w:pStyle w:val="Heading2"/>
+      </w:pPr>
+      <w:r>
+        <w:rPr>
+          <w:color w:val="1F2A44"/>
+        </w:rPr>
+        <w:t>14.5 SFT Mixture Re-Weighted Toward Code</w:t>
+      </w:r>
+    </w:p>
+    <w:p>
+      <w:r>
+        <w:rPr>
+          <w:b w:val="0"/>
+        </w:rPr>
+        <w:t>src/energy_coding/data.py default per-source caps changed:</w:t>
+      </w:r>
+    </w:p>
+    <w:tbl>
+      <w:tblPr>
+        <w:tblStyle w:val="LightGrid-Accent1"/>
+        <w:tblW w:type="auto" w:w="0"/>
+        <w:tblLook w:firstColumn="1" w:firstRow="1" w:lastColumn="0" w:lastRow="0" w:noHBand="0" w:noVBand="1" w:val="04A0"/>
+      </w:tblPr>
+      <w:tblGrid>
+        <w:gridCol w:w="2493"/>
+        <w:gridCol w:w="2493"/>
+        <w:gridCol w:w="2493"/>
+        <w:gridCol w:w="2493"/>
+      </w:tblGrid>
+      <w:tr>
+        <w:tc>
+          <w:tcPr>
+            <w:tcW w:type="dxa" w:w="2835"/>
+          </w:tcPr>
+          <w:p>
+            <w:r/>
+            <w:r>
+              <w:rPr>
+                <w:b/>
+              </w:rPr>
+              <w:t>Source</w:t>
+            </w:r>
+          </w:p>
+        </w:tc>
+        <w:tc>
+          <w:tcPr>
+            <w:tcW w:type="dxa" w:w="1417"/>
+          </w:tcPr>
+          <w:p>
+            <w:r/>
+            <w:r>
+              <w:rPr>
+                <w:b/>
+              </w:rPr>
+              <w:t>Old cap</w:t>
+            </w:r>
+          </w:p>
+        </w:tc>
+        <w:tc>
+          <w:tcPr>
+            <w:tcW w:type="dxa" w:w="1417"/>
+          </w:tcPr>
+          <w:p>
+            <w:r/>
+            <w:r>
+              <w:rPr>
+                <w:b/>
+              </w:rPr>
+              <w:t>New cap</w:t>
+            </w:r>
+          </w:p>
+        </w:tc>
+        <w:tc>
+          <w:tcPr>
+            <w:tcW w:type="dxa" w:w="3402"/>
+          </w:tcPr>
+          <w:p>
+            <w:r/>
+            <w:r>
+              <w:rPr>
+                <w:b/>
+              </w:rPr>
+              <w:t>Reason</w:t>
+            </w:r>
+          </w:p>
+        </w:tc>
+      </w:tr>
+      <w:tr>
+        <w:tc>
+          <w:tcPr>
+            <w:tcW w:type="dxa" w:w="2835"/>
+          </w:tcPr>
+          <w:p>
+            <w:r>
+              <w:rPr>
+                <w:sz w:val="20"/>
+              </w:rPr>
+              <w:t>HuggingFaceTB/smoltalk</w:t>
+            </w:r>
+          </w:p>
+        </w:tc>
+        <w:tc>
+          <w:tcPr>
+            <w:tcW w:type="dxa" w:w="1417"/>
+          </w:tcPr>
+          <w:p>
+            <w:r>
+              <w:rPr>
+                <w:sz w:val="20"/>
+              </w:rPr>
+              <w:t>460,000</w:t>
+            </w:r>
+          </w:p>
+        </w:tc>
+        <w:tc>
+          <w:tcPr>
+            <w:tcW w:type="dxa" w:w="1417"/>
+          </w:tcPr>
+          <w:p>
+            <w:r>
+              <w:rPr>
+                <w:sz w:val="20"/>
+              </w:rPr>
+              <w:t>250,000</w:t>
+            </w:r>
+          </w:p>
+        </w:tc>
+        <w:tc>
+          <w:tcPr>
+            <w:tcW w:type="dxa" w:w="3402"/>
+          </w:tcPr>
+          <w:p>
+            <w:r>
+              <w:rPr>
+                <w:sz w:val="20"/>
+              </w:rPr>
+              <w:t>Reduce general chat dominance</w:t>
+            </w:r>
+          </w:p>
+        </w:tc>
+      </w:tr>
+      <w:tr>
+        <w:tc>
+          <w:tcPr>
+            <w:tcW w:type="dxa" w:w="2835"/>
+          </w:tcPr>
+          <w:p>
+            <w:r>
+              <w:rPr>
+                <w:sz w:val="20"/>
+              </w:rPr>
+              <w:t>cais/mmlu (auxiliary)</w:t>
+            </w:r>
+          </w:p>
+        </w:tc>
+        <w:tc>
+          <w:tcPr>
+            <w:tcW w:type="dxa" w:w="1417"/>
+          </w:tcPr>
+          <w:p>
+            <w:r>
+              <w:rPr>
+                <w:sz w:val="20"/>
+              </w:rPr>
+              <w:t>100,000</w:t>
+            </w:r>
+          </w:p>
+        </w:tc>
+        <w:tc>
+          <w:tcPr>
+            <w:tcW w:type="dxa" w:w="1417"/>
+          </w:tcPr>
+          <w:p>
+            <w:r>
+              <w:rPr>
+                <w:sz w:val="20"/>
+              </w:rPr>
+              <w:t>60,000</w:t>
+            </w:r>
+          </w:p>
+        </w:tc>
+        <w:tc>
+          <w:tcPr>
+            <w:tcW w:type="dxa" w:w="3402"/>
+          </w:tcPr>
+          <w:p>
+            <w:r>
+              <w:rPr>
+                <w:sz w:val="20"/>
+              </w:rPr>
+              <w:t>Reduce MC weighting</w:t>
+            </w:r>
+          </w:p>
+        </w:tc>
+      </w:tr>
+      <w:tr>
+        <w:tc>
+          <w:tcPr>
+            <w:tcW w:type="dxa" w:w="2835"/>
+          </w:tcPr>
+          <w:p>
+            <w:r>
+              <w:rPr>
+                <w:sz w:val="20"/>
+              </w:rPr>
+              <w:t>openai/gsm8k</w:t>
+            </w:r>
+          </w:p>
+        </w:tc>
+        <w:tc>
+          <w:tcPr>
+            <w:tcW w:type="dxa" w:w="1417"/>
+          </w:tcPr>
+          <w:p>
+            <w:r>
+              <w:rPr>
+                <w:sz w:val="20"/>
+              </w:rPr>
+              <w:t>8,000</w:t>
+            </w:r>
+          </w:p>
+        </w:tc>
+        <w:tc>
+          <w:tcPr>
+            <w:tcW w:type="dxa" w:w="1417"/>
+          </w:tcPr>
+          <w:p>
+            <w:r>
+              <w:rPr>
+                <w:sz w:val="20"/>
+              </w:rPr>
+              <w:t>8,000</w:t>
+            </w:r>
+          </w:p>
+        </w:tc>
+        <w:tc>
+          <w:tcPr>
+            <w:tcW w:type="dxa" w:w="3402"/>
+          </w:tcPr>
+          <w:p>
+            <w:r>
+              <w:rPr>
+                <w:sz w:val="20"/>
+              </w:rPr>
+              <w:t>unchanged</w:t>
+            </w:r>
+          </w:p>
+        </w:tc>
+      </w:tr>
+      <w:tr>
+        <w:tc>
+          <w:tcPr>
+            <w:tcW w:type="dxa" w:w="2835"/>
+          </w:tcPr>
+          <w:p>
+            <w:r>
+              <w:rPr>
+                <w:sz w:val="20"/>
+              </w:rPr>
+              <w:t>sahil2801/CodeAlpaca-20k</w:t>
+            </w:r>
+          </w:p>
+        </w:tc>
+        <w:tc>
+          <w:tcPr>
+            <w:tcW w:type="dxa" w:w="1417"/>
+          </w:tcPr>
+          <w:p>
+            <w:r>
+              <w:rPr>
+                <w:sz w:val="20"/>
+              </w:rPr>
+              <w:t>20,000</w:t>
+            </w:r>
+          </w:p>
+        </w:tc>
+        <w:tc>
+          <w:tcPr>
+            <w:tcW w:type="dxa" w:w="1417"/>
+          </w:tcPr>
+          <w:p>
+            <w:r>
+              <w:rPr>
+                <w:sz w:val="20"/>
+              </w:rPr>
+              <w:t>20,000</w:t>
+            </w:r>
+          </w:p>
+        </w:tc>
+        <w:tc>
+          <w:tcPr>
+            <w:tcW w:type="dxa" w:w="3402"/>
+          </w:tcPr>
+          <w:p>
+            <w:r>
+              <w:rPr>
+                <w:sz w:val="20"/>
+              </w:rPr>
+              <w:t>unchanged</w:t>
+            </w:r>
+          </w:p>
+        </w:tc>
+      </w:tr>
+      <w:tr>
+        <w:tc>
+          <w:tcPr>
+            <w:tcW w:type="dxa" w:w="2835"/>
+          </w:tcPr>
+          <w:p>
+            <w:r>
+              <w:rPr>
+                <w:sz w:val="20"/>
+              </w:rPr>
+              <w:t>google-research-datasets/mbpp</w:t>
+            </w:r>
+          </w:p>
+        </w:tc>
+        <w:tc>
+          <w:tcPr>
+            <w:tcW w:type="dxa" w:w="1417"/>
+          </w:tcPr>
+          <w:p>
+            <w:r>
+              <w:rPr>
+                <w:sz w:val="20"/>
+              </w:rPr>
+              <w:t>974</w:t>
+            </w:r>
+          </w:p>
+        </w:tc>
+        <w:tc>
+          <w:tcPr>
+            <w:tcW w:type="dxa" w:w="1417"/>
+          </w:tcPr>
+          <w:p>
+            <w:r>
+              <w:rPr>
+                <w:sz w:val="20"/>
+              </w:rPr>
+              <w:t>974</w:t>
+            </w:r>
+          </w:p>
+        </w:tc>
+        <w:tc>
+          <w:tcPr>
+            <w:tcW w:type="dxa" w:w="3402"/>
+          </w:tcPr>
+          <w:p>
+            <w:r>
+              <w:rPr>
+                <w:sz w:val="20"/>
+              </w:rPr>
+              <w:t>unchanged (small dataset)</w:t>
+            </w:r>
+          </w:p>
+        </w:tc>
+      </w:tr>
+      <w:tr>
+        <w:tc>
+          <w:tcPr>
+            <w:tcW w:type="dxa" w:w="2835"/>
+          </w:tcPr>
+          <w:p>
+            <w:r>
+              <w:rPr>
+                <w:sz w:val="20"/>
+              </w:rPr>
+              <w:t>nvidia/OpenCodeReasoning</w:t>
+            </w:r>
+          </w:p>
+        </w:tc>
+        <w:tc>
+          <w:tcPr>
+            <w:tcW w:type="dxa" w:w="1417"/>
+          </w:tcPr>
+          <w:p>
+            <w:r>
+              <w:rPr>
+                <w:sz w:val="20"/>
+              </w:rPr>
+              <w:t>25,000</w:t>
+            </w:r>
+          </w:p>
+        </w:tc>
+        <w:tc>
+          <w:tcPr>
+            <w:tcW w:type="dxa" w:w="1417"/>
+          </w:tcPr>
+          <w:p>
+            <w:r>
+              <w:rPr>
+                <w:sz w:val="20"/>
+              </w:rPr>
+              <w:t>80,000</w:t>
+            </w:r>
+          </w:p>
+        </w:tc>
+        <w:tc>
+          <w:tcPr>
+            <w:tcW w:type="dxa" w:w="3402"/>
+          </w:tcPr>
+          <w:p>
+            <w:r>
+              <w:rPr>
+                <w:sz w:val="20"/>
+              </w:rPr>
+              <w:t>Boost code reasoning signal</w:t>
+            </w:r>
+          </w:p>
+        </w:tc>
+      </w:tr>
+    </w:tbl>
+    <w:p>
+      <w:r>
+        <w:rPr>
+          <w:b w:val="0"/>
+        </w:rPr>
+        <w:t>Resulting mix: ~420K examples total, ~35-40% code-related (CodeAlpaca + MBPP + OpenCodeReasoning). MBPP train_examples will be seen ~5-6x per epoch during SFT, which is intentional - we want the model to learn the MBPP-style problem-solution format the eval uses.</w:t>
+      </w:r>
+    </w:p>
+    <w:p>
+      <w:pPr>
+        <w:pStyle w:val="Heading2"/>
+      </w:pPr>
+      <w:r>
+        <w:rPr>
+          <w:color w:val="1F2A44"/>
+        </w:rPr>
+        <w:t>14.6 Hardware Configuration</w:t>
+      </w:r>
+    </w:p>
+    <w:p>
+      <w:r>
+        <w:rPr>
+          <w:b w:val="0"/>
+        </w:rPr>
+        <w:t>Target: 4x NVIDIA B200 SXM (178 GB HBM3e each) at ~$20/hr.</w:t>
+      </w:r>
+    </w:p>
+    <w:p>
+      <w:pPr>
+        <w:spacing w:after="120"/>
+        <w:ind w:left="283"/>
+        <w:shd w:val="clear" w:color="auto" w:fill="F2F2F2"/>
+      </w:pPr>
+      <w:r>
+        <w:rPr>
+          <w:rFonts w:ascii="Menlo" w:hAnsi="Menlo"/>
+          <w:sz w:val="19"/>
+        </w:rPr>
+        <w:t>configs/ebt_1b_climbmix_4xb200.json:</w:t>
+        <w:br/>
+        <w:t xml:space="preserve">  data.sequence_length              = 1024</w:t>
+        <w:br/>
+        <w:t xml:space="preserve">  model.num_transformer_blocks      = 20</w:t>
+        <w:br/>
+        <w:t xml:space="preserve">  model.multiheaded_attention_heads = 16</w:t>
+        <w:br/>
+        <w:t xml:space="preserve">  model.embedding_dim               = 2048</w:t>
+        <w:br/>
+        <w:t xml:space="preserve">  model.mcmc_num_steps              = 4       # supports clean depth-scaling eval</w:t>
+        <w:br/>
+        <w:t xml:space="preserve">  model.no_mcmc_detach              = false   # memory budget</w:t>
+        <w:br/>
+        <w:t xml:space="preserve">  model.mcmc_replay_buffer          = true</w:t>
+        <w:br/>
+        <w:t xml:space="preserve">  model.mcmc_step_size_learnable    = true</w:t>
+        <w:br/>
+        <w:t xml:space="preserve">  optim.learning_rate               = 3e-4</w:t>
+        <w:br/>
+        <w:t xml:space="preserve">  optim.warmup_steps                = 1500</w:t>
+        <w:br/>
+        <w:t xml:space="preserve">  optim.warmdown_ratio              = 0.5</w:t>
+        <w:br/>
+        <w:t xml:space="preserve">  train.device_batch_size           = 4</w:t>
+        <w:br/>
+        <w:t xml:space="preserve">  train.gradient_accumulation_steps = 32</w:t>
+        <w:br/>
+        <w:t xml:space="preserve">  train.precision                   = bf16</w:t>
+        <w:br/>
+        <w:t xml:space="preserve">  train.compile_model               = false</w:t>
+        <w:br/>
+        <w:t xml:space="preserve">  train.target_tokens               = 6,000,000,000</w:t>
+        <w:br/>
+        <w:t xml:space="preserve">  train.minimum_tokens_before_stop  = 4,000,000,000</w:t>
+        <w:br/>
+        <w:t xml:space="preserve">  train.loss_patience_steps         = 2000</w:t>
+        <w:br/>
+        <w:t xml:space="preserve">  train.core_eval_interval          = 1000</w:t>
+        <w:br/>
+        <w:t xml:space="preserve">  train.humaneval_interval          = 2000</w:t>
+        <w:br/>
+        <w:t xml:space="preserve">  train.mbpp_interval               = 2000      # NEW</w:t>
+        <w:br/>
+        <w:t xml:space="preserve">  train.mbpp_max_problems           = 32        # NEW</w:t>
+        <w:br/>
+        <w:t xml:space="preserve">  train.mbpp_max_new_tokens         = 192       # NEW</w:t>
+        <w:br/>
+        <w:br/>
+        <w:t xml:space="preserve">  -&gt; 524,288 tokens / optimizer step (same schedule as small runs)</w:t>
+        <w:br/>
+      </w:r>
+    </w:p>
+    <w:p>
+      <w:r>
+        <w:rPr>
+          <w:b w:val="0"/>
+        </w:rPr>
+        <w:t>Memory analysis at 1.05B + seq=1024 + bs=4 with relaxed S2 on B200 (178 GB):</w:t>
+      </w:r>
+    </w:p>
+    <w:p>
+      <w:pPr>
+        <w:spacing w:after="120"/>
+        <w:ind w:left="283"/>
+        <w:shd w:val="clear" w:color="auto" w:fill="F2F2F2"/>
+      </w:pPr>
+      <w:r>
+        <w:rPr>
+          <w:rFonts w:ascii="Menlo" w:hAnsi="Menlo"/>
+          <w:sz w:val="19"/>
+        </w:rPr>
+        <w:t>per-layer attention activation (bf16):</w:t>
+        <w:br/>
+        <w:t xml:space="preserve">  4 * 16 * 2048^2 * 2 = 0.5 GB</w:t>
+        <w:br/>
+        <w:t xml:space="preserve">  x 20 layers = 10 GB</w:t>
+        <w:br/>
+        <w:t>+ Hessian factor on final sweep (create_graph=True): +10 GB = 20 GB</w:t>
+        <w:br/>
+        <w:t>+ model + optimizer (1.05B * 8 bytes): ~8 GB</w:t>
+        <w:br/>
+        <w:t>+ FFN activations + replay buffer + slack: ~10 GB</w:t>
+        <w:br/>
+        <w:t>= ~48 GB peak per GPU      [comfortable on 178 GB B200]</w:t>
+        <w:br/>
+      </w:r>
+    </w:p>
+    <w:p>
+      <w:pPr>
+        <w:pStyle w:val="Heading2"/>
+      </w:pPr>
+      <w:r>
+        <w:rPr>
+          <w:color w:val="1F2A44"/>
+        </w:rPr>
+        <w:t>14.7 Phased Roadmap</w:t>
+      </w:r>
+    </w:p>
+    <w:tbl>
+      <w:tblPr>
+        <w:tblStyle w:val="LightGrid-Accent1"/>
+        <w:tblW w:type="auto" w:w="0"/>
+        <w:tblLook w:firstColumn="1" w:firstRow="1" w:lastColumn="0" w:lastRow="0" w:noHBand="0" w:noVBand="1" w:val="04A0"/>
+      </w:tblPr>
+      <w:tblGrid>
+        <w:gridCol w:w="2493"/>
+        <w:gridCol w:w="2493"/>
+        <w:gridCol w:w="2493"/>
+        <w:gridCol w:w="2493"/>
+      </w:tblGrid>
+      <w:tr>
+        <w:tc>
+          <w:tcPr>
+            <w:tcW w:type="dxa" w:w="1984"/>
+          </w:tcPr>
+          <w:p>
+            <w:r/>
+            <w:r>
+              <w:rPr>
+                <w:b/>
+              </w:rPr>
+              <w:t>Phase</w:t>
+            </w:r>
+          </w:p>
+        </w:tc>
+        <w:tc>
+          <w:tcPr>
+            <w:tcW w:type="dxa" w:w="1984"/>
+          </w:tcPr>
+          <w:p>
+            <w:r/>
+            <w:r>
+              <w:rPr>
+                <w:b/>
+              </w:rPr>
+              <w:t>Status</w:t>
+            </w:r>
+          </w:p>
+        </w:tc>
+        <w:tc>
+          <w:tcPr>
+            <w:tcW w:type="dxa" w:w="3402"/>
+          </w:tcPr>
+          <w:p>
+            <w:r/>
+            <w:r>
+              <w:rPr>
+                <w:b/>
+              </w:rPr>
+              <w:t>What</w:t>
+            </w:r>
+          </w:p>
+        </w:tc>
+        <w:tc>
+          <w:tcPr>
+            <w:tcW w:type="dxa" w:w="1701"/>
+          </w:tcPr>
+          <w:p>
+            <w:r/>
+            <w:r>
+              <w:rPr>
+                <w:b/>
+              </w:rPr>
+              <w:t>Cost</w:t>
+            </w:r>
+          </w:p>
+        </w:tc>
+      </w:tr>
+      <w:tr>
+        <w:tc>
+          <w:tcPr>
+            <w:tcW w:type="dxa" w:w="1984"/>
+          </w:tcPr>
+          <w:p>
+            <w:r>
+              <w:rPr>
+                <w:sz w:val="20"/>
+              </w:rPr>
+              <w:t>A. Pretrain</w:t>
+            </w:r>
+          </w:p>
+        </w:tc>
+        <w:tc>
+          <w:tcPr>
+            <w:tcW w:type="dxa" w:w="1984"/>
+          </w:tcPr>
+          <w:p>
+            <w:r>
+              <w:rPr>
+                <w:sz w:val="20"/>
+              </w:rPr>
+              <w:t>config ready, awaits new B200 box</w:t>
+            </w:r>
+          </w:p>
+        </w:tc>
+        <w:tc>
+          <w:tcPr>
+            <w:tcW w:type="dxa" w:w="3402"/>
+          </w:tcPr>
+          <w:p>
+            <w:r>
+              <w:rPr>
+                <w:sz w:val="20"/>
+              </w:rPr>
+              <w:t>1.05B on ClimbMix to 6B tokens</w:t>
+            </w:r>
+          </w:p>
+        </w:tc>
+        <w:tc>
+          <w:tcPr>
+            <w:tcW w:type="dxa" w:w="1701"/>
+          </w:tcPr>
+          <w:p>
+            <w:r>
+              <w:rPr>
+                <w:sz w:val="20"/>
+              </w:rPr>
+              <w:t>~$1,800</w:t>
+            </w:r>
+          </w:p>
+        </w:tc>
+      </w:tr>
+      <w:tr>
+        <w:tc>
+          <w:tcPr>
+            <w:tcW w:type="dxa" w:w="1984"/>
+          </w:tcPr>
+          <w:p>
+            <w:r>
+              <w:rPr>
+                <w:sz w:val="20"/>
+              </w:rPr>
+              <w:t>B. Code-heavy SFT</w:t>
+            </w:r>
+          </w:p>
+        </w:tc>
+        <w:tc>
+          <w:tcPr>
+            <w:tcW w:type="dxa" w:w="1984"/>
+          </w:tcPr>
+          <w:p>
+            <w:r>
+              <w:rPr>
+                <w:sz w:val="20"/>
+              </w:rPr>
+              <w:t>config ready</w:t>
+            </w:r>
+          </w:p>
+        </w:tc>
+        <w:tc>
+          <w:tcPr>
+            <w:tcW w:type="dxa" w:w="3402"/>
+          </w:tcPr>
+          <w:p>
+            <w:r>
+              <w:rPr>
+                <w:sz w:val="20"/>
+              </w:rPr>
+              <w:t>SFT on 35-40%-code mixture, 4000 steps</w:t>
+            </w:r>
+          </w:p>
+        </w:tc>
+        <w:tc>
+          <w:tcPr>
+            <w:tcW w:type="dxa" w:w="1701"/>
+          </w:tcPr>
+          <w:p>
+            <w:r>
+              <w:rPr>
+                <w:sz w:val="20"/>
+              </w:rPr>
+              <w:t>~$340</w:t>
+            </w:r>
+          </w:p>
+        </w:tc>
+      </w:tr>
+      <w:tr>
+        <w:tc>
+          <w:tcPr>
+            <w:tcW w:type="dxa" w:w="1984"/>
+          </w:tcPr>
+          <w:p>
+            <w:r>
+              <w:rPr>
+                <w:sz w:val="20"/>
+              </w:rPr>
+              <w:t>B-end eval</w:t>
+            </w:r>
+          </w:p>
+        </w:tc>
+        <w:tc>
+          <w:tcPr>
+            <w:tcW w:type="dxa" w:w="1984"/>
+          </w:tcPr>
+          <w:p>
+            <w:r>
+              <w:rPr>
+                <w:sz w:val="20"/>
+              </w:rPr>
+              <w:t>manual</w:t>
+            </w:r>
+          </w:p>
+        </w:tc>
+        <w:tc>
+          <w:tcPr>
+            <w:tcW w:type="dxa" w:w="3402"/>
+          </w:tcPr>
+          <w:p>
+            <w:r>
+              <w:rPr>
+                <w:sz w:val="20"/>
+              </w:rPr>
+              <w:t>Full HumanEval (164 q) + MBPP (257 q sanitized) at depths [1,2,4,8] via run/evaluate_checkpoint.sh</w:t>
+            </w:r>
+          </w:p>
+        </w:tc>
+        <w:tc>
+          <w:tcPr>
+            <w:tcW w:type="dxa" w:w="1701"/>
+          </w:tcPr>
+          <w:p>
+            <w:r>
+              <w:rPr>
+                <w:sz w:val="20"/>
+              </w:rPr>
+              <w:t>~$50</w:t>
+            </w:r>
+          </w:p>
+        </w:tc>
+      </w:tr>
+      <w:tr>
+        <w:tc>
+          <w:tcPr>
+            <w:tcW w:type="dxa" w:w="1984"/>
+          </w:tcPr>
+          <w:p>
+            <w:r>
+              <w:rPr>
+                <w:sz w:val="20"/>
+              </w:rPr>
+              <w:t>C. Future</w:t>
+            </w:r>
+          </w:p>
+        </w:tc>
+        <w:tc>
+          <w:tcPr>
+            <w:tcW w:type="dxa" w:w="1984"/>
+          </w:tcPr>
+          <w:p>
+            <w:r>
+              <w:rPr>
+                <w:sz w:val="20"/>
+              </w:rPr>
+              <w:t>not in this budget</w:t>
+            </w:r>
+          </w:p>
+        </w:tc>
+        <w:tc>
+          <w:tcPr>
+            <w:tcW w:type="dxa" w:w="3402"/>
+          </w:tcPr>
+          <w:p>
+            <w:r>
+              <w:rPr>
+                <w:sz w:val="20"/>
+              </w:rPr>
+              <w:t>FlashAttention surgery in EBT; retrain with full S2 recipe</w:t>
+            </w:r>
+          </w:p>
+        </w:tc>
+        <w:tc>
+          <w:tcPr>
+            <w:tcW w:type="dxa" w:w="1701"/>
+          </w:tcPr>
+          <w:p>
+            <w:r>
+              <w:rPr>
+                <w:sz w:val="20"/>
+              </w:rPr>
+              <w:t>separate budget</w:t>
+            </w:r>
+          </w:p>
+        </w:tc>
+      </w:tr>
+    </w:tbl>
+    <w:p>
+      <w:pPr>
+        <w:pStyle w:val="Heading2"/>
+      </w:pPr>
+      <w:r>
+        <w:rPr>
+          <w:color w:val="1F2A44"/>
+        </w:rPr>
+        <w:t>14.8 Success Criteria for Run 5</w:t>
+      </w:r>
+    </w:p>
+    <w:p>
+      <w:pPr>
+        <w:pStyle w:val="ListBullet"/>
+      </w:pPr>
+      <w:r>
+        <w:t>MBPP pass@1 &gt;= 10% after SFT (the headline goal)</w:t>
+      </w:r>
+    </w:p>
+    <w:p>
+      <w:pPr>
+        <w:pStyle w:val="ListBullet"/>
+      </w:pPr>
+      <w:r>
+        <w:t>HumanEval pass@1 &gt;= 2% after SFT (bonus, not required)</w:t>
+      </w:r>
+    </w:p>
+    <w:p>
+      <w:pPr>
+        <w:pStyle w:val="ListBullet"/>
+      </w:pPr>
+      <w:r>
+        <w:t>CORE_metric &gt;= 0.10 after pretraining (sanity that the LM is learning)</w:t>
+      </w:r>
+    </w:p>
+    <w:p>
+      <w:pPr>
+        <w:pStyle w:val="ListBullet"/>
+      </w:pPr>
+      <w:r>
+        <w:t>Energy gap stays positive throughout pretraining (sanity that the EBT mechanic is functioning, even if it does not grow like the paper predicts with full S2)</w:t>
+      </w:r>
+    </w:p>
+    <w:p>
+      <w:pPr>
+        <w:pStyle w:val="ListBullet"/>
+      </w:pPr>
+      <w:r>
+        <w:t>Run completes within $2.5K total spend</w:t>
+      </w:r>
+    </w:p>
+    <w:p>
+      <w:pPr>
+        <w:pStyle w:val="Heading2"/>
+      </w:pPr>
+      <w:r>
+        <w:rPr>
+          <w:color w:val="1F2A44"/>
+        </w:rPr>
+        <w:t>14.9 Files Touched in This Round (Commit 4890dc6)</w:t>
+      </w:r>
+    </w:p>
+    <w:p>
+      <w:pPr>
+        <w:pStyle w:val="ListBullet"/>
+      </w:pPr>
+      <w:r>
+        <w:t>configs/ebt_1b_climbmix_4xb200.json - NEW</w:t>
+      </w:r>
+    </w:p>
+    <w:p>
+      <w:pPr>
+        <w:pStyle w:val="ListBullet"/>
+      </w:pPr>
+      <w:r>
+        <w:t>run/train_1b_4xb200.sh - NEW</w:t>
+      </w:r>
+    </w:p>
+    <w:p>
+      <w:pPr>
+        <w:pStyle w:val="ListBullet"/>
+      </w:pPr>
+      <w:r>
+        <w:t>run/train_sft_1b_4xb200.sh - NEW</w:t>
+      </w:r>
+    </w:p>
+    <w:p>
+      <w:pPr>
+        <w:pStyle w:val="ListBullet"/>
+      </w:pPr>
+      <w:r>
+        <w:t>src/energy_coding/evaluation.py - + evaluate_mbpp, _build_mbpp_prompt, _build_mbpp_program; _generate_one now takes max_new_tokens param</w:t>
+      </w:r>
+    </w:p>
+    <w:p>
+      <w:pPr>
+        <w:pStyle w:val="ListBullet"/>
+      </w:pPr>
+      <w:r>
+        <w:t>src/energy_coding/config.py - + mbpp_interval, mbpp_max_problems, mbpp_max_new_tokens, mbpp_self_verify_samples</w:t>
+      </w:r>
+    </w:p>
+    <w:p>
+      <w:pPr>
+        <w:pStyle w:val="ListBullet"/>
+      </w:pPr>
+      <w:r>
+        <w:t>scripts/train_1b.py - + should_mbpp branch, MBPP eval call, W&amp;B log</w:t>
+      </w:r>
+    </w:p>
+    <w:p>
+      <w:pPr>
+        <w:pStyle w:val="ListBullet"/>
+      </w:pPr>
+      <w:r>
+        <w:t>src/energy_coding/data.py - code-heavy SFT mixture defaults</w:t>
       </w:r>
     </w:p>
     <w:sectPr>
